--- a/Day2_TasksWorkbook_completed.docx
+++ b/Day2_TasksWorkbook_completed.docx
@@ -14,42 +14,8 @@
           <w:sz w:val="22"/>
           <w:szCs w:val="22"/>
         </w:rPr>
-        <w:t xml:space="preserve">INSTITUTE </w:t>
+        <w:t>INSTITUTE CO{)ELINE                                                                    by Rihal</w:t>
       </w:r>
-      <w:proofErr w:type="gramStart"/>
-      <w:r>
-        <w:rPr>
-          <w:b/>
-          <w:bCs/>
-          <w:color w:val="1B3A6B"/>
-          <w:sz w:val="22"/>
-          <w:szCs w:val="22"/>
-        </w:rPr>
-        <w:t>CO{</w:t>
-      </w:r>
-      <w:proofErr w:type="gramEnd"/>
-      <w:r>
-        <w:rPr>
-          <w:b/>
-          <w:bCs/>
-          <w:color w:val="1B3A6B"/>
-          <w:sz w:val="22"/>
-          <w:szCs w:val="22"/>
-        </w:rPr>
-        <w:t xml:space="preserve">)ELINE                                                                    by </w:t>
-      </w:r>
-      <w:proofErr w:type="spellStart"/>
-      <w:r>
-        <w:rPr>
-          <w:b/>
-          <w:bCs/>
-          <w:color w:val="1B3A6B"/>
-          <w:sz w:val="22"/>
-          <w:szCs w:val="22"/>
-        </w:rPr>
-        <w:t>Rihal</w:t>
-      </w:r>
-      <w:proofErr w:type="spellEnd"/>
     </w:p>
     <w:tbl>
       <w:tblPr>
@@ -66,7 +32,7 @@
           <w:left w:w="10" w:type="dxa"/>
           <w:right w:w="10" w:type="dxa"/>
         </w:tblCellMar>
-        <w:tblLook w:val="04A0" w:firstRow="1" w:lastRow="0" w:firstColumn="1" w:lastColumn="0" w:noHBand="0" w:noVBand="1"/>
+        <w:tblLook w:val="0000" w:firstRow="0" w:lastRow="0" w:firstColumn="0" w:lastColumn="0" w:noHBand="0" w:noVBand="0"/>
       </w:tblPr>
       <w:tblGrid>
         <w:gridCol w:w="9906"/>
@@ -223,7 +189,7 @@
           <w:left w:w="10" w:type="dxa"/>
           <w:right w:w="10" w:type="dxa"/>
         </w:tblCellMar>
-        <w:tblLook w:val="04A0" w:firstRow="1" w:lastRow="0" w:firstColumn="1" w:lastColumn="0" w:noHBand="0" w:noVBand="1"/>
+        <w:tblLook w:val="0000" w:firstRow="0" w:lastRow="0" w:firstColumn="0" w:lastColumn="0" w:noHBand="0" w:noVBand="0"/>
       </w:tblPr>
       <w:tblGrid>
         <w:gridCol w:w="1500"/>
@@ -338,13 +304,13 @@
               <w:rPr>
                 <w:color w:val="1E3A8A"/>
               </w:rPr>
-              <w:t xml:space="preserve">Almonther Mohammed Ali </w:t>
-            </w:r>
-            <w:r>
-              <w:rPr>
-                <w:color w:val="1E3A8A"/>
-              </w:rPr>
-              <w:t>Alwaili</w:t>
+              <w:t>Almonther Mohammed Al</w:t>
+            </w:r>
+            <w:r>
+              <w:rPr>
+                <w:color w:val="1E3A8A"/>
+              </w:rPr>
+              <w:t>i Alwaili</w:t>
             </w:r>
           </w:p>
         </w:tc>
@@ -567,7 +533,7 @@
           <w:left w:w="10" w:type="dxa"/>
           <w:right w:w="10" w:type="dxa"/>
         </w:tblCellMar>
-        <w:tblLook w:val="04A0" w:firstRow="1" w:lastRow="0" w:firstColumn="1" w:lastColumn="0" w:noHBand="0" w:noVBand="1"/>
+        <w:tblLook w:val="0000" w:firstRow="0" w:lastRow="0" w:firstColumn="0" w:lastColumn="0" w:noHBand="0" w:noVBand="0"/>
       </w:tblPr>
       <w:tblGrid>
         <w:gridCol w:w="1300"/>
@@ -1429,7 +1395,7 @@
           <w:left w:w="10" w:type="dxa"/>
           <w:right w:w="10" w:type="dxa"/>
         </w:tblCellMar>
-        <w:tblLook w:val="04A0" w:firstRow="1" w:lastRow="0" w:firstColumn="1" w:lastColumn="0" w:noHBand="0" w:noVBand="1"/>
+        <w:tblLook w:val="0000" w:firstRow="0" w:lastRow="0" w:firstColumn="0" w:lastColumn="0" w:noHBand="0" w:noVBand="0"/>
       </w:tblPr>
       <w:tblGrid>
         <w:gridCol w:w="9906"/>
@@ -1499,7 +1465,7 @@
           <w:left w:w="10" w:type="dxa"/>
           <w:right w:w="10" w:type="dxa"/>
         </w:tblCellMar>
-        <w:tblLook w:val="04A0" w:firstRow="1" w:lastRow="0" w:firstColumn="1" w:lastColumn="0" w:noHBand="0" w:noVBand="1"/>
+        <w:tblLook w:val="0000" w:firstRow="0" w:lastRow="0" w:firstColumn="0" w:lastColumn="0" w:noHBand="0" w:noVBand="0"/>
       </w:tblPr>
       <w:tblGrid>
         <w:gridCol w:w="7600"/>
@@ -1617,7 +1583,7 @@
           <w:left w:w="10" w:type="dxa"/>
           <w:right w:w="10" w:type="dxa"/>
         </w:tblCellMar>
-        <w:tblLook w:val="04A0" w:firstRow="1" w:lastRow="0" w:firstColumn="1" w:lastColumn="0" w:noHBand="0" w:noVBand="1"/>
+        <w:tblLook w:val="0000" w:firstRow="0" w:lastRow="0" w:firstColumn="0" w:lastColumn="0" w:noHBand="0" w:noVBand="0"/>
       </w:tblPr>
       <w:tblGrid>
         <w:gridCol w:w="9906"/>
@@ -1765,7 +1731,7 @@
           <w:left w:w="10" w:type="dxa"/>
           <w:right w:w="10" w:type="dxa"/>
         </w:tblCellMar>
-        <w:tblLook w:val="04A0" w:firstRow="1" w:lastRow="0" w:firstColumn="1" w:lastColumn="0" w:noHBand="0" w:noVBand="1"/>
+        <w:tblLook w:val="0000" w:firstRow="0" w:lastRow="0" w:firstColumn="0" w:lastColumn="0" w:noHBand="0" w:noVBand="0"/>
       </w:tblPr>
       <w:tblGrid>
         <w:gridCol w:w="9906"/>
@@ -1849,7 +1815,7 @@
           <w:left w:w="10" w:type="dxa"/>
           <w:right w:w="10" w:type="dxa"/>
         </w:tblCellMar>
-        <w:tblLook w:val="04A0" w:firstRow="1" w:lastRow="0" w:firstColumn="1" w:lastColumn="0" w:noHBand="0" w:noVBand="1"/>
+        <w:tblLook w:val="0000" w:firstRow="0" w:lastRow="0" w:firstColumn="0" w:lastColumn="0" w:noHBand="0" w:noVBand="0"/>
       </w:tblPr>
       <w:tblGrid>
         <w:gridCol w:w="1300"/>
@@ -2140,25 +2106,7 @@
                 <w:sz w:val="18"/>
                 <w:szCs w:val="18"/>
               </w:rPr>
-              <w:t xml:space="preserve">Claude (company-approved tool). One CRTFC prompt with a fixed output template; a 2nd </w:t>
-            </w:r>
-            <w:proofErr w:type="gramStart"/>
-            <w:r>
-              <w:rPr>
-                <w:color w:val="1E3A8A"/>
-                <w:sz w:val="18"/>
-                <w:szCs w:val="18"/>
-              </w:rPr>
-              <w:t>turn</w:t>
-            </w:r>
-            <w:proofErr w:type="gramEnd"/>
-            <w:r>
-              <w:rPr>
-                <w:color w:val="1E3A8A"/>
-                <w:sz w:val="18"/>
-                <w:szCs w:val="18"/>
-              </w:rPr>
-              <w:t xml:space="preserve"> to fill gaps ("list anything unclear as questions").</w:t>
+              <w:t>Claude (company-approved tool). One CRTFC prompt with a fixed output template; a 2nd turn to fill gaps ("list anything unclear as questions").</w:t>
             </w:r>
           </w:p>
         </w:tc>
@@ -2439,7 +2387,7 @@
           <w:left w:w="10" w:type="dxa"/>
           <w:right w:w="10" w:type="dxa"/>
         </w:tblCellMar>
-        <w:tblLook w:val="04A0" w:firstRow="1" w:lastRow="0" w:firstColumn="1" w:lastColumn="0" w:noHBand="0" w:noVBand="1"/>
+        <w:tblLook w:val="0000" w:firstRow="0" w:lastRow="0" w:firstColumn="0" w:lastColumn="0" w:noHBand="0" w:noVBand="0"/>
       </w:tblPr>
       <w:tblGrid>
         <w:gridCol w:w="1500"/>
@@ -3101,7 +3049,7 @@
           <w:left w:w="10" w:type="dxa"/>
           <w:right w:w="10" w:type="dxa"/>
         </w:tblCellMar>
-        <w:tblLook w:val="04A0" w:firstRow="1" w:lastRow="0" w:firstColumn="1" w:lastColumn="0" w:noHBand="0" w:noVBand="1"/>
+        <w:tblLook w:val="0000" w:firstRow="0" w:lastRow="0" w:firstColumn="0" w:lastColumn="0" w:noHBand="0" w:noVBand="0"/>
       </w:tblPr>
       <w:tblGrid>
         <w:gridCol w:w="9906"/>
@@ -3240,7 +3188,7 @@
           <w:left w:w="10" w:type="dxa"/>
           <w:right w:w="10" w:type="dxa"/>
         </w:tblCellMar>
-        <w:tblLook w:val="04A0" w:firstRow="1" w:lastRow="0" w:firstColumn="1" w:lastColumn="0" w:noHBand="0" w:noVBand="1"/>
+        <w:tblLook w:val="0000" w:firstRow="0" w:lastRow="0" w:firstColumn="0" w:lastColumn="0" w:noHBand="0" w:noVBand="0"/>
       </w:tblPr>
       <w:tblGrid>
         <w:gridCol w:w="3200"/>
@@ -3314,7 +3262,16 @@
                 <w:sz w:val="18"/>
                 <w:szCs w:val="18"/>
               </w:rPr>
-              <w:t xml:space="preserve">☐ </w:t>
+              <w:t>☐</w:t>
+            </w:r>
+            <w:r>
+              <w:rPr>
+                <w:rFonts w:ascii="Segoe UI Symbol" w:eastAsia="Segoe UI Symbol" w:hAnsi="Segoe UI Symbol" w:cs="Segoe UI Symbol"/>
+                <w:color w:val="111826"/>
+                <w:sz w:val="18"/>
+                <w:szCs w:val="18"/>
+              </w:rPr>
+              <w:t xml:space="preserve"> </w:t>
             </w:r>
             <w:r>
               <w:rPr>
@@ -3331,7 +3288,16 @@
                 <w:sz w:val="18"/>
                 <w:szCs w:val="18"/>
               </w:rPr>
-              <w:t xml:space="preserve">☐ </w:t>
+              <w:t>☐</w:t>
+            </w:r>
+            <w:r>
+              <w:rPr>
+                <w:rFonts w:ascii="Segoe UI Symbol" w:eastAsia="Segoe UI Symbol" w:hAnsi="Segoe UI Symbol" w:cs="Segoe UI Symbol"/>
+                <w:color w:val="111826"/>
+                <w:sz w:val="18"/>
+                <w:szCs w:val="18"/>
+              </w:rPr>
+              <w:t xml:space="preserve"> </w:t>
             </w:r>
             <w:r>
               <w:rPr>
@@ -3348,7 +3314,16 @@
                 <w:sz w:val="18"/>
                 <w:szCs w:val="18"/>
               </w:rPr>
-              <w:t xml:space="preserve">☐ </w:t>
+              <w:t>☐</w:t>
+            </w:r>
+            <w:r>
+              <w:rPr>
+                <w:rFonts w:ascii="Segoe UI Symbol" w:eastAsia="Segoe UI Symbol" w:hAnsi="Segoe UI Symbol" w:cs="Segoe UI Symbol"/>
+                <w:color w:val="111826"/>
+                <w:sz w:val="18"/>
+                <w:szCs w:val="18"/>
+              </w:rPr>
+              <w:t xml:space="preserve"> </w:t>
             </w:r>
             <w:r>
               <w:rPr>
@@ -3365,7 +3340,16 @@
                 <w:sz w:val="18"/>
                 <w:szCs w:val="18"/>
               </w:rPr>
-              <w:t xml:space="preserve">☑ </w:t>
+              <w:t>☑</w:t>
+            </w:r>
+            <w:r>
+              <w:rPr>
+                <w:rFonts w:ascii="Segoe UI Symbol" w:eastAsia="Segoe UI Symbol" w:hAnsi="Segoe UI Symbol" w:cs="Segoe UI Symbol"/>
+                <w:color w:val="16A34A"/>
+                <w:sz w:val="18"/>
+                <w:szCs w:val="18"/>
+              </w:rPr>
+              <w:t xml:space="preserve"> </w:t>
             </w:r>
             <w:r>
               <w:rPr>
@@ -3384,7 +3368,16 @@
                 <w:sz w:val="18"/>
                 <w:szCs w:val="18"/>
               </w:rPr>
-              <w:t xml:space="preserve">☐ </w:t>
+              <w:t>☐</w:t>
+            </w:r>
+            <w:r>
+              <w:rPr>
+                <w:rFonts w:ascii="Segoe UI Symbol" w:eastAsia="Segoe UI Symbol" w:hAnsi="Segoe UI Symbol" w:cs="Segoe UI Symbol"/>
+                <w:color w:val="111826"/>
+                <w:sz w:val="18"/>
+                <w:szCs w:val="18"/>
+              </w:rPr>
+              <w:t xml:space="preserve"> </w:t>
             </w:r>
             <w:r>
               <w:rPr>
@@ -3418,7 +3411,7 @@
           <w:left w:w="10" w:type="dxa"/>
           <w:right w:w="10" w:type="dxa"/>
         </w:tblCellMar>
-        <w:tblLook w:val="04A0" w:firstRow="1" w:lastRow="0" w:firstColumn="1" w:lastColumn="0" w:noHBand="0" w:noVBand="1"/>
+        <w:tblLook w:val="0000" w:firstRow="0" w:lastRow="0" w:firstColumn="0" w:lastColumn="0" w:noHBand="0" w:noVBand="0"/>
       </w:tblPr>
       <w:tblGrid>
         <w:gridCol w:w="9906"/>
@@ -3533,7 +3526,7 @@
           <w:left w:w="10" w:type="dxa"/>
           <w:right w:w="10" w:type="dxa"/>
         </w:tblCellMar>
-        <w:tblLook w:val="04A0" w:firstRow="1" w:lastRow="0" w:firstColumn="1" w:lastColumn="0" w:noHBand="0" w:noVBand="1"/>
+        <w:tblLook w:val="0000" w:firstRow="0" w:lastRow="0" w:firstColumn="0" w:lastColumn="0" w:noHBand="0" w:noVBand="0"/>
       </w:tblPr>
       <w:tblGrid>
         <w:gridCol w:w="7600"/>
@@ -3651,7 +3644,7 @@
           <w:left w:w="10" w:type="dxa"/>
           <w:right w:w="10" w:type="dxa"/>
         </w:tblCellMar>
-        <w:tblLook w:val="04A0" w:firstRow="1" w:lastRow="0" w:firstColumn="1" w:lastColumn="0" w:noHBand="0" w:noVBand="1"/>
+        <w:tblLook w:val="0000" w:firstRow="0" w:lastRow="0" w:firstColumn="0" w:lastColumn="0" w:noHBand="0" w:noVBand="0"/>
       </w:tblPr>
       <w:tblGrid>
         <w:gridCol w:w="9906"/>
@@ -3718,56 +3711,20 @@
                 <w:sz w:val="18"/>
                 <w:szCs w:val="18"/>
               </w:rPr>
-              <w:t xml:space="preserve">2. For each task, estimate the time it currently </w:t>
-            </w:r>
-            <w:proofErr w:type="gramStart"/>
-            <w:r>
-              <w:rPr>
-                <w:color w:val="111826"/>
-                <w:sz w:val="18"/>
-                <w:szCs w:val="18"/>
-              </w:rPr>
-              <w:t>takes</w:t>
-            </w:r>
-            <w:proofErr w:type="gramEnd"/>
-            <w:r>
-              <w:rPr>
-                <w:color w:val="111826"/>
-                <w:sz w:val="18"/>
-                <w:szCs w:val="18"/>
-              </w:rPr>
-              <w:t xml:space="preserve"> and the time AI could save.</w:t>
-            </w:r>
-          </w:p>
-          <w:p>
-            <w:pPr>
-              <w:spacing w:before="40" w:after="40"/>
-            </w:pPr>
-            <w:r>
-              <w:rPr>
-                <w:color w:val="111826"/>
-                <w:sz w:val="18"/>
-                <w:szCs w:val="18"/>
-              </w:rPr>
-              <w:t xml:space="preserve">3. Score each task on </w:t>
-            </w:r>
-            <w:proofErr w:type="spellStart"/>
-            <w:r>
-              <w:rPr>
-                <w:color w:val="111826"/>
-                <w:sz w:val="18"/>
-                <w:szCs w:val="18"/>
-              </w:rPr>
-              <w:t>automability</w:t>
-            </w:r>
-            <w:proofErr w:type="spellEnd"/>
-            <w:r>
-              <w:rPr>
-                <w:color w:val="111826"/>
-                <w:sz w:val="18"/>
-                <w:szCs w:val="18"/>
-              </w:rPr>
-              <w:t xml:space="preserve"> (1=hard to automate, 5=easy to automate).</w:t>
+              <w:t>2. For each task, estimate the time it currently takes and the time AI could save.</w:t>
+            </w:r>
+          </w:p>
+          <w:p>
+            <w:pPr>
+              <w:spacing w:before="40" w:after="40"/>
+            </w:pPr>
+            <w:r>
+              <w:rPr>
+                <w:color w:val="111826"/>
+                <w:sz w:val="18"/>
+                <w:szCs w:val="18"/>
+              </w:rPr>
+              <w:t>3. Score each task on automability (1=hard to automate, 5=easy to automate).</w:t>
             </w:r>
           </w:p>
           <w:p>
@@ -3835,7 +3792,7 @@
           <w:left w:w="10" w:type="dxa"/>
           <w:right w:w="10" w:type="dxa"/>
         </w:tblCellMar>
-        <w:tblLook w:val="04A0" w:firstRow="1" w:lastRow="0" w:firstColumn="1" w:lastColumn="0" w:noHBand="0" w:noVBand="1"/>
+        <w:tblLook w:val="0000" w:firstRow="0" w:lastRow="0" w:firstColumn="0" w:lastColumn="0" w:noHBand="0" w:noVBand="0"/>
       </w:tblPr>
       <w:tblGrid>
         <w:gridCol w:w="3500"/>
@@ -3974,7 +3931,6 @@
             <w:pPr>
               <w:spacing w:before="40" w:after="40"/>
             </w:pPr>
-            <w:proofErr w:type="spellStart"/>
             <w:r>
               <w:rPr>
                 <w:b/>
@@ -3983,18 +3939,7 @@
                 <w:sz w:val="18"/>
                 <w:szCs w:val="18"/>
               </w:rPr>
-              <w:t>Automability</w:t>
-            </w:r>
-            <w:proofErr w:type="spellEnd"/>
-            <w:r>
-              <w:rPr>
-                <w:b/>
-                <w:bCs/>
-                <w:color w:val="FFFFFF"/>
-                <w:sz w:val="18"/>
-                <w:szCs w:val="18"/>
-              </w:rPr>
-              <w:t xml:space="preserve"> (1–5)</w:t>
+              <w:t>Automability (1–5)</w:t>
             </w:r>
           </w:p>
         </w:tc>
@@ -4158,53 +4103,45 @@
                 <w:rFonts w:ascii="Segoe UI Symbol" w:eastAsia="Segoe UI Symbol" w:hAnsi="Segoe UI Symbol" w:cs="Segoe UI Symbol"/>
                 <w:color w:val="16A34A"/>
               </w:rPr>
-              <w:t>☑☑☑☑</w:t>
-            </w:r>
-            <w:proofErr w:type="gramStart"/>
+              <w:t>☑☑☑☑☑</w:t>
+            </w:r>
+            <w:r>
+              <w:rPr>
+                <w:color w:val="1E3A8A"/>
+                <w:sz w:val="17"/>
+                <w:szCs w:val="17"/>
+              </w:rPr>
+              <w:t xml:space="preserve">  (5)</w:t>
+            </w:r>
+          </w:p>
+        </w:tc>
+        <w:tc>
+          <w:tcPr>
+            <w:tcW w:w="1700" w:type="dxa"/>
+            <w:tcBorders>
+              <w:top w:val="single" w:sz="4" w:space="0" w:color="C7CDD6"/>
+              <w:left w:val="single" w:sz="4" w:space="0" w:color="C7CDD6"/>
+              <w:bottom w:val="single" w:sz="4" w:space="0" w:color="C7CDD6"/>
+              <w:right w:val="single" w:sz="4" w:space="0" w:color="C7CDD6"/>
+            </w:tcBorders>
+            <w:shd w:val="clear" w:color="auto" w:fill="F3F4F6"/>
+            <w:tcMar>
+              <w:top w:w="70" w:type="dxa"/>
+              <w:left w:w="110" w:type="dxa"/>
+              <w:bottom w:w="70" w:type="dxa"/>
+              <w:right w:w="110" w:type="dxa"/>
+            </w:tcMar>
+          </w:tcPr>
+          <w:p>
             <w:r>
               <w:rPr>
                 <w:rFonts w:ascii="Segoe UI Symbol" w:eastAsia="Segoe UI Symbol" w:hAnsi="Segoe UI Symbol" w:cs="Segoe UI Symbol"/>
                 <w:color w:val="16A34A"/>
+                <w:sz w:val="18"/>
+                <w:szCs w:val="18"/>
               </w:rPr>
               <w:t>☑</w:t>
             </w:r>
-            <w:r>
-              <w:rPr>
-                <w:color w:val="1E3A8A"/>
-                <w:sz w:val="17"/>
-                <w:szCs w:val="17"/>
-              </w:rPr>
-              <w:t xml:space="preserve">  (</w:t>
-            </w:r>
-            <w:proofErr w:type="gramEnd"/>
-            <w:r>
-              <w:rPr>
-                <w:color w:val="1E3A8A"/>
-                <w:sz w:val="17"/>
-                <w:szCs w:val="17"/>
-              </w:rPr>
-              <w:t>5)</w:t>
-            </w:r>
-          </w:p>
-        </w:tc>
-        <w:tc>
-          <w:tcPr>
-            <w:tcW w:w="1700" w:type="dxa"/>
-            <w:tcBorders>
-              <w:top w:val="single" w:sz="4" w:space="0" w:color="C7CDD6"/>
-              <w:left w:val="single" w:sz="4" w:space="0" w:color="C7CDD6"/>
-              <w:bottom w:val="single" w:sz="4" w:space="0" w:color="C7CDD6"/>
-              <w:right w:val="single" w:sz="4" w:space="0" w:color="C7CDD6"/>
-            </w:tcBorders>
-            <w:shd w:val="clear" w:color="auto" w:fill="F3F4F6"/>
-            <w:tcMar>
-              <w:top w:w="70" w:type="dxa"/>
-              <w:left w:w="110" w:type="dxa"/>
-              <w:bottom w:w="70" w:type="dxa"/>
-              <w:right w:w="110" w:type="dxa"/>
-            </w:tcMar>
-          </w:tcPr>
-          <w:p>
             <w:r>
               <w:rPr>
                 <w:rFonts w:ascii="Segoe UI Symbol" w:eastAsia="Segoe UI Symbol" w:hAnsi="Segoe UI Symbol" w:cs="Segoe UI Symbol"/>
@@ -4212,7 +4149,7 @@
                 <w:sz w:val="18"/>
                 <w:szCs w:val="18"/>
               </w:rPr>
-              <w:t xml:space="preserve">☑ </w:t>
+              <w:t xml:space="preserve"> </w:t>
             </w:r>
             <w:r>
               <w:rPr>
@@ -4231,7 +4168,16 @@
                 <w:sz w:val="18"/>
                 <w:szCs w:val="18"/>
               </w:rPr>
-              <w:t xml:space="preserve">☐ </w:t>
+              <w:t>☐</w:t>
+            </w:r>
+            <w:r>
+              <w:rPr>
+                <w:rFonts w:ascii="Segoe UI Symbol" w:eastAsia="Segoe UI Symbol" w:hAnsi="Segoe UI Symbol" w:cs="Segoe UI Symbol"/>
+                <w:color w:val="111826"/>
+                <w:sz w:val="18"/>
+                <w:szCs w:val="18"/>
+              </w:rPr>
+              <w:t xml:space="preserve"> </w:t>
             </w:r>
             <w:r>
               <w:rPr>
@@ -4366,52 +4312,44 @@
                 <w:rFonts w:ascii="Segoe UI Symbol" w:eastAsia="Segoe UI Symbol" w:hAnsi="Segoe UI Symbol" w:cs="Segoe UI Symbol"/>
                 <w:color w:val="16A34A"/>
               </w:rPr>
-              <w:t>☑☑☑☑</w:t>
-            </w:r>
-            <w:proofErr w:type="gramStart"/>
+              <w:t>☑☑☑☑☑</w:t>
+            </w:r>
+            <w:r>
+              <w:rPr>
+                <w:color w:val="1E3A8A"/>
+                <w:sz w:val="17"/>
+                <w:szCs w:val="17"/>
+              </w:rPr>
+              <w:t xml:space="preserve">  (5)</w:t>
+            </w:r>
+          </w:p>
+        </w:tc>
+        <w:tc>
+          <w:tcPr>
+            <w:tcW w:w="1700" w:type="dxa"/>
+            <w:tcBorders>
+              <w:top w:val="single" w:sz="4" w:space="0" w:color="C7CDD6"/>
+              <w:left w:val="single" w:sz="4" w:space="0" w:color="C7CDD6"/>
+              <w:bottom w:val="single" w:sz="4" w:space="0" w:color="C7CDD6"/>
+              <w:right w:val="single" w:sz="4" w:space="0" w:color="C7CDD6"/>
+            </w:tcBorders>
+            <w:tcMar>
+              <w:top w:w="70" w:type="dxa"/>
+              <w:left w:w="110" w:type="dxa"/>
+              <w:bottom w:w="70" w:type="dxa"/>
+              <w:right w:w="110" w:type="dxa"/>
+            </w:tcMar>
+          </w:tcPr>
+          <w:p>
             <w:r>
               <w:rPr>
                 <w:rFonts w:ascii="Segoe UI Symbol" w:eastAsia="Segoe UI Symbol" w:hAnsi="Segoe UI Symbol" w:cs="Segoe UI Symbol"/>
                 <w:color w:val="16A34A"/>
+                <w:sz w:val="18"/>
+                <w:szCs w:val="18"/>
               </w:rPr>
               <w:t>☑</w:t>
             </w:r>
-            <w:r>
-              <w:rPr>
-                <w:color w:val="1E3A8A"/>
-                <w:sz w:val="17"/>
-                <w:szCs w:val="17"/>
-              </w:rPr>
-              <w:t xml:space="preserve">  (</w:t>
-            </w:r>
-            <w:proofErr w:type="gramEnd"/>
-            <w:r>
-              <w:rPr>
-                <w:color w:val="1E3A8A"/>
-                <w:sz w:val="17"/>
-                <w:szCs w:val="17"/>
-              </w:rPr>
-              <w:t>5)</w:t>
-            </w:r>
-          </w:p>
-        </w:tc>
-        <w:tc>
-          <w:tcPr>
-            <w:tcW w:w="1700" w:type="dxa"/>
-            <w:tcBorders>
-              <w:top w:val="single" w:sz="4" w:space="0" w:color="C7CDD6"/>
-              <w:left w:val="single" w:sz="4" w:space="0" w:color="C7CDD6"/>
-              <w:bottom w:val="single" w:sz="4" w:space="0" w:color="C7CDD6"/>
-              <w:right w:val="single" w:sz="4" w:space="0" w:color="C7CDD6"/>
-            </w:tcBorders>
-            <w:tcMar>
-              <w:top w:w="70" w:type="dxa"/>
-              <w:left w:w="110" w:type="dxa"/>
-              <w:bottom w:w="70" w:type="dxa"/>
-              <w:right w:w="110" w:type="dxa"/>
-            </w:tcMar>
-          </w:tcPr>
-          <w:p>
             <w:r>
               <w:rPr>
                 <w:rFonts w:ascii="Segoe UI Symbol" w:eastAsia="Segoe UI Symbol" w:hAnsi="Segoe UI Symbol" w:cs="Segoe UI Symbol"/>
@@ -4419,7 +4357,7 @@
                 <w:sz w:val="18"/>
                 <w:szCs w:val="18"/>
               </w:rPr>
-              <w:t xml:space="preserve">☑ </w:t>
+              <w:t xml:space="preserve"> </w:t>
             </w:r>
             <w:r>
               <w:rPr>
@@ -4438,7 +4376,16 @@
                 <w:sz w:val="18"/>
                 <w:szCs w:val="18"/>
               </w:rPr>
-              <w:t xml:space="preserve">☐ </w:t>
+              <w:t>☐</w:t>
+            </w:r>
+            <w:r>
+              <w:rPr>
+                <w:rFonts w:ascii="Segoe UI Symbol" w:eastAsia="Segoe UI Symbol" w:hAnsi="Segoe UI Symbol" w:cs="Segoe UI Symbol"/>
+                <w:color w:val="111826"/>
+                <w:sz w:val="18"/>
+                <w:szCs w:val="18"/>
+              </w:rPr>
+              <w:t xml:space="preserve"> </w:t>
             </w:r>
             <w:r>
               <w:rPr>
@@ -4579,7 +4526,6 @@
               </w:rPr>
               <w:t>☑☑☑☑</w:t>
             </w:r>
-            <w:proofErr w:type="gramStart"/>
             <w:r>
               <w:rPr>
                 <w:rFonts w:ascii="Segoe UI Symbol" w:eastAsia="Segoe UI Symbol" w:hAnsi="Segoe UI Symbol" w:cs="Segoe UI Symbol"/>
@@ -4593,16 +4539,7 @@
                 <w:sz w:val="17"/>
                 <w:szCs w:val="17"/>
               </w:rPr>
-              <w:t xml:space="preserve">  (</w:t>
-            </w:r>
-            <w:proofErr w:type="gramEnd"/>
-            <w:r>
-              <w:rPr>
-                <w:color w:val="1E3A8A"/>
-                <w:sz w:val="17"/>
-                <w:szCs w:val="17"/>
-              </w:rPr>
-              <w:t>4)</w:t>
+              <w:t xml:space="preserve">  (4)</w:t>
             </w:r>
           </w:p>
         </w:tc>
@@ -4631,7 +4568,16 @@
                 <w:sz w:val="18"/>
                 <w:szCs w:val="18"/>
               </w:rPr>
-              <w:t xml:space="preserve">☑ </w:t>
+              <w:t>☑</w:t>
+            </w:r>
+            <w:r>
+              <w:rPr>
+                <w:rFonts w:ascii="Segoe UI Symbol" w:eastAsia="Segoe UI Symbol" w:hAnsi="Segoe UI Symbol" w:cs="Segoe UI Symbol"/>
+                <w:color w:val="16A34A"/>
+                <w:sz w:val="18"/>
+                <w:szCs w:val="18"/>
+              </w:rPr>
+              <w:t xml:space="preserve"> </w:t>
             </w:r>
             <w:r>
               <w:rPr>
@@ -4650,7 +4596,16 @@
                 <w:sz w:val="18"/>
                 <w:szCs w:val="18"/>
               </w:rPr>
-              <w:t xml:space="preserve">☐ </w:t>
+              <w:t>☐</w:t>
+            </w:r>
+            <w:r>
+              <w:rPr>
+                <w:rFonts w:ascii="Segoe UI Symbol" w:eastAsia="Segoe UI Symbol" w:hAnsi="Segoe UI Symbol" w:cs="Segoe UI Symbol"/>
+                <w:color w:val="111826"/>
+                <w:sz w:val="18"/>
+                <w:szCs w:val="18"/>
+              </w:rPr>
+              <w:t xml:space="preserve"> </w:t>
             </w:r>
             <w:r>
               <w:rPr>
@@ -4787,7 +4742,6 @@
               </w:rPr>
               <w:t>☑☑☑☑</w:t>
             </w:r>
-            <w:proofErr w:type="gramStart"/>
             <w:r>
               <w:rPr>
                 <w:rFonts w:ascii="Segoe UI Symbol" w:eastAsia="Segoe UI Symbol" w:hAnsi="Segoe UI Symbol" w:cs="Segoe UI Symbol"/>
@@ -4801,16 +4755,7 @@
                 <w:sz w:val="17"/>
                 <w:szCs w:val="17"/>
               </w:rPr>
-              <w:t xml:space="preserve">  (</w:t>
-            </w:r>
-            <w:proofErr w:type="gramEnd"/>
-            <w:r>
-              <w:rPr>
-                <w:color w:val="1E3A8A"/>
-                <w:sz w:val="17"/>
-                <w:szCs w:val="17"/>
-              </w:rPr>
-              <w:t>4)</w:t>
+              <w:t xml:space="preserve">  (4)</w:t>
             </w:r>
           </w:p>
         </w:tc>
@@ -4838,7 +4783,16 @@
                 <w:sz w:val="18"/>
                 <w:szCs w:val="18"/>
               </w:rPr>
-              <w:t xml:space="preserve">☐ </w:t>
+              <w:t>☐</w:t>
+            </w:r>
+            <w:r>
+              <w:rPr>
+                <w:rFonts w:ascii="Segoe UI Symbol" w:eastAsia="Segoe UI Symbol" w:hAnsi="Segoe UI Symbol" w:cs="Segoe UI Symbol"/>
+                <w:color w:val="111826"/>
+                <w:sz w:val="18"/>
+                <w:szCs w:val="18"/>
+              </w:rPr>
+              <w:t xml:space="preserve"> </w:t>
             </w:r>
             <w:r>
               <w:rPr>
@@ -4855,7 +4809,16 @@
                 <w:sz w:val="18"/>
                 <w:szCs w:val="18"/>
               </w:rPr>
-              <w:t xml:space="preserve">☑ </w:t>
+              <w:t>☑</w:t>
+            </w:r>
+            <w:r>
+              <w:rPr>
+                <w:rFonts w:ascii="Segoe UI Symbol" w:eastAsia="Segoe UI Symbol" w:hAnsi="Segoe UI Symbol" w:cs="Segoe UI Symbol"/>
+                <w:color w:val="16A34A"/>
+                <w:sz w:val="18"/>
+                <w:szCs w:val="18"/>
+              </w:rPr>
+              <w:t xml:space="preserve"> </w:t>
             </w:r>
             <w:r>
               <w:rPr>
@@ -5003,15 +4966,7 @@
                 <w:rFonts w:ascii="Segoe UI Symbol" w:eastAsia="Segoe UI Symbol" w:hAnsi="Segoe UI Symbol" w:cs="Segoe UI Symbol"/>
                 <w:color w:val="111826"/>
               </w:rPr>
-              <w:t>☐</w:t>
-            </w:r>
-            <w:proofErr w:type="gramStart"/>
-            <w:r>
-              <w:rPr>
-                <w:rFonts w:ascii="Segoe UI Symbol" w:eastAsia="Segoe UI Symbol" w:hAnsi="Segoe UI Symbol" w:cs="Segoe UI Symbol"/>
-                <w:color w:val="111826"/>
-              </w:rPr>
-              <w:t>☐</w:t>
+              <w:t>☐☐</w:t>
             </w:r>
             <w:r>
               <w:rPr>
@@ -5019,16 +4974,7 @@
                 <w:sz w:val="17"/>
                 <w:szCs w:val="17"/>
               </w:rPr>
-              <w:t xml:space="preserve">  (</w:t>
-            </w:r>
-            <w:proofErr w:type="gramEnd"/>
-            <w:r>
-              <w:rPr>
-                <w:color w:val="1E3A8A"/>
-                <w:sz w:val="17"/>
-                <w:szCs w:val="17"/>
-              </w:rPr>
-              <w:t>3)</w:t>
+              <w:t xml:space="preserve">  (3)</w:t>
             </w:r>
           </w:p>
         </w:tc>
@@ -5057,7 +5003,16 @@
                 <w:sz w:val="18"/>
                 <w:szCs w:val="18"/>
               </w:rPr>
-              <w:t xml:space="preserve">☐ </w:t>
+              <w:t>☐</w:t>
+            </w:r>
+            <w:r>
+              <w:rPr>
+                <w:rFonts w:ascii="Segoe UI Symbol" w:eastAsia="Segoe UI Symbol" w:hAnsi="Segoe UI Symbol" w:cs="Segoe UI Symbol"/>
+                <w:color w:val="111826"/>
+                <w:sz w:val="18"/>
+                <w:szCs w:val="18"/>
+              </w:rPr>
+              <w:t xml:space="preserve"> </w:t>
             </w:r>
             <w:r>
               <w:rPr>
@@ -5074,7 +5029,16 @@
                 <w:sz w:val="18"/>
                 <w:szCs w:val="18"/>
               </w:rPr>
-              <w:t xml:space="preserve">☑ </w:t>
+              <w:t>☑</w:t>
+            </w:r>
+            <w:r>
+              <w:rPr>
+                <w:rFonts w:ascii="Segoe UI Symbol" w:eastAsia="Segoe UI Symbol" w:hAnsi="Segoe UI Symbol" w:cs="Segoe UI Symbol"/>
+                <w:color w:val="16A34A"/>
+                <w:sz w:val="18"/>
+                <w:szCs w:val="18"/>
+              </w:rPr>
+              <w:t xml:space="preserve"> </w:t>
             </w:r>
             <w:r>
               <w:rPr>
@@ -5110,7 +5074,7 @@
           <w:left w:w="10" w:type="dxa"/>
           <w:right w:w="10" w:type="dxa"/>
         </w:tblCellMar>
-        <w:tblLook w:val="04A0" w:firstRow="1" w:lastRow="0" w:firstColumn="1" w:lastColumn="0" w:noHBand="0" w:noVBand="1"/>
+        <w:tblLook w:val="0000" w:firstRow="0" w:lastRow="0" w:firstColumn="0" w:lastColumn="0" w:noHBand="0" w:noVBand="0"/>
       </w:tblPr>
       <w:tblGrid>
         <w:gridCol w:w="9906"/>
@@ -5202,35 +5166,7 @@
               <w:rPr>
                 <w:color w:val="1E3A8A"/>
               </w:rPr>
-              <w:t xml:space="preserve"> (</w:t>
-            </w:r>
-            <w:proofErr w:type="spellStart"/>
-            <w:r>
-              <w:rPr>
-                <w:color w:val="1E3A8A"/>
-              </w:rPr>
-              <w:t>automability</w:t>
-            </w:r>
-            <w:proofErr w:type="spellEnd"/>
-            <w:r>
-              <w:rPr>
-                <w:color w:val="1E3A8A"/>
-              </w:rPr>
-              <w:t xml:space="preserve"> 5): I do them several times a week, they always follow the same </w:t>
-            </w:r>
-            <w:proofErr w:type="gramStart"/>
-            <w:r>
-              <w:rPr>
-                <w:color w:val="1E3A8A"/>
-              </w:rPr>
-              <w:t>structure</w:t>
-            </w:r>
-            <w:proofErr w:type="gramEnd"/>
-            <w:r>
-              <w:rPr>
-                <w:color w:val="1E3A8A"/>
-              </w:rPr>
-              <w:t xml:space="preserve"> and each takes 20-30 minutes. Ideal output: a CRM-ready summary under 200 words with Overview, Decisions, Action Items (Action | Owner | Deadline), Risks and Next Steps that I only need to review for 2-3 minutes before saving.</w:t>
+              <w:t xml:space="preserve"> (automability 5): I do them several times a week, they always follow the same structure and each takes 20-30 minutes. Ideal output: a CRM-ready summary under 200 words with Overview, Decisions, Action Items (Action | Owner | Deadline), Risks and Next Steps that I only need to review for 2-3 minutes before saving.</w:t>
             </w:r>
           </w:p>
         </w:tc>
@@ -5256,7 +5192,7 @@
           <w:left w:w="10" w:type="dxa"/>
           <w:right w:w="10" w:type="dxa"/>
         </w:tblCellMar>
-        <w:tblLook w:val="04A0" w:firstRow="1" w:lastRow="0" w:firstColumn="1" w:lastColumn="0" w:noHBand="0" w:noVBand="1"/>
+        <w:tblLook w:val="0000" w:firstRow="0" w:lastRow="0" w:firstColumn="0" w:lastColumn="0" w:noHBand="0" w:noVBand="0"/>
       </w:tblPr>
       <w:tblGrid>
         <w:gridCol w:w="9906"/>
@@ -5371,7 +5307,7 @@
           <w:left w:w="10" w:type="dxa"/>
           <w:right w:w="10" w:type="dxa"/>
         </w:tblCellMar>
-        <w:tblLook w:val="04A0" w:firstRow="1" w:lastRow="0" w:firstColumn="1" w:lastColumn="0" w:noHBand="0" w:noVBand="1"/>
+        <w:tblLook w:val="0000" w:firstRow="0" w:lastRow="0" w:firstColumn="0" w:lastColumn="0" w:noHBand="0" w:noVBand="0"/>
       </w:tblPr>
       <w:tblGrid>
         <w:gridCol w:w="9906"/>
@@ -5441,7 +5377,7 @@
           <w:left w:w="10" w:type="dxa"/>
           <w:right w:w="10" w:type="dxa"/>
         </w:tblCellMar>
-        <w:tblLook w:val="04A0" w:firstRow="1" w:lastRow="0" w:firstColumn="1" w:lastColumn="0" w:noHBand="0" w:noVBand="1"/>
+        <w:tblLook w:val="0000" w:firstRow="0" w:lastRow="0" w:firstColumn="0" w:lastColumn="0" w:noHBand="0" w:noVBand="0"/>
       </w:tblPr>
       <w:tblGrid>
         <w:gridCol w:w="7600"/>
@@ -5559,7 +5495,7 @@
           <w:left w:w="10" w:type="dxa"/>
           <w:right w:w="10" w:type="dxa"/>
         </w:tblCellMar>
-        <w:tblLook w:val="04A0" w:firstRow="1" w:lastRow="0" w:firstColumn="1" w:lastColumn="0" w:noHBand="0" w:noVBand="1"/>
+        <w:tblLook w:val="0000" w:firstRow="0" w:lastRow="0" w:firstColumn="0" w:lastColumn="0" w:noHBand="0" w:noVBand="0"/>
       </w:tblPr>
       <w:tblGrid>
         <w:gridCol w:w="9906"/>
@@ -5626,25 +5562,7 @@
                 <w:sz w:val="18"/>
                 <w:szCs w:val="18"/>
               </w:rPr>
-              <w:t>2. Rewrite each as a strong role (</w:t>
-            </w:r>
-            <w:proofErr w:type="gramStart"/>
-            <w:r>
-              <w:rPr>
-                <w:color w:val="111826"/>
-                <w:sz w:val="18"/>
-                <w:szCs w:val="18"/>
-              </w:rPr>
-              <w:t>include</w:t>
-            </w:r>
-            <w:proofErr w:type="gramEnd"/>
-            <w:r>
-              <w:rPr>
-                <w:color w:val="111826"/>
-                <w:sz w:val="18"/>
-                <w:szCs w:val="18"/>
-              </w:rPr>
-              <w:t xml:space="preserve"> seniority, domain, and audience).</w:t>
+              <w:t>2. Rewrite each as a strong role (include seniority, domain, and audience).</w:t>
             </w:r>
           </w:p>
           <w:p>
@@ -5696,7 +5614,7 @@
           <w:left w:w="10" w:type="dxa"/>
           <w:right w:w="10" w:type="dxa"/>
         </w:tblCellMar>
-        <w:tblLook w:val="04A0" w:firstRow="1" w:lastRow="0" w:firstColumn="1" w:lastColumn="0" w:noHBand="0" w:noVBand="1"/>
+        <w:tblLook w:val="0000" w:firstRow="0" w:lastRow="0" w:firstColumn="0" w:lastColumn="0" w:noHBand="0" w:noVBand="0"/>
       </w:tblPr>
       <w:tblGrid>
         <w:gridCol w:w="500"/>
@@ -5977,25 +5895,7 @@
                 <w:sz w:val="18"/>
                 <w:szCs w:val="18"/>
               </w:rPr>
-              <w:t xml:space="preserve">Seniority, domain (API docs), audience (junior </w:t>
-            </w:r>
-            <w:proofErr w:type="spellStart"/>
-            <w:r>
-              <w:rPr>
-                <w:color w:val="1E3A8A"/>
-                <w:sz w:val="18"/>
-                <w:szCs w:val="18"/>
-              </w:rPr>
-              <w:t>devs</w:t>
-            </w:r>
-            <w:proofErr w:type="spellEnd"/>
-            <w:r>
-              <w:rPr>
-                <w:color w:val="1E3A8A"/>
-                <w:sz w:val="18"/>
-                <w:szCs w:val="18"/>
-              </w:rPr>
-              <w:t>)</w:t>
+              <w:t>Seniority, domain (API docs), audience (junior devs)</w:t>
             </w:r>
           </w:p>
         </w:tc>
@@ -6096,25 +5996,7 @@
                 <w:sz w:val="18"/>
                 <w:szCs w:val="18"/>
               </w:rPr>
-              <w:t xml:space="preserve">You are a senior Python backend engineer (8+ yrs) </w:t>
-            </w:r>
-            <w:proofErr w:type="spellStart"/>
-            <w:r>
-              <w:rPr>
-                <w:color w:val="1E3A8A"/>
-                <w:sz w:val="18"/>
-                <w:szCs w:val="18"/>
-              </w:rPr>
-              <w:t>specialising</w:t>
-            </w:r>
-            <w:proofErr w:type="spellEnd"/>
-            <w:r>
-              <w:rPr>
-                <w:color w:val="1E3A8A"/>
-                <w:sz w:val="18"/>
-                <w:szCs w:val="18"/>
-              </w:rPr>
-              <w:t xml:space="preserve"> in secure payment APIs, reviewing code for a mid-level team.</w:t>
+              <w:t>You are a senior Python backend engineer (8+ yrs) specialising in secure payment APIs, reviewing code for a mid-level team.</w:t>
             </w:r>
           </w:p>
         </w:tc>
@@ -6380,25 +6262,7 @@
                 <w:sz w:val="18"/>
                 <w:szCs w:val="18"/>
               </w:rPr>
-              <w:t xml:space="preserve">You are an experienced IT </w:t>
-            </w:r>
-            <w:proofErr w:type="gramStart"/>
-            <w:r>
-              <w:rPr>
-                <w:color w:val="1E3A8A"/>
-                <w:sz w:val="18"/>
-                <w:szCs w:val="18"/>
-              </w:rPr>
-              <w:t>service-desk</w:t>
-            </w:r>
-            <w:proofErr w:type="gramEnd"/>
-            <w:r>
-              <w:rPr>
-                <w:color w:val="1E3A8A"/>
-                <w:sz w:val="18"/>
-                <w:szCs w:val="18"/>
-              </w:rPr>
-              <w:t xml:space="preserve"> lead who explains fixes step by step to non-technical office staff.</w:t>
+              <w:t>You are an experienced IT service-desk lead who explains fixes step by step to non-technical office staff.</w:t>
             </w:r>
           </w:p>
         </w:tc>
@@ -6454,7 +6318,7 @@
           <w:left w:w="10" w:type="dxa"/>
           <w:right w:w="10" w:type="dxa"/>
         </w:tblCellMar>
-        <w:tblLook w:val="04A0" w:firstRow="1" w:lastRow="0" w:firstColumn="1" w:lastColumn="0" w:noHBand="0" w:noVBand="1"/>
+        <w:tblLook w:val="0000" w:firstRow="0" w:lastRow="0" w:firstColumn="0" w:lastColumn="0" w:noHBand="0" w:noVBand="0"/>
       </w:tblPr>
       <w:tblGrid>
         <w:gridCol w:w="9906"/>
@@ -6586,7 +6450,7 @@
           <w:left w:w="10" w:type="dxa"/>
           <w:right w:w="10" w:type="dxa"/>
         </w:tblCellMar>
-        <w:tblLook w:val="04A0" w:firstRow="1" w:lastRow="0" w:firstColumn="1" w:lastColumn="0" w:noHBand="0" w:noVBand="1"/>
+        <w:tblLook w:val="0000" w:firstRow="0" w:lastRow="0" w:firstColumn="0" w:lastColumn="0" w:noHBand="0" w:noVBand="0"/>
       </w:tblPr>
       <w:tblGrid>
         <w:gridCol w:w="3200"/>
@@ -6660,7 +6524,16 @@
                 <w:sz w:val="18"/>
                 <w:szCs w:val="18"/>
               </w:rPr>
-              <w:t xml:space="preserve">☐ </w:t>
+              <w:t>☐</w:t>
+            </w:r>
+            <w:r>
+              <w:rPr>
+                <w:rFonts w:ascii="Segoe UI Symbol" w:eastAsia="Segoe UI Symbol" w:hAnsi="Segoe UI Symbol" w:cs="Segoe UI Symbol"/>
+                <w:color w:val="111826"/>
+                <w:sz w:val="18"/>
+                <w:szCs w:val="18"/>
+              </w:rPr>
+              <w:t xml:space="preserve"> </w:t>
             </w:r>
             <w:r>
               <w:rPr>
@@ -6677,7 +6550,16 @@
                 <w:sz w:val="18"/>
                 <w:szCs w:val="18"/>
               </w:rPr>
-              <w:t xml:space="preserve">☐ </w:t>
+              <w:t>☐</w:t>
+            </w:r>
+            <w:r>
+              <w:rPr>
+                <w:rFonts w:ascii="Segoe UI Symbol" w:eastAsia="Segoe UI Symbol" w:hAnsi="Segoe UI Symbol" w:cs="Segoe UI Symbol"/>
+                <w:color w:val="111826"/>
+                <w:sz w:val="18"/>
+                <w:szCs w:val="18"/>
+              </w:rPr>
+              <w:t xml:space="preserve"> </w:t>
             </w:r>
             <w:r>
               <w:rPr>
@@ -6694,7 +6576,16 @@
                 <w:sz w:val="18"/>
                 <w:szCs w:val="18"/>
               </w:rPr>
-              <w:t xml:space="preserve">☐ </w:t>
+              <w:t>☐</w:t>
+            </w:r>
+            <w:r>
+              <w:rPr>
+                <w:rFonts w:ascii="Segoe UI Symbol" w:eastAsia="Segoe UI Symbol" w:hAnsi="Segoe UI Symbol" w:cs="Segoe UI Symbol"/>
+                <w:color w:val="111826"/>
+                <w:sz w:val="18"/>
+                <w:szCs w:val="18"/>
+              </w:rPr>
+              <w:t xml:space="preserve"> </w:t>
             </w:r>
             <w:r>
               <w:rPr>
@@ -6711,7 +6602,16 @@
                 <w:sz w:val="18"/>
                 <w:szCs w:val="18"/>
               </w:rPr>
-              <w:t xml:space="preserve">☐ </w:t>
+              <w:t>☐</w:t>
+            </w:r>
+            <w:r>
+              <w:rPr>
+                <w:rFonts w:ascii="Segoe UI Symbol" w:eastAsia="Segoe UI Symbol" w:hAnsi="Segoe UI Symbol" w:cs="Segoe UI Symbol"/>
+                <w:color w:val="111826"/>
+                <w:sz w:val="18"/>
+                <w:szCs w:val="18"/>
+              </w:rPr>
+              <w:t xml:space="preserve"> </w:t>
             </w:r>
             <w:r>
               <w:rPr>
@@ -6728,7 +6628,16 @@
                 <w:sz w:val="18"/>
                 <w:szCs w:val="18"/>
               </w:rPr>
-              <w:t xml:space="preserve">☑ </w:t>
+              <w:t>☑</w:t>
+            </w:r>
+            <w:r>
+              <w:rPr>
+                <w:rFonts w:ascii="Segoe UI Symbol" w:eastAsia="Segoe UI Symbol" w:hAnsi="Segoe UI Symbol" w:cs="Segoe UI Symbol"/>
+                <w:color w:val="16A34A"/>
+                <w:sz w:val="18"/>
+                <w:szCs w:val="18"/>
+              </w:rPr>
+              <w:t xml:space="preserve"> </w:t>
             </w:r>
             <w:r>
               <w:rPr>
@@ -6769,7 +6678,7 @@
           <w:left w:w="10" w:type="dxa"/>
           <w:right w:w="10" w:type="dxa"/>
         </w:tblCellMar>
-        <w:tblLook w:val="04A0" w:firstRow="1" w:lastRow="0" w:firstColumn="1" w:lastColumn="0" w:noHBand="0" w:noVBand="1"/>
+        <w:tblLook w:val="0000" w:firstRow="0" w:lastRow="0" w:firstColumn="0" w:lastColumn="0" w:noHBand="0" w:noVBand="0"/>
       </w:tblPr>
       <w:tblGrid>
         <w:gridCol w:w="7600"/>
@@ -6887,7 +6796,7 @@
           <w:left w:w="10" w:type="dxa"/>
           <w:right w:w="10" w:type="dxa"/>
         </w:tblCellMar>
-        <w:tblLook w:val="04A0" w:firstRow="1" w:lastRow="0" w:firstColumn="1" w:lastColumn="0" w:noHBand="0" w:noVBand="1"/>
+        <w:tblLook w:val="0000" w:firstRow="0" w:lastRow="0" w:firstColumn="0" w:lastColumn="0" w:noHBand="0" w:noVBand="0"/>
       </w:tblPr>
       <w:tblGrid>
         <w:gridCol w:w="9906"/>
@@ -7035,7 +6944,7 @@
           <w:left w:w="10" w:type="dxa"/>
           <w:right w:w="10" w:type="dxa"/>
         </w:tblCellMar>
-        <w:tblLook w:val="04A0" w:firstRow="1" w:lastRow="0" w:firstColumn="1" w:lastColumn="0" w:noHBand="0" w:noVBand="1"/>
+        <w:tblLook w:val="0000" w:firstRow="0" w:lastRow="0" w:firstColumn="0" w:lastColumn="0" w:noHBand="0" w:noVBand="0"/>
       </w:tblPr>
       <w:tblGrid>
         <w:gridCol w:w="3302"/>
@@ -7305,7 +7214,7 @@
           <w:left w:w="10" w:type="dxa"/>
           <w:right w:w="10" w:type="dxa"/>
         </w:tblCellMar>
-        <w:tblLook w:val="04A0" w:firstRow="1" w:lastRow="0" w:firstColumn="1" w:lastColumn="0" w:noHBand="0" w:noVBand="1"/>
+        <w:tblLook w:val="0000" w:firstRow="0" w:lastRow="0" w:firstColumn="0" w:lastColumn="0" w:noHBand="0" w:noVBand="0"/>
       </w:tblPr>
       <w:tblGrid>
         <w:gridCol w:w="1500"/>
@@ -7626,25 +7535,7 @@
                 <w:sz w:val="18"/>
                 <w:szCs w:val="18"/>
               </w:rPr>
-              <w:t xml:space="preserve">Act as a senior Python code reviewer </w:t>
-            </w:r>
-            <w:proofErr w:type="spellStart"/>
-            <w:r>
-              <w:rPr>
-                <w:color w:val="1E3A8A"/>
-                <w:sz w:val="18"/>
-                <w:szCs w:val="18"/>
-              </w:rPr>
-              <w:t>specialising</w:t>
-            </w:r>
-            <w:proofErr w:type="spellEnd"/>
-            <w:r>
-              <w:rPr>
-                <w:color w:val="1E3A8A"/>
-                <w:sz w:val="18"/>
-                <w:szCs w:val="18"/>
-              </w:rPr>
-              <w:t xml:space="preserve"> in secure, maintainable backend code.</w:t>
+              <w:t>Act as a senior Python code reviewer specialising in secure, maintainable backend code.</w:t>
             </w:r>
           </w:p>
         </w:tc>
@@ -8001,7 +7892,7 @@
           <w:left w:w="10" w:type="dxa"/>
           <w:right w:w="10" w:type="dxa"/>
         </w:tblCellMar>
-        <w:tblLook w:val="04A0" w:firstRow="1" w:lastRow="0" w:firstColumn="1" w:lastColumn="0" w:noHBand="0" w:noVBand="1"/>
+        <w:tblLook w:val="0000" w:firstRow="0" w:lastRow="0" w:firstColumn="0" w:lastColumn="0" w:noHBand="0" w:noVBand="0"/>
       </w:tblPr>
       <w:tblGrid>
         <w:gridCol w:w="2900"/>
@@ -8075,7 +7966,16 @@
                 <w:sz w:val="17"/>
                 <w:szCs w:val="17"/>
               </w:rPr>
-              <w:t xml:space="preserve">☐ </w:t>
+              <w:t>☐</w:t>
+            </w:r>
+            <w:r>
+              <w:rPr>
+                <w:rFonts w:ascii="Segoe UI Symbol" w:eastAsia="Segoe UI Symbol" w:hAnsi="Segoe UI Symbol" w:cs="Segoe UI Symbol"/>
+                <w:color w:val="111826"/>
+                <w:sz w:val="17"/>
+                <w:szCs w:val="17"/>
+              </w:rPr>
+              <w:t xml:space="preserve"> </w:t>
             </w:r>
             <w:r>
               <w:rPr>
@@ -8092,34 +7992,35 @@
                 <w:sz w:val="17"/>
                 <w:szCs w:val="17"/>
               </w:rPr>
-              <w:t xml:space="preserve">☑ </w:t>
-            </w:r>
-            <w:r>
-              <w:rPr>
-                <w:b/>
-                <w:bCs/>
-                <w:color w:val="111826"/>
+              <w:t>☑</w:t>
+            </w:r>
+            <w:r>
+              <w:rPr>
+                <w:rFonts w:ascii="Segoe UI Symbol" w:eastAsia="Segoe UI Symbol" w:hAnsi="Segoe UI Symbol" w:cs="Segoe UI Symbol"/>
+                <w:color w:val="16A34A"/>
                 <w:sz w:val="17"/>
                 <w:szCs w:val="17"/>
               </w:rPr>
-              <w:t xml:space="preserve">Numbered List   </w:t>
-            </w:r>
-            <w:r>
-              <w:rPr>
-                <w:rFonts w:ascii="Segoe UI Symbol" w:eastAsia="Segoe UI Symbol" w:hAnsi="Segoe UI Symbol" w:cs="Segoe UI Symbol"/>
+              <w:t xml:space="preserve"> </w:t>
+            </w:r>
+            <w:r>
+              <w:rPr>
+                <w:b/>
+                <w:bCs/>
                 <w:color w:val="111826"/>
                 <w:sz w:val="17"/>
                 <w:szCs w:val="17"/>
               </w:rPr>
-              <w:t xml:space="preserve">☐ </w:t>
-            </w:r>
-            <w:r>
-              <w:rPr>
+              <w:t xml:space="preserve">Numbered List   </w:t>
+            </w:r>
+            <w:r>
+              <w:rPr>
+                <w:rFonts w:ascii="Segoe UI Symbol" w:eastAsia="Segoe UI Symbol" w:hAnsi="Segoe UI Symbol" w:cs="Segoe UI Symbol"/>
                 <w:color w:val="111826"/>
                 <w:sz w:val="17"/>
                 <w:szCs w:val="17"/>
               </w:rPr>
-              <w:t xml:space="preserve">JSON   </w:t>
+              <w:t>☐</w:t>
             </w:r>
             <w:r>
               <w:rPr>
@@ -8128,7 +8029,7 @@
                 <w:sz w:val="17"/>
                 <w:szCs w:val="17"/>
               </w:rPr>
-              <w:t xml:space="preserve">☐ </w:t>
+              <w:t xml:space="preserve"> </w:t>
             </w:r>
             <w:r>
               <w:rPr>
@@ -8136,7 +8037,7 @@
                 <w:sz w:val="17"/>
                 <w:szCs w:val="17"/>
               </w:rPr>
-              <w:t xml:space="preserve">Paragraphs   </w:t>
+              <w:t xml:space="preserve">JSON   </w:t>
             </w:r>
             <w:r>
               <w:rPr>
@@ -8145,32 +8046,33 @@
                 <w:sz w:val="17"/>
                 <w:szCs w:val="17"/>
               </w:rPr>
-              <w:t xml:space="preserve">☐ </w:t>
-            </w:r>
-            <w:r>
-              <w:rPr>
+              <w:t>☐</w:t>
+            </w:r>
+            <w:r>
+              <w:rPr>
+                <w:rFonts w:ascii="Segoe UI Symbol" w:eastAsia="Segoe UI Symbol" w:hAnsi="Segoe UI Symbol" w:cs="Segoe UI Symbol"/>
                 <w:color w:val="111826"/>
                 <w:sz w:val="17"/>
                 <w:szCs w:val="17"/>
               </w:rPr>
-              <w:t xml:space="preserve">Slide Outline   </w:t>
-            </w:r>
-            <w:r>
-              <w:rPr>
-                <w:rFonts w:ascii="Segoe UI Symbol" w:eastAsia="Segoe UI Symbol" w:hAnsi="Segoe UI Symbol" w:cs="Segoe UI Symbol"/>
+              <w:t xml:space="preserve"> </w:t>
+            </w:r>
+            <w:r>
+              <w:rPr>
                 <w:color w:val="111826"/>
                 <w:sz w:val="17"/>
                 <w:szCs w:val="17"/>
               </w:rPr>
-              <w:t xml:space="preserve">☐ </w:t>
-            </w:r>
-            <w:r>
-              <w:rPr>
+              <w:t xml:space="preserve">Paragraphs   </w:t>
+            </w:r>
+            <w:r>
+              <w:rPr>
+                <w:rFonts w:ascii="Segoe UI Symbol" w:eastAsia="Segoe UI Symbol" w:hAnsi="Segoe UI Symbol" w:cs="Segoe UI Symbol"/>
                 <w:color w:val="111826"/>
                 <w:sz w:val="17"/>
                 <w:szCs w:val="17"/>
               </w:rPr>
-              <w:t xml:space="preserve">YAML   </w:t>
+              <w:t>☐</w:t>
             </w:r>
             <w:r>
               <w:rPr>
@@ -8179,7 +8081,59 @@
                 <w:sz w:val="17"/>
                 <w:szCs w:val="17"/>
               </w:rPr>
-              <w:t xml:space="preserve">☐ </w:t>
+              <w:t xml:space="preserve"> </w:t>
+            </w:r>
+            <w:r>
+              <w:rPr>
+                <w:color w:val="111826"/>
+                <w:sz w:val="17"/>
+                <w:szCs w:val="17"/>
+              </w:rPr>
+              <w:t xml:space="preserve">Slide Outline   </w:t>
+            </w:r>
+            <w:r>
+              <w:rPr>
+                <w:rFonts w:ascii="Segoe UI Symbol" w:eastAsia="Segoe UI Symbol" w:hAnsi="Segoe UI Symbol" w:cs="Segoe UI Symbol"/>
+                <w:color w:val="111826"/>
+                <w:sz w:val="17"/>
+                <w:szCs w:val="17"/>
+              </w:rPr>
+              <w:t>☐</w:t>
+            </w:r>
+            <w:r>
+              <w:rPr>
+                <w:rFonts w:ascii="Segoe UI Symbol" w:eastAsia="Segoe UI Symbol" w:hAnsi="Segoe UI Symbol" w:cs="Segoe UI Symbol"/>
+                <w:color w:val="111826"/>
+                <w:sz w:val="17"/>
+                <w:szCs w:val="17"/>
+              </w:rPr>
+              <w:t xml:space="preserve"> </w:t>
+            </w:r>
+            <w:r>
+              <w:rPr>
+                <w:color w:val="111826"/>
+                <w:sz w:val="17"/>
+                <w:szCs w:val="17"/>
+              </w:rPr>
+              <w:t xml:space="preserve">YAML   </w:t>
+            </w:r>
+            <w:r>
+              <w:rPr>
+                <w:rFonts w:ascii="Segoe UI Symbol" w:eastAsia="Segoe UI Symbol" w:hAnsi="Segoe UI Symbol" w:cs="Segoe UI Symbol"/>
+                <w:color w:val="111826"/>
+                <w:sz w:val="17"/>
+                <w:szCs w:val="17"/>
+              </w:rPr>
+              <w:t>☐</w:t>
+            </w:r>
+            <w:r>
+              <w:rPr>
+                <w:rFonts w:ascii="Segoe UI Symbol" w:eastAsia="Segoe UI Symbol" w:hAnsi="Segoe UI Symbol" w:cs="Segoe UI Symbol"/>
+                <w:color w:val="111826"/>
+                <w:sz w:val="17"/>
+                <w:szCs w:val="17"/>
+              </w:rPr>
+              <w:t xml:space="preserve"> </w:t>
             </w:r>
             <w:r>
               <w:rPr>
@@ -8361,7 +8315,7 @@
           <w:left w:w="10" w:type="dxa"/>
           <w:right w:w="10" w:type="dxa"/>
         </w:tblCellMar>
-        <w:tblLook w:val="04A0" w:firstRow="1" w:lastRow="0" w:firstColumn="1" w:lastColumn="0" w:noHBand="0" w:noVBand="1"/>
+        <w:tblLook w:val="0000" w:firstRow="0" w:lastRow="0" w:firstColumn="0" w:lastColumn="0" w:noHBand="0" w:noVBand="0"/>
       </w:tblPr>
       <w:tblGrid>
         <w:gridCol w:w="9906"/>
@@ -8459,21 +8413,7 @@
               <w:rPr>
                 <w:color w:val="1E3A8A"/>
               </w:rPr>
-              <w:t xml:space="preserve"> a senior Python code reviewer </w:t>
-            </w:r>
-            <w:proofErr w:type="spellStart"/>
-            <w:r>
-              <w:rPr>
-                <w:color w:val="1E3A8A"/>
-              </w:rPr>
-              <w:t>specialising</w:t>
-            </w:r>
-            <w:proofErr w:type="spellEnd"/>
-            <w:r>
-              <w:rPr>
-                <w:color w:val="1E3A8A"/>
-              </w:rPr>
-              <w:t xml:space="preserve"> in secure, maintainable backend code. </w:t>
+              <w:t xml:space="preserve"> a senior Python code reviewer specialising in secure, maintainable backend code. </w:t>
             </w:r>
             <w:r>
               <w:rPr>
@@ -8550,7 +8490,7 @@
           <w:left w:w="10" w:type="dxa"/>
           <w:right w:w="10" w:type="dxa"/>
         </w:tblCellMar>
-        <w:tblLook w:val="04A0" w:firstRow="1" w:lastRow="0" w:firstColumn="1" w:lastColumn="0" w:noHBand="0" w:noVBand="1"/>
+        <w:tblLook w:val="0000" w:firstRow="0" w:lastRow="0" w:firstColumn="0" w:lastColumn="0" w:noHBand="0" w:noVBand="0"/>
       </w:tblPr>
       <w:tblGrid>
         <w:gridCol w:w="9906"/>
@@ -8661,7 +8601,7 @@
           <w:left w:w="10" w:type="dxa"/>
           <w:right w:w="10" w:type="dxa"/>
         </w:tblCellMar>
-        <w:tblLook w:val="04A0" w:firstRow="1" w:lastRow="0" w:firstColumn="1" w:lastColumn="0" w:noHBand="0" w:noVBand="1"/>
+        <w:tblLook w:val="0000" w:firstRow="0" w:lastRow="0" w:firstColumn="0" w:lastColumn="0" w:noHBand="0" w:noVBand="0"/>
       </w:tblPr>
       <w:tblGrid>
         <w:gridCol w:w="3200"/>
@@ -8735,7 +8675,16 @@
                 <w:sz w:val="18"/>
                 <w:szCs w:val="18"/>
               </w:rPr>
-              <w:t xml:space="preserve">☐ </w:t>
+              <w:t>☐</w:t>
+            </w:r>
+            <w:r>
+              <w:rPr>
+                <w:rFonts w:ascii="Segoe UI Symbol" w:eastAsia="Segoe UI Symbol" w:hAnsi="Segoe UI Symbol" w:cs="Segoe UI Symbol"/>
+                <w:color w:val="111826"/>
+                <w:sz w:val="18"/>
+                <w:szCs w:val="18"/>
+              </w:rPr>
+              <w:t xml:space="preserve"> </w:t>
             </w:r>
             <w:r>
               <w:rPr>
@@ -8752,7 +8701,16 @@
                 <w:sz w:val="18"/>
                 <w:szCs w:val="18"/>
               </w:rPr>
-              <w:t xml:space="preserve">☐ </w:t>
+              <w:t>☐</w:t>
+            </w:r>
+            <w:r>
+              <w:rPr>
+                <w:rFonts w:ascii="Segoe UI Symbol" w:eastAsia="Segoe UI Symbol" w:hAnsi="Segoe UI Symbol" w:cs="Segoe UI Symbol"/>
+                <w:color w:val="111826"/>
+                <w:sz w:val="18"/>
+                <w:szCs w:val="18"/>
+              </w:rPr>
+              <w:t xml:space="preserve"> </w:t>
             </w:r>
             <w:r>
               <w:rPr>
@@ -8769,7 +8727,16 @@
                 <w:sz w:val="18"/>
                 <w:szCs w:val="18"/>
               </w:rPr>
-              <w:t xml:space="preserve">☐ </w:t>
+              <w:t>☐</w:t>
+            </w:r>
+            <w:r>
+              <w:rPr>
+                <w:rFonts w:ascii="Segoe UI Symbol" w:eastAsia="Segoe UI Symbol" w:hAnsi="Segoe UI Symbol" w:cs="Segoe UI Symbol"/>
+                <w:color w:val="111826"/>
+                <w:sz w:val="18"/>
+                <w:szCs w:val="18"/>
+              </w:rPr>
+              <w:t xml:space="preserve"> </w:t>
             </w:r>
             <w:r>
               <w:rPr>
@@ -8786,7 +8753,16 @@
                 <w:sz w:val="18"/>
                 <w:szCs w:val="18"/>
               </w:rPr>
-              <w:t xml:space="preserve">☑ </w:t>
+              <w:t>☑</w:t>
+            </w:r>
+            <w:r>
+              <w:rPr>
+                <w:rFonts w:ascii="Segoe UI Symbol" w:eastAsia="Segoe UI Symbol" w:hAnsi="Segoe UI Symbol" w:cs="Segoe UI Symbol"/>
+                <w:color w:val="16A34A"/>
+                <w:sz w:val="18"/>
+                <w:szCs w:val="18"/>
+              </w:rPr>
+              <w:t xml:space="preserve"> </w:t>
             </w:r>
             <w:r>
               <w:rPr>
@@ -8805,7 +8781,16 @@
                 <w:sz w:val="18"/>
                 <w:szCs w:val="18"/>
               </w:rPr>
-              <w:t xml:space="preserve">☐ </w:t>
+              <w:t>☐</w:t>
+            </w:r>
+            <w:r>
+              <w:rPr>
+                <w:rFonts w:ascii="Segoe UI Symbol" w:eastAsia="Segoe UI Symbol" w:hAnsi="Segoe UI Symbol" w:cs="Segoe UI Symbol"/>
+                <w:color w:val="111826"/>
+                <w:sz w:val="18"/>
+                <w:szCs w:val="18"/>
+              </w:rPr>
+              <w:t xml:space="preserve"> </w:t>
             </w:r>
             <w:r>
               <w:rPr>
@@ -8844,7 +8829,7 @@
           <w:left w:w="10" w:type="dxa"/>
           <w:right w:w="10" w:type="dxa"/>
         </w:tblCellMar>
-        <w:tblLook w:val="04A0" w:firstRow="1" w:lastRow="0" w:firstColumn="1" w:lastColumn="0" w:noHBand="0" w:noVBand="1"/>
+        <w:tblLook w:val="0000" w:firstRow="0" w:lastRow="0" w:firstColumn="0" w:lastColumn="0" w:noHBand="0" w:noVBand="0"/>
       </w:tblPr>
       <w:tblGrid>
         <w:gridCol w:w="7600"/>
@@ -8962,7 +8947,7 @@
           <w:left w:w="10" w:type="dxa"/>
           <w:right w:w="10" w:type="dxa"/>
         </w:tblCellMar>
-        <w:tblLook w:val="04A0" w:firstRow="1" w:lastRow="0" w:firstColumn="1" w:lastColumn="0" w:noHBand="0" w:noVBand="1"/>
+        <w:tblLook w:val="0000" w:firstRow="0" w:lastRow="0" w:firstColumn="0" w:lastColumn="0" w:noHBand="0" w:noVBand="0"/>
       </w:tblPr>
       <w:tblGrid>
         <w:gridCol w:w="9906"/>
@@ -9081,7 +9066,7 @@
           <w:left w:w="10" w:type="dxa"/>
           <w:right w:w="10" w:type="dxa"/>
         </w:tblCellMar>
-        <w:tblLook w:val="04A0" w:firstRow="1" w:lastRow="0" w:firstColumn="1" w:lastColumn="0" w:noHBand="0" w:noVBand="1"/>
+        <w:tblLook w:val="0000" w:firstRow="0" w:lastRow="0" w:firstColumn="0" w:lastColumn="0" w:noHBand="0" w:noVBand="0"/>
       </w:tblPr>
       <w:tblGrid>
         <w:gridCol w:w="9906"/>
@@ -9327,7 +9312,7 @@
           <w:left w:w="10" w:type="dxa"/>
           <w:right w:w="10" w:type="dxa"/>
         </w:tblCellMar>
-        <w:tblLook w:val="04A0" w:firstRow="1" w:lastRow="0" w:firstColumn="1" w:lastColumn="0" w:noHBand="0" w:noVBand="1"/>
+        <w:tblLook w:val="0000" w:firstRow="0" w:lastRow="0" w:firstColumn="0" w:lastColumn="0" w:noHBand="0" w:noVBand="0"/>
       </w:tblPr>
       <w:tblGrid>
         <w:gridCol w:w="9906"/>
@@ -9460,18 +9445,8 @@
                 <w:sz w:val="18"/>
                 <w:szCs w:val="18"/>
               </w:rPr>
-              <w:t xml:space="preserve">audience, data source, structure, length, tone, </w:t>
-            </w:r>
-            <w:proofErr w:type="gramStart"/>
-            <w:r>
-              <w:rPr>
-                <w:color w:val="1E3A8A"/>
-                <w:sz w:val="18"/>
-                <w:szCs w:val="18"/>
-              </w:rPr>
-              <w:t>time period</w:t>
-            </w:r>
-            <w:proofErr w:type="gramEnd"/>
+              <w:t>audience, data source, structure, length, tone, time period</w:t>
+            </w:r>
           </w:p>
           <w:p>
             <w:pPr>
@@ -9601,7 +9576,7 @@
           <w:left w:w="10" w:type="dxa"/>
           <w:right w:w="10" w:type="dxa"/>
         </w:tblCellMar>
-        <w:tblLook w:val="04A0" w:firstRow="1" w:lastRow="0" w:firstColumn="1" w:lastColumn="0" w:noHBand="0" w:noVBand="1"/>
+        <w:tblLook w:val="0000" w:firstRow="0" w:lastRow="0" w:firstColumn="0" w:lastColumn="0" w:noHBand="0" w:noVBand="0"/>
       </w:tblPr>
       <w:tblGrid>
         <w:gridCol w:w="9906"/>
@@ -9865,7 +9840,7 @@
           <w:left w:w="10" w:type="dxa"/>
           <w:right w:w="10" w:type="dxa"/>
         </w:tblCellMar>
-        <w:tblLook w:val="04A0" w:firstRow="1" w:lastRow="0" w:firstColumn="1" w:lastColumn="0" w:noHBand="0" w:noVBand="1"/>
+        <w:tblLook w:val="0000" w:firstRow="0" w:lastRow="0" w:firstColumn="0" w:lastColumn="0" w:noHBand="0" w:noVBand="0"/>
       </w:tblPr>
       <w:tblGrid>
         <w:gridCol w:w="3200"/>
@@ -9939,7 +9914,16 @@
                 <w:sz w:val="18"/>
                 <w:szCs w:val="18"/>
               </w:rPr>
-              <w:t xml:space="preserve">☐ </w:t>
+              <w:t>☐</w:t>
+            </w:r>
+            <w:r>
+              <w:rPr>
+                <w:rFonts w:ascii="Segoe UI Symbol" w:eastAsia="Segoe UI Symbol" w:hAnsi="Segoe UI Symbol" w:cs="Segoe UI Symbol"/>
+                <w:color w:val="111826"/>
+                <w:sz w:val="18"/>
+                <w:szCs w:val="18"/>
+              </w:rPr>
+              <w:t xml:space="preserve"> </w:t>
             </w:r>
             <w:r>
               <w:rPr>
@@ -9956,7 +9940,16 @@
                 <w:sz w:val="18"/>
                 <w:szCs w:val="18"/>
               </w:rPr>
-              <w:t xml:space="preserve">☐ </w:t>
+              <w:t>☐</w:t>
+            </w:r>
+            <w:r>
+              <w:rPr>
+                <w:rFonts w:ascii="Segoe UI Symbol" w:eastAsia="Segoe UI Symbol" w:hAnsi="Segoe UI Symbol" w:cs="Segoe UI Symbol"/>
+                <w:color w:val="111826"/>
+                <w:sz w:val="18"/>
+                <w:szCs w:val="18"/>
+              </w:rPr>
+              <w:t xml:space="preserve"> </w:t>
             </w:r>
             <w:r>
               <w:rPr>
@@ -9973,7 +9966,16 @@
                 <w:sz w:val="18"/>
                 <w:szCs w:val="18"/>
               </w:rPr>
-              <w:t xml:space="preserve">☐ </w:t>
+              <w:t>☐</w:t>
+            </w:r>
+            <w:r>
+              <w:rPr>
+                <w:rFonts w:ascii="Segoe UI Symbol" w:eastAsia="Segoe UI Symbol" w:hAnsi="Segoe UI Symbol" w:cs="Segoe UI Symbol"/>
+                <w:color w:val="111826"/>
+                <w:sz w:val="18"/>
+                <w:szCs w:val="18"/>
+              </w:rPr>
+              <w:t xml:space="preserve"> </w:t>
             </w:r>
             <w:r>
               <w:rPr>
@@ -9990,7 +9992,16 @@
                 <w:sz w:val="18"/>
                 <w:szCs w:val="18"/>
               </w:rPr>
-              <w:t xml:space="preserve">☐ </w:t>
+              <w:t>☐</w:t>
+            </w:r>
+            <w:r>
+              <w:rPr>
+                <w:rFonts w:ascii="Segoe UI Symbol" w:eastAsia="Segoe UI Symbol" w:hAnsi="Segoe UI Symbol" w:cs="Segoe UI Symbol"/>
+                <w:color w:val="111826"/>
+                <w:sz w:val="18"/>
+                <w:szCs w:val="18"/>
+              </w:rPr>
+              <w:t xml:space="preserve"> </w:t>
             </w:r>
             <w:r>
               <w:rPr>
@@ -10007,7 +10018,16 @@
                 <w:sz w:val="18"/>
                 <w:szCs w:val="18"/>
               </w:rPr>
-              <w:t xml:space="preserve">☑ </w:t>
+              <w:t>☑</w:t>
+            </w:r>
+            <w:r>
+              <w:rPr>
+                <w:rFonts w:ascii="Segoe UI Symbol" w:eastAsia="Segoe UI Symbol" w:hAnsi="Segoe UI Symbol" w:cs="Segoe UI Symbol"/>
+                <w:color w:val="16A34A"/>
+                <w:sz w:val="18"/>
+                <w:szCs w:val="18"/>
+              </w:rPr>
+              <w:t xml:space="preserve"> </w:t>
             </w:r>
             <w:r>
               <w:rPr>
@@ -10076,7 +10096,7 @@
           <w:left w:w="10" w:type="dxa"/>
           <w:right w:w="10" w:type="dxa"/>
         </w:tblCellMar>
-        <w:tblLook w:val="04A0" w:firstRow="1" w:lastRow="0" w:firstColumn="1" w:lastColumn="0" w:noHBand="0" w:noVBand="1"/>
+        <w:tblLook w:val="0000" w:firstRow="0" w:lastRow="0" w:firstColumn="0" w:lastColumn="0" w:noHBand="0" w:noVBand="0"/>
       </w:tblPr>
       <w:tblGrid>
         <w:gridCol w:w="9906"/>
@@ -10146,7 +10166,7 @@
           <w:left w:w="10" w:type="dxa"/>
           <w:right w:w="10" w:type="dxa"/>
         </w:tblCellMar>
-        <w:tblLook w:val="04A0" w:firstRow="1" w:lastRow="0" w:firstColumn="1" w:lastColumn="0" w:noHBand="0" w:noVBand="1"/>
+        <w:tblLook w:val="0000" w:firstRow="0" w:lastRow="0" w:firstColumn="0" w:lastColumn="0" w:noHBand="0" w:noVBand="0"/>
       </w:tblPr>
       <w:tblGrid>
         <w:gridCol w:w="7600"/>
@@ -10264,7 +10284,7 @@
           <w:left w:w="10" w:type="dxa"/>
           <w:right w:w="10" w:type="dxa"/>
         </w:tblCellMar>
-        <w:tblLook w:val="04A0" w:firstRow="1" w:lastRow="0" w:firstColumn="1" w:lastColumn="0" w:noHBand="0" w:noVBand="1"/>
+        <w:tblLook w:val="0000" w:firstRow="0" w:lastRow="0" w:firstColumn="0" w:lastColumn="0" w:noHBand="0" w:noVBand="0"/>
       </w:tblPr>
       <w:tblGrid>
         <w:gridCol w:w="9906"/>
@@ -10331,25 +10351,7 @@
                 <w:sz w:val="18"/>
                 <w:szCs w:val="18"/>
               </w:rPr>
-              <w:t xml:space="preserve">2. Complete the CRTFC table for your </w:t>
-            </w:r>
-            <w:proofErr w:type="gramStart"/>
-            <w:r>
-              <w:rPr>
-                <w:color w:val="111826"/>
-                <w:sz w:val="18"/>
-                <w:szCs w:val="18"/>
-              </w:rPr>
-              <w:t>reply</w:t>
-            </w:r>
-            <w:proofErr w:type="gramEnd"/>
-            <w:r>
-              <w:rPr>
-                <w:color w:val="111826"/>
-                <w:sz w:val="18"/>
-                <w:szCs w:val="18"/>
-              </w:rPr>
-              <w:t xml:space="preserve"> strategy.</w:t>
+              <w:t>2. Complete the CRTFC table for your reply strategy.</w:t>
             </w:r>
           </w:p>
           <w:p>
@@ -10430,7 +10432,7 @@
           <w:left w:w="10" w:type="dxa"/>
           <w:right w:w="10" w:type="dxa"/>
         </w:tblCellMar>
-        <w:tblLook w:val="04A0" w:firstRow="1" w:lastRow="0" w:firstColumn="1" w:lastColumn="0" w:noHBand="0" w:noVBand="1"/>
+        <w:tblLook w:val="0000" w:firstRow="0" w:lastRow="0" w:firstColumn="0" w:lastColumn="0" w:noHBand="0" w:noVBand="0"/>
       </w:tblPr>
       <w:tblGrid>
         <w:gridCol w:w="9906"/>
@@ -10491,32 +10493,35 @@
                 <w:sz w:val="18"/>
                 <w:szCs w:val="18"/>
               </w:rPr>
-              <w:t>From: Sarah (</w:t>
-            </w:r>
-            <w:proofErr w:type="gramStart"/>
-            <w:r>
-              <w:rPr>
-                <w:b/>
-                <w:bCs/>
+              <w:t>From: Sarah (Client)</w:t>
+            </w:r>
+            <w:r>
+              <w:rPr>
                 <w:i/>
                 <w:iCs/>
                 <w:color w:val="111826"/>
                 <w:sz w:val="18"/>
                 <w:szCs w:val="18"/>
               </w:rPr>
-              <w:t>Client)</w:t>
-            </w:r>
-            <w:r>
-              <w:rPr>
+              <w:t xml:space="preserve"> — "We were expecting the first deliverable by end of this week. Our team has scheduled a board presentation based on this. Can you confirm it is still on track?"</w:t>
+            </w:r>
+          </w:p>
+          <w:p>
+            <w:pPr>
+              <w:spacing w:before="40" w:after="40"/>
+            </w:pPr>
+            <w:r>
+              <w:rPr>
+                <w:b/>
+                <w:bCs/>
                 <w:i/>
                 <w:iCs/>
                 <w:color w:val="111826"/>
                 <w:sz w:val="18"/>
                 <w:szCs w:val="18"/>
               </w:rPr>
-              <w:t xml:space="preserve"> —</w:t>
-            </w:r>
-            <w:proofErr w:type="gramEnd"/>
+              <w:t>From: Ahmed (Your Manager, internal)</w:t>
+            </w:r>
             <w:r>
               <w:rPr>
                 <w:i/>
@@ -10525,58 +10530,7 @@
                 <w:sz w:val="18"/>
                 <w:szCs w:val="18"/>
               </w:rPr>
-              <w:t xml:space="preserve"> "We were expecting the first deliverable by end of this week. Our team has scheduled a board presentation based on this. Can you confirm it is still on track?"</w:t>
-            </w:r>
-          </w:p>
-          <w:p>
-            <w:pPr>
-              <w:spacing w:before="40" w:after="40"/>
-            </w:pPr>
-            <w:r>
-              <w:rPr>
-                <w:b/>
-                <w:bCs/>
-                <w:i/>
-                <w:iCs/>
-                <w:color w:val="111826"/>
-                <w:sz w:val="18"/>
-                <w:szCs w:val="18"/>
-              </w:rPr>
-              <w:t xml:space="preserve">From: Ahmed (Your Manager, </w:t>
-            </w:r>
-            <w:proofErr w:type="gramStart"/>
-            <w:r>
-              <w:rPr>
-                <w:b/>
-                <w:bCs/>
-                <w:i/>
-                <w:iCs/>
-                <w:color w:val="111826"/>
-                <w:sz w:val="18"/>
-                <w:szCs w:val="18"/>
-              </w:rPr>
-              <w:t>internal)</w:t>
-            </w:r>
-            <w:r>
-              <w:rPr>
-                <w:i/>
-                <w:iCs/>
-                <w:color w:val="111826"/>
-                <w:sz w:val="18"/>
-                <w:szCs w:val="18"/>
-              </w:rPr>
-              <w:t xml:space="preserve"> —</w:t>
-            </w:r>
-            <w:proofErr w:type="gramEnd"/>
-            <w:r>
-              <w:rPr>
-                <w:i/>
-                <w:iCs/>
-                <w:color w:val="111826"/>
-                <w:sz w:val="18"/>
-                <w:szCs w:val="18"/>
-              </w:rPr>
-              <w:t xml:space="preserve"> "There is a 5-day delay due to a dependency on the data team. We haven't told the client yet. You need to communicate this professionally."</w:t>
+              <w:t xml:space="preserve"> — "There is a 5-day delay due to a dependency on the data team. We haven't told the client yet. You need to communicate this professionally."</w:t>
             </w:r>
           </w:p>
           <w:p>
@@ -10625,7 +10579,7 @@
           <w:left w:w="10" w:type="dxa"/>
           <w:right w:w="10" w:type="dxa"/>
         </w:tblCellMar>
-        <w:tblLook w:val="04A0" w:firstRow="1" w:lastRow="0" w:firstColumn="1" w:lastColumn="0" w:noHBand="0" w:noVBand="1"/>
+        <w:tblLook w:val="0000" w:firstRow="0" w:lastRow="0" w:firstColumn="0" w:lastColumn="0" w:noHBand="0" w:noVBand="0"/>
       </w:tblPr>
       <w:tblGrid>
         <w:gridCol w:w="1500"/>
@@ -11287,7 +11241,7 @@
           <w:left w:w="10" w:type="dxa"/>
           <w:right w:w="10" w:type="dxa"/>
         </w:tblCellMar>
-        <w:tblLook w:val="04A0" w:firstRow="1" w:lastRow="0" w:firstColumn="1" w:lastColumn="0" w:noHBand="0" w:noVBand="1"/>
+        <w:tblLook w:val="0000" w:firstRow="0" w:lastRow="0" w:firstColumn="0" w:lastColumn="0" w:noHBand="0" w:noVBand="0"/>
       </w:tblPr>
       <w:tblGrid>
         <w:gridCol w:w="9906"/>
@@ -11371,21 +11325,7 @@
               <w:rPr>
                 <w:color w:val="1E3A8A"/>
               </w:rPr>
-              <w:t xml:space="preserve">I'm the project manager on a client project. The client, Sarah, expects the first deliverable by the end of this week for a board presentation, but we have a 5-day delay caused by </w:t>
-            </w:r>
-            <w:proofErr w:type="gramStart"/>
-            <w:r>
-              <w:rPr>
-                <w:color w:val="1E3A8A"/>
-              </w:rPr>
-              <w:t>an internal</w:t>
-            </w:r>
-            <w:proofErr w:type="gramEnd"/>
-            <w:r>
-              <w:rPr>
-                <w:color w:val="1E3A8A"/>
-              </w:rPr>
-              <w:t xml:space="preserve"> dependency. </w:t>
+              <w:t xml:space="preserve">I'm the project manager on a client project. The client, Sarah, expects the first deliverable by the end of this week for a board presentation, but we have a 5-day delay caused by an internal dependency. </w:t>
             </w:r>
             <w:r>
               <w:rPr>
@@ -11467,7 +11407,7 @@
           <w:left w:w="10" w:type="dxa"/>
           <w:right w:w="10" w:type="dxa"/>
         </w:tblCellMar>
-        <w:tblLook w:val="04A0" w:firstRow="1" w:lastRow="0" w:firstColumn="1" w:lastColumn="0" w:noHBand="0" w:noVBand="1"/>
+        <w:tblLook w:val="0000" w:firstRow="0" w:lastRow="0" w:firstColumn="0" w:lastColumn="0" w:noHBand="0" w:noVBand="0"/>
       </w:tblPr>
       <w:tblGrid>
         <w:gridCol w:w="9906"/>
@@ -11578,21 +11518,7 @@
               <w:rPr>
                 <w:color w:val="1E3A8A"/>
               </w:rPr>
-              <w:t xml:space="preserve">Thank you for checking in. I want to be upfront: the first deliverable will be delayed by 5 working days because of </w:t>
-            </w:r>
-            <w:proofErr w:type="gramStart"/>
-            <w:r>
-              <w:rPr>
-                <w:color w:val="1E3A8A"/>
-              </w:rPr>
-              <w:t>an internal</w:t>
-            </w:r>
-            <w:proofErr w:type="gramEnd"/>
-            <w:r>
-              <w:rPr>
-                <w:color w:val="1E3A8A"/>
-              </w:rPr>
-              <w:t xml:space="preserve"> dependency, and it will now be ready on [revised date]. I'm sorry for the short notice, especially with your board presentation planned.</w:t>
+              <w:t>Thank you for checking in. I want to be upfront: the first deliverable will be delayed by 5 working days because of an internal dependency, and it will now be ready on [revised date]. I'm sorry for the short notice, especially with your board presentation planned.</w:t>
             </w:r>
             <w:r>
               <w:br/>
@@ -11601,21 +11527,7 @@
               <w:rPr>
                 <w:color w:val="1E3A8A"/>
               </w:rPr>
-              <w:t xml:space="preserve">We have </w:t>
-            </w:r>
-            <w:proofErr w:type="spellStart"/>
-            <w:r>
-              <w:rPr>
-                <w:color w:val="1E3A8A"/>
-              </w:rPr>
-              <w:t>prioritised</w:t>
-            </w:r>
-            <w:proofErr w:type="spellEnd"/>
-            <w:r>
-              <w:rPr>
-                <w:color w:val="1E3A8A"/>
-              </w:rPr>
-              <w:t xml:space="preserve"> the remaining work, and I will send you a progress update on [mid-point date] so there are no further surprises.</w:t>
+              <w:t>We have prioritised the remaining work, and I will send you a progress update on [mid-point date] so there are no further surprises.</w:t>
             </w:r>
             <w:r>
               <w:br/>
@@ -11668,7 +11580,7 @@
           <w:left w:w="10" w:type="dxa"/>
           <w:right w:w="10" w:type="dxa"/>
         </w:tblCellMar>
-        <w:tblLook w:val="04A0" w:firstRow="1" w:lastRow="0" w:firstColumn="1" w:lastColumn="0" w:noHBand="0" w:noVBand="1"/>
+        <w:tblLook w:val="0000" w:firstRow="0" w:lastRow="0" w:firstColumn="0" w:lastColumn="0" w:noHBand="0" w:noVBand="0"/>
       </w:tblPr>
       <w:tblGrid>
         <w:gridCol w:w="3200"/>
@@ -11742,7 +11654,16 @@
                 <w:sz w:val="18"/>
                 <w:szCs w:val="18"/>
               </w:rPr>
-              <w:t xml:space="preserve">☐ </w:t>
+              <w:t>☐</w:t>
+            </w:r>
+            <w:r>
+              <w:rPr>
+                <w:rFonts w:ascii="Segoe UI Symbol" w:eastAsia="Segoe UI Symbol" w:hAnsi="Segoe UI Symbol" w:cs="Segoe UI Symbol"/>
+                <w:color w:val="111826"/>
+                <w:sz w:val="18"/>
+                <w:szCs w:val="18"/>
+              </w:rPr>
+              <w:t xml:space="preserve"> </w:t>
             </w:r>
             <w:r>
               <w:rPr>
@@ -11759,7 +11680,16 @@
                 <w:sz w:val="18"/>
                 <w:szCs w:val="18"/>
               </w:rPr>
-              <w:t xml:space="preserve">☐ </w:t>
+              <w:t>☐</w:t>
+            </w:r>
+            <w:r>
+              <w:rPr>
+                <w:rFonts w:ascii="Segoe UI Symbol" w:eastAsia="Segoe UI Symbol" w:hAnsi="Segoe UI Symbol" w:cs="Segoe UI Symbol"/>
+                <w:color w:val="111826"/>
+                <w:sz w:val="18"/>
+                <w:szCs w:val="18"/>
+              </w:rPr>
+              <w:t xml:space="preserve"> </w:t>
             </w:r>
             <w:r>
               <w:rPr>
@@ -11776,7 +11706,16 @@
                 <w:sz w:val="18"/>
                 <w:szCs w:val="18"/>
               </w:rPr>
-              <w:t xml:space="preserve">☐ </w:t>
+              <w:t>☐</w:t>
+            </w:r>
+            <w:r>
+              <w:rPr>
+                <w:rFonts w:ascii="Segoe UI Symbol" w:eastAsia="Segoe UI Symbol" w:hAnsi="Segoe UI Symbol" w:cs="Segoe UI Symbol"/>
+                <w:color w:val="111826"/>
+                <w:sz w:val="18"/>
+                <w:szCs w:val="18"/>
+              </w:rPr>
+              <w:t xml:space="preserve"> </w:t>
             </w:r>
             <w:r>
               <w:rPr>
@@ -11793,7 +11732,16 @@
                 <w:sz w:val="18"/>
                 <w:szCs w:val="18"/>
               </w:rPr>
-              <w:t xml:space="preserve">☑ </w:t>
+              <w:t>☑</w:t>
+            </w:r>
+            <w:r>
+              <w:rPr>
+                <w:rFonts w:ascii="Segoe UI Symbol" w:eastAsia="Segoe UI Symbol" w:hAnsi="Segoe UI Symbol" w:cs="Segoe UI Symbol"/>
+                <w:color w:val="16A34A"/>
+                <w:sz w:val="18"/>
+                <w:szCs w:val="18"/>
+              </w:rPr>
+              <w:t xml:space="preserve"> </w:t>
             </w:r>
             <w:r>
               <w:rPr>
@@ -11812,7 +11760,16 @@
                 <w:sz w:val="18"/>
                 <w:szCs w:val="18"/>
               </w:rPr>
-              <w:t xml:space="preserve">☐ </w:t>
+              <w:t>☐</w:t>
+            </w:r>
+            <w:r>
+              <w:rPr>
+                <w:rFonts w:ascii="Segoe UI Symbol" w:eastAsia="Segoe UI Symbol" w:hAnsi="Segoe UI Symbol" w:cs="Segoe UI Symbol"/>
+                <w:color w:val="111826"/>
+                <w:sz w:val="18"/>
+                <w:szCs w:val="18"/>
+              </w:rPr>
+              <w:t xml:space="preserve"> </w:t>
             </w:r>
             <w:r>
               <w:rPr>
@@ -11846,7 +11803,7 @@
           <w:left w:w="10" w:type="dxa"/>
           <w:right w:w="10" w:type="dxa"/>
         </w:tblCellMar>
-        <w:tblLook w:val="04A0" w:firstRow="1" w:lastRow="0" w:firstColumn="1" w:lastColumn="0" w:noHBand="0" w:noVBand="1"/>
+        <w:tblLook w:val="0000" w:firstRow="0" w:lastRow="0" w:firstColumn="0" w:lastColumn="0" w:noHBand="0" w:noVBand="0"/>
       </w:tblPr>
       <w:tblGrid>
         <w:gridCol w:w="9906"/>
@@ -11930,21 +11887,7 @@
               <w:rPr>
                 <w:color w:val="1E3A8A"/>
               </w:rPr>
-              <w:t xml:space="preserve">Added the exact revised date and the mid-point update date; removed wording that sounded like an excuse; shortened the apology to one sentence. From the </w:t>
-            </w:r>
-            <w:proofErr w:type="gramStart"/>
-            <w:r>
-              <w:rPr>
-                <w:color w:val="1E3A8A"/>
-              </w:rPr>
-              <w:t>two tone</w:t>
-            </w:r>
-            <w:proofErr w:type="gramEnd"/>
-            <w:r>
-              <w:rPr>
-                <w:color w:val="1E3A8A"/>
-              </w:rPr>
-              <w:t xml:space="preserve"> versions, the </w:t>
+              <w:t xml:space="preserve">Added the exact revised date and the mid-point update date; removed wording that sounded like an excuse; shortened the apology to one sentence. From the two tone versions, the </w:t>
             </w:r>
             <w:r>
               <w:rPr>
@@ -12003,7 +11946,7 @@
           <w:left w:w="10" w:type="dxa"/>
           <w:right w:w="10" w:type="dxa"/>
         </w:tblCellMar>
-        <w:tblLook w:val="04A0" w:firstRow="1" w:lastRow="0" w:firstColumn="1" w:lastColumn="0" w:noHBand="0" w:noVBand="1"/>
+        <w:tblLook w:val="0000" w:firstRow="0" w:lastRow="0" w:firstColumn="0" w:lastColumn="0" w:noHBand="0" w:noVBand="0"/>
       </w:tblPr>
       <w:tblGrid>
         <w:gridCol w:w="7600"/>
@@ -12121,7 +12064,7 @@
           <w:left w:w="10" w:type="dxa"/>
           <w:right w:w="10" w:type="dxa"/>
         </w:tblCellMar>
-        <w:tblLook w:val="04A0" w:firstRow="1" w:lastRow="0" w:firstColumn="1" w:lastColumn="0" w:noHBand="0" w:noVBand="1"/>
+        <w:tblLook w:val="0000" w:firstRow="0" w:lastRow="0" w:firstColumn="0" w:lastColumn="0" w:noHBand="0" w:noVBand="0"/>
       </w:tblPr>
       <w:tblGrid>
         <w:gridCol w:w="9906"/>
@@ -12253,7 +12196,7 @@
           <w:left w:w="10" w:type="dxa"/>
           <w:right w:w="10" w:type="dxa"/>
         </w:tblCellMar>
-        <w:tblLook w:val="04A0" w:firstRow="1" w:lastRow="0" w:firstColumn="1" w:lastColumn="0" w:noHBand="0" w:noVBand="1"/>
+        <w:tblLook w:val="0000" w:firstRow="0" w:lastRow="0" w:firstColumn="0" w:lastColumn="0" w:noHBand="0" w:noVBand="0"/>
       </w:tblPr>
       <w:tblGrid>
         <w:gridCol w:w="4953"/>
@@ -12373,25 +12316,7 @@
                 <w:sz w:val="17"/>
                 <w:szCs w:val="17"/>
               </w:rPr>
-              <w:t xml:space="preserve">Your IT department wants to migrate from </w:t>
-            </w:r>
-            <w:proofErr w:type="gramStart"/>
-            <w:r>
-              <w:rPr>
-                <w:color w:val="111826"/>
-                <w:sz w:val="17"/>
-                <w:szCs w:val="17"/>
-              </w:rPr>
-              <w:t>on-premise</w:t>
-            </w:r>
-            <w:proofErr w:type="gramEnd"/>
-            <w:r>
-              <w:rPr>
-                <w:color w:val="111826"/>
-                <w:sz w:val="17"/>
-                <w:szCs w:val="17"/>
-              </w:rPr>
-              <w:t xml:space="preserve"> servers to cloud. Write an executive memo to the CEO recommending approval. Budget impact: 15% cost reduction. Timeline: 6 months. Risk: 2-week migration window.</w:t>
+              <w:t>Your IT department wants to migrate from on-premise servers to cloud. Write an executive memo to the CEO recommending approval. Budget impact: 15% cost reduction. Timeline: 6 months. Risk: 2-week migration window.</w:t>
             </w:r>
           </w:p>
         </w:tc>
@@ -12476,7 +12401,7 @@
           <w:left w:w="10" w:type="dxa"/>
           <w:right w:w="10" w:type="dxa"/>
         </w:tblCellMar>
-        <w:tblLook w:val="04A0" w:firstRow="1" w:lastRow="0" w:firstColumn="1" w:lastColumn="0" w:noHBand="0" w:noVBand="1"/>
+        <w:tblLook w:val="0000" w:firstRow="0" w:lastRow="0" w:firstColumn="0" w:lastColumn="0" w:noHBand="0" w:noVBand="0"/>
       </w:tblPr>
       <w:tblGrid>
         <w:gridCol w:w="1500"/>
@@ -13138,7 +13063,7 @@
           <w:left w:w="10" w:type="dxa"/>
           <w:right w:w="10" w:type="dxa"/>
         </w:tblCellMar>
-        <w:tblLook w:val="04A0" w:firstRow="1" w:lastRow="0" w:firstColumn="1" w:lastColumn="0" w:noHBand="0" w:noVBand="1"/>
+        <w:tblLook w:val="0000" w:firstRow="0" w:lastRow="0" w:firstColumn="0" w:lastColumn="0" w:noHBand="0" w:noVBand="0"/>
       </w:tblPr>
       <w:tblGrid>
         <w:gridCol w:w="4000"/>
@@ -13227,23 +13152,8 @@
                 <w:sz w:val="18"/>
                 <w:szCs w:val="18"/>
               </w:rPr>
-              <w:t xml:space="preserve">☑ </w:t>
-            </w:r>
-            <w:r>
-              <w:rPr>
-                <w:b/>
-                <w:bCs/>
-                <w:color w:val="111826"/>
-                <w:sz w:val="18"/>
-                <w:szCs w:val="18"/>
-              </w:rPr>
-              <w:t xml:space="preserve">Leads with RECOMMENDATION (not situation)   </w:t>
-            </w:r>
-          </w:p>
-          <w:p>
-            <w:pPr>
-              <w:spacing w:before="50" w:after="50"/>
-            </w:pPr>
+              <w:t>☑</w:t>
+            </w:r>
             <w:r>
               <w:rPr>
                 <w:rFonts w:ascii="Segoe UI Symbol" w:eastAsia="Segoe UI Symbol" w:hAnsi="Segoe UI Symbol" w:cs="Segoe UI Symbol"/>
@@ -13251,17 +13161,17 @@
                 <w:sz w:val="18"/>
                 <w:szCs w:val="18"/>
               </w:rPr>
-              <w:t xml:space="preserve">☑ </w:t>
-            </w:r>
-            <w:r>
-              <w:rPr>
-                <w:b/>
-                <w:bCs/>
-                <w:color w:val="111826"/>
-                <w:sz w:val="18"/>
-                <w:szCs w:val="18"/>
-              </w:rPr>
-              <w:t xml:space="preserve">TO / FROM / DATE / SUBJECT header present   </w:t>
+              <w:t xml:space="preserve"> </w:t>
+            </w:r>
+            <w:r>
+              <w:rPr>
+                <w:b/>
+                <w:bCs/>
+                <w:color w:val="111826"/>
+                <w:sz w:val="18"/>
+                <w:szCs w:val="18"/>
+              </w:rPr>
+              <w:t xml:space="preserve">Leads with RECOMMENDATION (not situation)   </w:t>
             </w:r>
           </w:p>
           <w:p>
@@ -13275,23 +13185,8 @@
                 <w:sz w:val="18"/>
                 <w:szCs w:val="18"/>
               </w:rPr>
-              <w:t xml:space="preserve">☑ </w:t>
-            </w:r>
-            <w:r>
-              <w:rPr>
-                <w:b/>
-                <w:bCs/>
-                <w:color w:val="111826"/>
-                <w:sz w:val="18"/>
-                <w:szCs w:val="18"/>
-              </w:rPr>
-              <w:t xml:space="preserve">RATIONALE has 3–4 bullet points   </w:t>
-            </w:r>
-          </w:p>
-          <w:p>
-            <w:pPr>
-              <w:spacing w:before="50" w:after="50"/>
-            </w:pPr>
+              <w:t>☑</w:t>
+            </w:r>
             <w:r>
               <w:rPr>
                 <w:rFonts w:ascii="Segoe UI Symbol" w:eastAsia="Segoe UI Symbol" w:hAnsi="Segoe UI Symbol" w:cs="Segoe UI Symbol"/>
@@ -13299,17 +13194,17 @@
                 <w:sz w:val="18"/>
                 <w:szCs w:val="18"/>
               </w:rPr>
-              <w:t xml:space="preserve">☑ </w:t>
-            </w:r>
-            <w:r>
-              <w:rPr>
-                <w:b/>
-                <w:bCs/>
-                <w:color w:val="111826"/>
-                <w:sz w:val="18"/>
-                <w:szCs w:val="18"/>
-              </w:rPr>
-              <w:t xml:space="preserve">NEXT STEPS table has Action / Owner / Deadline   </w:t>
+              <w:t xml:space="preserve"> </w:t>
+            </w:r>
+            <w:r>
+              <w:rPr>
+                <w:b/>
+                <w:bCs/>
+                <w:color w:val="111826"/>
+                <w:sz w:val="18"/>
+                <w:szCs w:val="18"/>
+              </w:rPr>
+              <w:t xml:space="preserve">TO / FROM / DATE / SUBJECT header present   </w:t>
             </w:r>
           </w:p>
           <w:p>
@@ -13323,23 +13218,8 @@
                 <w:sz w:val="18"/>
                 <w:szCs w:val="18"/>
               </w:rPr>
-              <w:t xml:space="preserve">☑ </w:t>
-            </w:r>
-            <w:r>
-              <w:rPr>
-                <w:b/>
-                <w:bCs/>
-                <w:color w:val="111826"/>
-                <w:sz w:val="18"/>
-                <w:szCs w:val="18"/>
-              </w:rPr>
-              <w:t xml:space="preserve">Under 300 words   </w:t>
-            </w:r>
-          </w:p>
-          <w:p>
-            <w:pPr>
-              <w:spacing w:before="50" w:after="50"/>
-            </w:pPr>
+              <w:t>☑</w:t>
+            </w:r>
             <w:r>
               <w:rPr>
                 <w:rFonts w:ascii="Segoe UI Symbol" w:eastAsia="Segoe UI Symbol" w:hAnsi="Segoe UI Symbol" w:cs="Segoe UI Symbol"/>
@@ -13347,30 +13227,117 @@
                 <w:sz w:val="18"/>
                 <w:szCs w:val="18"/>
               </w:rPr>
-              <w:t xml:space="preserve">☑ </w:t>
-            </w:r>
-            <w:r>
-              <w:rPr>
-                <w:b/>
-                <w:bCs/>
-                <w:color w:val="111826"/>
-                <w:sz w:val="18"/>
-                <w:szCs w:val="18"/>
-              </w:rPr>
-              <w:t xml:space="preserve">No jargon (or appropriate for </w:t>
-            </w:r>
-            <w:proofErr w:type="gramStart"/>
-            <w:r>
-              <w:rPr>
-                <w:b/>
-                <w:bCs/>
-                <w:color w:val="111826"/>
-                <w:sz w:val="18"/>
-                <w:szCs w:val="18"/>
-              </w:rPr>
-              <w:t xml:space="preserve">audience)   </w:t>
-            </w:r>
-            <w:proofErr w:type="gramEnd"/>
+              <w:t xml:space="preserve"> </w:t>
+            </w:r>
+            <w:r>
+              <w:rPr>
+                <w:b/>
+                <w:bCs/>
+                <w:color w:val="111826"/>
+                <w:sz w:val="18"/>
+                <w:szCs w:val="18"/>
+              </w:rPr>
+              <w:t xml:space="preserve">RATIONALE has 3–4 bullet points   </w:t>
+            </w:r>
+          </w:p>
+          <w:p>
+            <w:pPr>
+              <w:spacing w:before="50" w:after="50"/>
+            </w:pPr>
+            <w:r>
+              <w:rPr>
+                <w:rFonts w:ascii="Segoe UI Symbol" w:eastAsia="Segoe UI Symbol" w:hAnsi="Segoe UI Symbol" w:cs="Segoe UI Symbol"/>
+                <w:color w:val="16A34A"/>
+                <w:sz w:val="18"/>
+                <w:szCs w:val="18"/>
+              </w:rPr>
+              <w:t>☑</w:t>
+            </w:r>
+            <w:r>
+              <w:rPr>
+                <w:rFonts w:ascii="Segoe UI Symbol" w:eastAsia="Segoe UI Symbol" w:hAnsi="Segoe UI Symbol" w:cs="Segoe UI Symbol"/>
+                <w:color w:val="16A34A"/>
+                <w:sz w:val="18"/>
+                <w:szCs w:val="18"/>
+              </w:rPr>
+              <w:t xml:space="preserve"> </w:t>
+            </w:r>
+            <w:r>
+              <w:rPr>
+                <w:b/>
+                <w:bCs/>
+                <w:color w:val="111826"/>
+                <w:sz w:val="18"/>
+                <w:szCs w:val="18"/>
+              </w:rPr>
+              <w:t xml:space="preserve">NEXT STEPS table has Action / Owner / Deadline   </w:t>
+            </w:r>
+          </w:p>
+          <w:p>
+            <w:pPr>
+              <w:spacing w:before="50" w:after="50"/>
+            </w:pPr>
+            <w:r>
+              <w:rPr>
+                <w:rFonts w:ascii="Segoe UI Symbol" w:eastAsia="Segoe UI Symbol" w:hAnsi="Segoe UI Symbol" w:cs="Segoe UI Symbol"/>
+                <w:color w:val="16A34A"/>
+                <w:sz w:val="18"/>
+                <w:szCs w:val="18"/>
+              </w:rPr>
+              <w:t>☑</w:t>
+            </w:r>
+            <w:r>
+              <w:rPr>
+                <w:rFonts w:ascii="Segoe UI Symbol" w:eastAsia="Segoe UI Symbol" w:hAnsi="Segoe UI Symbol" w:cs="Segoe UI Symbol"/>
+                <w:color w:val="16A34A"/>
+                <w:sz w:val="18"/>
+                <w:szCs w:val="18"/>
+              </w:rPr>
+              <w:t xml:space="preserve"> </w:t>
+            </w:r>
+            <w:r>
+              <w:rPr>
+                <w:b/>
+                <w:bCs/>
+                <w:color w:val="111826"/>
+                <w:sz w:val="18"/>
+                <w:szCs w:val="18"/>
+              </w:rPr>
+              <w:t xml:space="preserve">Under 300 words   </w:t>
+            </w:r>
+          </w:p>
+          <w:p>
+            <w:pPr>
+              <w:spacing w:before="50" w:after="50"/>
+            </w:pPr>
+            <w:r>
+              <w:rPr>
+                <w:rFonts w:ascii="Segoe UI Symbol" w:eastAsia="Segoe UI Symbol" w:hAnsi="Segoe UI Symbol" w:cs="Segoe UI Symbol"/>
+                <w:color w:val="16A34A"/>
+                <w:sz w:val="18"/>
+                <w:szCs w:val="18"/>
+              </w:rPr>
+              <w:t>☑</w:t>
+            </w:r>
+            <w:r>
+              <w:rPr>
+                <w:rFonts w:ascii="Segoe UI Symbol" w:eastAsia="Segoe UI Symbol" w:hAnsi="Segoe UI Symbol" w:cs="Segoe UI Symbol"/>
+                <w:color w:val="16A34A"/>
+                <w:sz w:val="18"/>
+                <w:szCs w:val="18"/>
+              </w:rPr>
+              <w:t xml:space="preserve"> </w:t>
+            </w:r>
+            <w:r>
+              <w:rPr>
+                <w:b/>
+                <w:bCs/>
+                <w:color w:val="111826"/>
+                <w:sz w:val="18"/>
+                <w:szCs w:val="18"/>
+              </w:rPr>
+              <w:t xml:space="preserve">No jargon (or appropriate for audience)   </w:t>
+            </w:r>
           </w:p>
         </w:tc>
         <w:tc>
@@ -13464,25 +13431,7 @@
                 <w:sz w:val="17"/>
                 <w:szCs w:val="17"/>
               </w:rPr>
-              <w:t xml:space="preserve"> training plan (Tech Lead, week 2); </w:t>
-            </w:r>
-            <w:proofErr w:type="spellStart"/>
-            <w:r>
-              <w:rPr>
-                <w:color w:val="1E3A8A"/>
-                <w:sz w:val="17"/>
-                <w:szCs w:val="17"/>
-              </w:rPr>
-              <w:t>tsconfig</w:t>
-            </w:r>
-            <w:proofErr w:type="spellEnd"/>
-            <w:r>
-              <w:rPr>
-                <w:color w:val="1E3A8A"/>
-                <w:sz w:val="17"/>
-                <w:szCs w:val="17"/>
-              </w:rPr>
-              <w:t xml:space="preserve"> + lint standards (Senior Dev, week 3); first new service in TS (Team, month 1). The first draft built up to the recommendation, so I added 'Start with the recommendation in the first line' and re-tested.</w:t>
+              <w:t xml:space="preserve"> training plan (Tech Lead, week 2); tsconfig + lint standards (Senior Dev, week 3); first new service in TS (Team, month 1). The first draft built up to the recommendation, so I added 'Start with the recommendation in the first line' and re-tested.</w:t>
             </w:r>
           </w:p>
         </w:tc>
@@ -13508,7 +13457,7 @@
           <w:left w:w="10" w:type="dxa"/>
           <w:right w:w="10" w:type="dxa"/>
         </w:tblCellMar>
-        <w:tblLook w:val="04A0" w:firstRow="1" w:lastRow="0" w:firstColumn="1" w:lastColumn="0" w:noHBand="0" w:noVBand="1"/>
+        <w:tblLook w:val="0000" w:firstRow="0" w:lastRow="0" w:firstColumn="0" w:lastColumn="0" w:noHBand="0" w:noVBand="0"/>
       </w:tblPr>
       <w:tblGrid>
         <w:gridCol w:w="3200"/>
@@ -13582,7 +13531,16 @@
                 <w:sz w:val="18"/>
                 <w:szCs w:val="18"/>
               </w:rPr>
-              <w:t xml:space="preserve">☐ </w:t>
+              <w:t>☐</w:t>
+            </w:r>
+            <w:r>
+              <w:rPr>
+                <w:rFonts w:ascii="Segoe UI Symbol" w:eastAsia="Segoe UI Symbol" w:hAnsi="Segoe UI Symbol" w:cs="Segoe UI Symbol"/>
+                <w:color w:val="111826"/>
+                <w:sz w:val="18"/>
+                <w:szCs w:val="18"/>
+              </w:rPr>
+              <w:t xml:space="preserve"> </w:t>
             </w:r>
             <w:r>
               <w:rPr>
@@ -13599,7 +13557,16 @@
                 <w:sz w:val="18"/>
                 <w:szCs w:val="18"/>
               </w:rPr>
-              <w:t xml:space="preserve">☐ </w:t>
+              <w:t>☐</w:t>
+            </w:r>
+            <w:r>
+              <w:rPr>
+                <w:rFonts w:ascii="Segoe UI Symbol" w:eastAsia="Segoe UI Symbol" w:hAnsi="Segoe UI Symbol" w:cs="Segoe UI Symbol"/>
+                <w:color w:val="111826"/>
+                <w:sz w:val="18"/>
+                <w:szCs w:val="18"/>
+              </w:rPr>
+              <w:t xml:space="preserve"> </w:t>
             </w:r>
             <w:r>
               <w:rPr>
@@ -13616,7 +13583,16 @@
                 <w:sz w:val="18"/>
                 <w:szCs w:val="18"/>
               </w:rPr>
-              <w:t xml:space="preserve">☐ </w:t>
+              <w:t>☐</w:t>
+            </w:r>
+            <w:r>
+              <w:rPr>
+                <w:rFonts w:ascii="Segoe UI Symbol" w:eastAsia="Segoe UI Symbol" w:hAnsi="Segoe UI Symbol" w:cs="Segoe UI Symbol"/>
+                <w:color w:val="111826"/>
+                <w:sz w:val="18"/>
+                <w:szCs w:val="18"/>
+              </w:rPr>
+              <w:t xml:space="preserve"> </w:t>
             </w:r>
             <w:r>
               <w:rPr>
@@ -13633,7 +13609,16 @@
                 <w:sz w:val="18"/>
                 <w:szCs w:val="18"/>
               </w:rPr>
-              <w:t xml:space="preserve">☑ </w:t>
+              <w:t>☑</w:t>
+            </w:r>
+            <w:r>
+              <w:rPr>
+                <w:rFonts w:ascii="Segoe UI Symbol" w:eastAsia="Segoe UI Symbol" w:hAnsi="Segoe UI Symbol" w:cs="Segoe UI Symbol"/>
+                <w:color w:val="16A34A"/>
+                <w:sz w:val="18"/>
+                <w:szCs w:val="18"/>
+              </w:rPr>
+              <w:t xml:space="preserve"> </w:t>
             </w:r>
             <w:r>
               <w:rPr>
@@ -13652,7 +13637,16 @@
                 <w:sz w:val="18"/>
                 <w:szCs w:val="18"/>
               </w:rPr>
-              <w:t xml:space="preserve">☐ </w:t>
+              <w:t>☐</w:t>
+            </w:r>
+            <w:r>
+              <w:rPr>
+                <w:rFonts w:ascii="Segoe UI Symbol" w:eastAsia="Segoe UI Symbol" w:hAnsi="Segoe UI Symbol" w:cs="Segoe UI Symbol"/>
+                <w:color w:val="111826"/>
+                <w:sz w:val="18"/>
+                <w:szCs w:val="18"/>
+              </w:rPr>
+              <w:t xml:space="preserve"> </w:t>
             </w:r>
             <w:r>
               <w:rPr>
@@ -13691,7 +13685,7 @@
           <w:left w:w="10" w:type="dxa"/>
           <w:right w:w="10" w:type="dxa"/>
         </w:tblCellMar>
-        <w:tblLook w:val="04A0" w:firstRow="1" w:lastRow="0" w:firstColumn="1" w:lastColumn="0" w:noHBand="0" w:noVBand="1"/>
+        <w:tblLook w:val="0000" w:firstRow="0" w:lastRow="0" w:firstColumn="0" w:lastColumn="0" w:noHBand="0" w:noVBand="0"/>
       </w:tblPr>
       <w:tblGrid>
         <w:gridCol w:w="7600"/>
@@ -13809,7 +13803,7 @@
           <w:left w:w="10" w:type="dxa"/>
           <w:right w:w="10" w:type="dxa"/>
         </w:tblCellMar>
-        <w:tblLook w:val="04A0" w:firstRow="1" w:lastRow="0" w:firstColumn="1" w:lastColumn="0" w:noHBand="0" w:noVBand="1"/>
+        <w:tblLook w:val="0000" w:firstRow="0" w:lastRow="0" w:firstColumn="0" w:lastColumn="0" w:noHBand="0" w:noVBand="0"/>
       </w:tblPr>
       <w:tblGrid>
         <w:gridCol w:w="9906"/>
@@ -13889,25 +13883,7 @@
                 <w:sz w:val="18"/>
                 <w:szCs w:val="18"/>
               </w:rPr>
-              <w:t xml:space="preserve">3. Then take your </w:t>
-            </w:r>
-            <w:proofErr w:type="gramStart"/>
-            <w:r>
-              <w:rPr>
-                <w:color w:val="111826"/>
-                <w:sz w:val="18"/>
-                <w:szCs w:val="18"/>
-              </w:rPr>
-              <w:t>minutes</w:t>
-            </w:r>
-            <w:proofErr w:type="gramEnd"/>
-            <w:r>
-              <w:rPr>
-                <w:color w:val="111826"/>
-                <w:sz w:val="18"/>
-                <w:szCs w:val="18"/>
-              </w:rPr>
-              <w:t xml:space="preserve"> output and adapt it for TWO different audiences.</w:t>
+              <w:t>3. Then take your minutes output and adapt it for TWO different audiences.</w:t>
             </w:r>
           </w:p>
           <w:p>
@@ -13962,7 +13938,7 @@
           <w:left w:w="10" w:type="dxa"/>
           <w:right w:w="10" w:type="dxa"/>
         </w:tblCellMar>
-        <w:tblLook w:val="04A0" w:firstRow="1" w:lastRow="0" w:firstColumn="1" w:lastColumn="0" w:noHBand="0" w:noVBand="1"/>
+        <w:tblLook w:val="0000" w:firstRow="0" w:lastRow="0" w:firstColumn="0" w:lastColumn="0" w:noHBand="0" w:noVBand="0"/>
       </w:tblPr>
       <w:tblGrid>
         <w:gridCol w:w="9906"/>
@@ -14043,56 +14019,20 @@
                 <w:sz w:val="18"/>
                 <w:szCs w:val="18"/>
               </w:rPr>
-              <w:t xml:space="preserve">Fatima raised concern: QA hasn't been involved early enough. Bugs </w:t>
-            </w:r>
-            <w:proofErr w:type="gramStart"/>
-            <w:r>
-              <w:rPr>
-                <w:color w:val="111826"/>
-                <w:sz w:val="18"/>
-                <w:szCs w:val="18"/>
-              </w:rPr>
-              <w:t>found</w:t>
-            </w:r>
-            <w:proofErr w:type="gramEnd"/>
-            <w:r>
-              <w:rPr>
-                <w:color w:val="111826"/>
-                <w:sz w:val="18"/>
-                <w:szCs w:val="18"/>
-              </w:rPr>
-              <w:t xml:space="preserve"> late. Suggested QA joins sprint planning from now on. Everyone agreed.</w:t>
-            </w:r>
-          </w:p>
-          <w:p>
-            <w:pPr>
-              <w:spacing w:before="40" w:after="40"/>
-            </w:pPr>
-            <w:r>
-              <w:rPr>
-                <w:color w:val="111826"/>
-                <w:sz w:val="18"/>
-                <w:szCs w:val="18"/>
-              </w:rPr>
-              <w:t xml:space="preserve">Nour showed updated UI mockups. Approved. Minor change requested to the checkout </w:t>
-            </w:r>
-            <w:proofErr w:type="gramStart"/>
-            <w:r>
-              <w:rPr>
-                <w:color w:val="111826"/>
-                <w:sz w:val="18"/>
-                <w:szCs w:val="18"/>
-              </w:rPr>
-              <w:t>flow — needs</w:t>
-            </w:r>
-            <w:proofErr w:type="gramEnd"/>
-            <w:r>
-              <w:rPr>
-                <w:color w:val="111826"/>
-                <w:sz w:val="18"/>
-                <w:szCs w:val="18"/>
-              </w:rPr>
-              <w:t xml:space="preserve"> one more revision.</w:t>
+              <w:t>Fatima raised concern: QA hasn't been involved early enough. Bugs found late. Suggested QA joins sprint planning from now on. Everyone agreed.</w:t>
+            </w:r>
+          </w:p>
+          <w:p>
+            <w:pPr>
+              <w:spacing w:before="40" w:after="40"/>
+            </w:pPr>
+            <w:r>
+              <w:rPr>
+                <w:color w:val="111826"/>
+                <w:sz w:val="18"/>
+                <w:szCs w:val="18"/>
+              </w:rPr>
+              <w:t>Nour showed updated UI mockups. Approved. Minor change requested to the checkout flow — needs one more revision.</w:t>
             </w:r>
           </w:p>
           <w:p>
@@ -14144,7 +14084,7 @@
           <w:left w:w="10" w:type="dxa"/>
           <w:right w:w="10" w:type="dxa"/>
         </w:tblCellMar>
-        <w:tblLook w:val="04A0" w:firstRow="1" w:lastRow="0" w:firstColumn="1" w:lastColumn="0" w:noHBand="0" w:noVBand="1"/>
+        <w:tblLook w:val="0000" w:firstRow="0" w:lastRow="0" w:firstColumn="0" w:lastColumn="0" w:noHBand="0" w:noVBand="0"/>
       </w:tblPr>
       <w:tblGrid>
         <w:gridCol w:w="9906"/>
@@ -14276,7 +14216,7 @@
           <w:left w:w="10" w:type="dxa"/>
           <w:right w:w="10" w:type="dxa"/>
         </w:tblCellMar>
-        <w:tblLook w:val="04A0" w:firstRow="1" w:lastRow="0" w:firstColumn="1" w:lastColumn="0" w:noHBand="0" w:noVBand="1"/>
+        <w:tblLook w:val="0000" w:firstRow="0" w:lastRow="0" w:firstColumn="0" w:lastColumn="0" w:noHBand="0" w:noVBand="0"/>
       </w:tblPr>
       <w:tblGrid>
         <w:gridCol w:w="9906"/>
@@ -14458,7 +14398,7 @@
           <w:left w:w="10" w:type="dxa"/>
           <w:right w:w="10" w:type="dxa"/>
         </w:tblCellMar>
-        <w:tblLook w:val="04A0" w:firstRow="1" w:lastRow="0" w:firstColumn="1" w:lastColumn="0" w:noHBand="0" w:noVBand="1"/>
+        <w:tblLook w:val="0000" w:firstRow="0" w:lastRow="0" w:firstColumn="0" w:lastColumn="0" w:noHBand="0" w:noVBand="0"/>
       </w:tblPr>
       <w:tblGrid>
         <w:gridCol w:w="4953"/>
@@ -14699,7 +14639,7 @@
           <w:left w:w="10" w:type="dxa"/>
           <w:right w:w="10" w:type="dxa"/>
         </w:tblCellMar>
-        <w:tblLook w:val="04A0" w:firstRow="1" w:lastRow="0" w:firstColumn="1" w:lastColumn="0" w:noHBand="0" w:noVBand="1"/>
+        <w:tblLook w:val="0000" w:firstRow="0" w:lastRow="0" w:firstColumn="0" w:lastColumn="0" w:noHBand="0" w:noVBand="0"/>
       </w:tblPr>
       <w:tblGrid>
         <w:gridCol w:w="3200"/>
@@ -14773,7 +14713,16 @@
                 <w:sz w:val="18"/>
                 <w:szCs w:val="18"/>
               </w:rPr>
-              <w:t xml:space="preserve">☐ </w:t>
+              <w:t>☐</w:t>
+            </w:r>
+            <w:r>
+              <w:rPr>
+                <w:rFonts w:ascii="Segoe UI Symbol" w:eastAsia="Segoe UI Symbol" w:hAnsi="Segoe UI Symbol" w:cs="Segoe UI Symbol"/>
+                <w:color w:val="111826"/>
+                <w:sz w:val="18"/>
+                <w:szCs w:val="18"/>
+              </w:rPr>
+              <w:t xml:space="preserve"> </w:t>
             </w:r>
             <w:r>
               <w:rPr>
@@ -14790,7 +14739,16 @@
                 <w:sz w:val="18"/>
                 <w:szCs w:val="18"/>
               </w:rPr>
-              <w:t xml:space="preserve">☐ </w:t>
+              <w:t>☐</w:t>
+            </w:r>
+            <w:r>
+              <w:rPr>
+                <w:rFonts w:ascii="Segoe UI Symbol" w:eastAsia="Segoe UI Symbol" w:hAnsi="Segoe UI Symbol" w:cs="Segoe UI Symbol"/>
+                <w:color w:val="111826"/>
+                <w:sz w:val="18"/>
+                <w:szCs w:val="18"/>
+              </w:rPr>
+              <w:t xml:space="preserve"> </w:t>
             </w:r>
             <w:r>
               <w:rPr>
@@ -14807,7 +14765,16 @@
                 <w:sz w:val="18"/>
                 <w:szCs w:val="18"/>
               </w:rPr>
-              <w:t xml:space="preserve">☐ </w:t>
+              <w:t>☐</w:t>
+            </w:r>
+            <w:r>
+              <w:rPr>
+                <w:rFonts w:ascii="Segoe UI Symbol" w:eastAsia="Segoe UI Symbol" w:hAnsi="Segoe UI Symbol" w:cs="Segoe UI Symbol"/>
+                <w:color w:val="111826"/>
+                <w:sz w:val="18"/>
+                <w:szCs w:val="18"/>
+              </w:rPr>
+              <w:t xml:space="preserve"> </w:t>
             </w:r>
             <w:r>
               <w:rPr>
@@ -14824,7 +14791,16 @@
                 <w:sz w:val="18"/>
                 <w:szCs w:val="18"/>
               </w:rPr>
-              <w:t xml:space="preserve">☑ </w:t>
+              <w:t>☑</w:t>
+            </w:r>
+            <w:r>
+              <w:rPr>
+                <w:rFonts w:ascii="Segoe UI Symbol" w:eastAsia="Segoe UI Symbol" w:hAnsi="Segoe UI Symbol" w:cs="Segoe UI Symbol"/>
+                <w:color w:val="16A34A"/>
+                <w:sz w:val="18"/>
+                <w:szCs w:val="18"/>
+              </w:rPr>
+              <w:t xml:space="preserve"> </w:t>
             </w:r>
             <w:r>
               <w:rPr>
@@ -14843,7 +14819,16 @@
                 <w:sz w:val="18"/>
                 <w:szCs w:val="18"/>
               </w:rPr>
-              <w:t xml:space="preserve">☐ </w:t>
+              <w:t>☐</w:t>
+            </w:r>
+            <w:r>
+              <w:rPr>
+                <w:rFonts w:ascii="Segoe UI Symbol" w:eastAsia="Segoe UI Symbol" w:hAnsi="Segoe UI Symbol" w:cs="Segoe UI Symbol"/>
+                <w:color w:val="111826"/>
+                <w:sz w:val="18"/>
+                <w:szCs w:val="18"/>
+              </w:rPr>
+              <w:t xml:space="preserve"> </w:t>
             </w:r>
             <w:r>
               <w:rPr>
@@ -14910,7 +14895,7 @@
           <w:left w:w="10" w:type="dxa"/>
           <w:right w:w="10" w:type="dxa"/>
         </w:tblCellMar>
-        <w:tblLook w:val="04A0" w:firstRow="1" w:lastRow="0" w:firstColumn="1" w:lastColumn="0" w:noHBand="0" w:noVBand="1"/>
+        <w:tblLook w:val="0000" w:firstRow="0" w:lastRow="0" w:firstColumn="0" w:lastColumn="0" w:noHBand="0" w:noVBand="0"/>
       </w:tblPr>
       <w:tblGrid>
         <w:gridCol w:w="9906"/>
@@ -14980,7 +14965,7 @@
           <w:left w:w="10" w:type="dxa"/>
           <w:right w:w="10" w:type="dxa"/>
         </w:tblCellMar>
-        <w:tblLook w:val="04A0" w:firstRow="1" w:lastRow="0" w:firstColumn="1" w:lastColumn="0" w:noHBand="0" w:noVBand="1"/>
+        <w:tblLook w:val="0000" w:firstRow="0" w:lastRow="0" w:firstColumn="0" w:lastColumn="0" w:noHBand="0" w:noVBand="0"/>
       </w:tblPr>
       <w:tblGrid>
         <w:gridCol w:w="7600"/>
@@ -15098,7 +15083,7 @@
           <w:left w:w="10" w:type="dxa"/>
           <w:right w:w="10" w:type="dxa"/>
         </w:tblCellMar>
-        <w:tblLook w:val="04A0" w:firstRow="1" w:lastRow="0" w:firstColumn="1" w:lastColumn="0" w:noHBand="0" w:noVBand="1"/>
+        <w:tblLook w:val="0000" w:firstRow="0" w:lastRow="0" w:firstColumn="0" w:lastColumn="0" w:noHBand="0" w:noVBand="0"/>
       </w:tblPr>
       <w:tblGrid>
         <w:gridCol w:w="9906"/>
@@ -15152,25 +15137,7 @@
                 <w:sz w:val="18"/>
                 <w:szCs w:val="18"/>
               </w:rPr>
-              <w:t xml:space="preserve">1. Read the two </w:t>
-            </w:r>
-            <w:proofErr w:type="gramStart"/>
-            <w:r>
-              <w:rPr>
-                <w:color w:val="111826"/>
-                <w:sz w:val="18"/>
-                <w:szCs w:val="18"/>
-              </w:rPr>
-              <w:t>mini-documents</w:t>
-            </w:r>
-            <w:proofErr w:type="gramEnd"/>
-            <w:r>
-              <w:rPr>
-                <w:color w:val="111826"/>
-                <w:sz w:val="18"/>
-                <w:szCs w:val="18"/>
-              </w:rPr>
-              <w:t xml:space="preserve"> provided below.</w:t>
+              <w:t>1. Read the two mini-documents provided below.</w:t>
             </w:r>
           </w:p>
           <w:p>
@@ -15264,7 +15231,7 @@
           <w:left w:w="10" w:type="dxa"/>
           <w:right w:w="10" w:type="dxa"/>
         </w:tblCellMar>
-        <w:tblLook w:val="04A0" w:firstRow="1" w:lastRow="0" w:firstColumn="1" w:lastColumn="0" w:noHBand="0" w:noVBand="1"/>
+        <w:tblLook w:val="0000" w:firstRow="0" w:lastRow="0" w:firstColumn="0" w:lastColumn="0" w:noHBand="0" w:noVBand="0"/>
       </w:tblPr>
       <w:tblGrid>
         <w:gridCol w:w="9906"/>
@@ -15387,7 +15354,7 @@
           <w:left w:w="10" w:type="dxa"/>
           <w:right w:w="10" w:type="dxa"/>
         </w:tblCellMar>
-        <w:tblLook w:val="04A0" w:firstRow="1" w:lastRow="0" w:firstColumn="1" w:lastColumn="0" w:noHBand="0" w:noVBand="1"/>
+        <w:tblLook w:val="0000" w:firstRow="0" w:lastRow="0" w:firstColumn="0" w:lastColumn="0" w:noHBand="0" w:noVBand="0"/>
       </w:tblPr>
       <w:tblGrid>
         <w:gridCol w:w="9906"/>
@@ -15468,56 +15435,20 @@
                 <w:sz w:val="18"/>
                 <w:szCs w:val="18"/>
               </w:rPr>
-              <w:t xml:space="preserve">Tech debt: mobile codebase flagged as 'high </w:t>
-            </w:r>
-            <w:proofErr w:type="gramStart"/>
-            <w:r>
-              <w:rPr>
-                <w:color w:val="111826"/>
-                <w:sz w:val="18"/>
-                <w:szCs w:val="18"/>
-              </w:rPr>
-              <w:t>risk' —</w:t>
-            </w:r>
-            <w:proofErr w:type="gramEnd"/>
-            <w:r>
-              <w:rPr>
-                <w:color w:val="111826"/>
-                <w:sz w:val="18"/>
-                <w:szCs w:val="18"/>
-              </w:rPr>
-              <w:t xml:space="preserve"> last major refactor was 18 months ago.</w:t>
-            </w:r>
-          </w:p>
-          <w:p>
-            <w:pPr>
-              <w:spacing w:before="40" w:after="40"/>
-            </w:pPr>
-            <w:r>
-              <w:rPr>
-                <w:color w:val="111826"/>
-                <w:sz w:val="18"/>
-                <w:szCs w:val="18"/>
-              </w:rPr>
-              <w:t xml:space="preserve">Team highlight: QA integration into sprint planning (new </w:t>
-            </w:r>
-            <w:proofErr w:type="gramStart"/>
-            <w:r>
-              <w:rPr>
-                <w:color w:val="111826"/>
-                <w:sz w:val="18"/>
-                <w:szCs w:val="18"/>
-              </w:rPr>
-              <w:t>process) —</w:t>
-            </w:r>
-            <w:proofErr w:type="gramEnd"/>
-            <w:r>
-              <w:rPr>
-                <w:color w:val="111826"/>
-                <w:sz w:val="18"/>
-                <w:szCs w:val="18"/>
-              </w:rPr>
-              <w:t xml:space="preserve"> reduced late-stage bug discovery by 30%.</w:t>
+              <w:t>Tech debt: mobile codebase flagged as 'high risk' — last major refactor was 18 months ago.</w:t>
+            </w:r>
+          </w:p>
+          <w:p>
+            <w:pPr>
+              <w:spacing w:before="40" w:after="40"/>
+            </w:pPr>
+            <w:r>
+              <w:rPr>
+                <w:color w:val="111826"/>
+                <w:sz w:val="18"/>
+                <w:szCs w:val="18"/>
+              </w:rPr>
+              <w:t>Team highlight: QA integration into sprint planning (new process) — reduced late-stage bug discovery by 30%.</w:t>
             </w:r>
           </w:p>
         </w:tc>
@@ -15543,7 +15474,7 @@
           <w:left w:w="10" w:type="dxa"/>
           <w:right w:w="10" w:type="dxa"/>
         </w:tblCellMar>
-        <w:tblLook w:val="04A0" w:firstRow="1" w:lastRow="0" w:firstColumn="1" w:lastColumn="0" w:noHBand="0" w:noVBand="1"/>
+        <w:tblLook w:val="0000" w:firstRow="0" w:lastRow="0" w:firstColumn="0" w:lastColumn="0" w:noHBand="0" w:noVBand="0"/>
       </w:tblPr>
       <w:tblGrid>
         <w:gridCol w:w="9906"/>
@@ -15635,21 +15566,7 @@
               <w:rPr>
                 <w:color w:val="1E3A8A"/>
               </w:rPr>
-              <w:t xml:space="preserve"> a senior business analyst. </w:t>
-            </w:r>
-            <w:proofErr w:type="spellStart"/>
-            <w:r>
-              <w:rPr>
-                <w:color w:val="1E3A8A"/>
-              </w:rPr>
-              <w:t>Synthesise</w:t>
-            </w:r>
-            <w:proofErr w:type="spellEnd"/>
-            <w:r>
-              <w:rPr>
-                <w:color w:val="1E3A8A"/>
-              </w:rPr>
-              <w:t xml:space="preserve"> the two documents below (</w:t>
+              <w:t xml:space="preserve"> a senior business analyst. Synthesise the two documents below (</w:t>
             </w:r>
             <w:r>
               <w:rPr>
@@ -15747,7 +15664,7 @@
           <w:left w:w="10" w:type="dxa"/>
           <w:right w:w="10" w:type="dxa"/>
         </w:tblCellMar>
-        <w:tblLook w:val="04A0" w:firstRow="1" w:lastRow="0" w:firstColumn="1" w:lastColumn="0" w:noHBand="0" w:noVBand="1"/>
+        <w:tblLook w:val="0000" w:firstRow="0" w:lastRow="0" w:firstColumn="0" w:lastColumn="0" w:noHBand="0" w:noVBand="0"/>
       </w:tblPr>
       <w:tblGrid>
         <w:gridCol w:w="3300"/>
@@ -15930,7 +15847,16 @@
                 <w:sz w:val="18"/>
                 <w:szCs w:val="18"/>
               </w:rPr>
-              <w:t xml:space="preserve">☑ </w:t>
+              <w:t>☑</w:t>
+            </w:r>
+            <w:r>
+              <w:rPr>
+                <w:rFonts w:ascii="Segoe UI Symbol" w:eastAsia="Segoe UI Symbol" w:hAnsi="Segoe UI Symbol" w:cs="Segoe UI Symbol"/>
+                <w:color w:val="16A34A"/>
+                <w:sz w:val="18"/>
+                <w:szCs w:val="18"/>
+              </w:rPr>
+              <w:t xml:space="preserve"> </w:t>
             </w:r>
             <w:r>
               <w:rPr>
@@ -15949,7 +15875,16 @@
                 <w:sz w:val="18"/>
                 <w:szCs w:val="18"/>
               </w:rPr>
-              <w:t xml:space="preserve">☐ </w:t>
+              <w:t>☐</w:t>
+            </w:r>
+            <w:r>
+              <w:rPr>
+                <w:rFonts w:ascii="Segoe UI Symbol" w:eastAsia="Segoe UI Symbol" w:hAnsi="Segoe UI Symbol" w:cs="Segoe UI Symbol"/>
+                <w:color w:val="111826"/>
+                <w:sz w:val="18"/>
+                <w:szCs w:val="18"/>
+              </w:rPr>
+              <w:t xml:space="preserve"> </w:t>
             </w:r>
             <w:r>
               <w:rPr>
@@ -15966,7 +15901,16 @@
                 <w:sz w:val="18"/>
                 <w:szCs w:val="18"/>
               </w:rPr>
-              <w:t xml:space="preserve">☐ </w:t>
+              <w:t>☐</w:t>
+            </w:r>
+            <w:r>
+              <w:rPr>
+                <w:rFonts w:ascii="Segoe UI Symbol" w:eastAsia="Segoe UI Symbol" w:hAnsi="Segoe UI Symbol" w:cs="Segoe UI Symbol"/>
+                <w:color w:val="111826"/>
+                <w:sz w:val="18"/>
+                <w:szCs w:val="18"/>
+              </w:rPr>
+              <w:t xml:space="preserve"> </w:t>
             </w:r>
             <w:r>
               <w:rPr>
@@ -16074,7 +16018,16 @@
                 <w:sz w:val="18"/>
                 <w:szCs w:val="18"/>
               </w:rPr>
-              <w:t xml:space="preserve">☑ </w:t>
+              <w:t>☑</w:t>
+            </w:r>
+            <w:r>
+              <w:rPr>
+                <w:rFonts w:ascii="Segoe UI Symbol" w:eastAsia="Segoe UI Symbol" w:hAnsi="Segoe UI Symbol" w:cs="Segoe UI Symbol"/>
+                <w:color w:val="16A34A"/>
+                <w:sz w:val="18"/>
+                <w:szCs w:val="18"/>
+              </w:rPr>
+              <w:t xml:space="preserve"> </w:t>
             </w:r>
             <w:r>
               <w:rPr>
@@ -16093,7 +16046,16 @@
                 <w:sz w:val="18"/>
                 <w:szCs w:val="18"/>
               </w:rPr>
-              <w:t xml:space="preserve">☐ </w:t>
+              <w:t>☐</w:t>
+            </w:r>
+            <w:r>
+              <w:rPr>
+                <w:rFonts w:ascii="Segoe UI Symbol" w:eastAsia="Segoe UI Symbol" w:hAnsi="Segoe UI Symbol" w:cs="Segoe UI Symbol"/>
+                <w:color w:val="111826"/>
+                <w:sz w:val="18"/>
+                <w:szCs w:val="18"/>
+              </w:rPr>
+              <w:t xml:space="preserve"> </w:t>
             </w:r>
             <w:r>
               <w:rPr>
@@ -16110,7 +16072,16 @@
                 <w:sz w:val="18"/>
                 <w:szCs w:val="18"/>
               </w:rPr>
-              <w:t xml:space="preserve">☐ </w:t>
+              <w:t>☐</w:t>
+            </w:r>
+            <w:r>
+              <w:rPr>
+                <w:rFonts w:ascii="Segoe UI Symbol" w:eastAsia="Segoe UI Symbol" w:hAnsi="Segoe UI Symbol" w:cs="Segoe UI Symbol"/>
+                <w:color w:val="111826"/>
+                <w:sz w:val="18"/>
+                <w:szCs w:val="18"/>
+              </w:rPr>
+              <w:t xml:space="preserve"> </w:t>
             </w:r>
             <w:r>
               <w:rPr>
@@ -16219,7 +16190,16 @@
                 <w:sz w:val="18"/>
                 <w:szCs w:val="18"/>
               </w:rPr>
-              <w:t xml:space="preserve">☑ </w:t>
+              <w:t>☑</w:t>
+            </w:r>
+            <w:r>
+              <w:rPr>
+                <w:rFonts w:ascii="Segoe UI Symbol" w:eastAsia="Segoe UI Symbol" w:hAnsi="Segoe UI Symbol" w:cs="Segoe UI Symbol"/>
+                <w:color w:val="16A34A"/>
+                <w:sz w:val="18"/>
+                <w:szCs w:val="18"/>
+              </w:rPr>
+              <w:t xml:space="preserve"> </w:t>
             </w:r>
             <w:r>
               <w:rPr>
@@ -16238,7 +16218,16 @@
                 <w:sz w:val="18"/>
                 <w:szCs w:val="18"/>
               </w:rPr>
-              <w:t xml:space="preserve">☐ </w:t>
+              <w:t>☐</w:t>
+            </w:r>
+            <w:r>
+              <w:rPr>
+                <w:rFonts w:ascii="Segoe UI Symbol" w:eastAsia="Segoe UI Symbol" w:hAnsi="Segoe UI Symbol" w:cs="Segoe UI Symbol"/>
+                <w:color w:val="111826"/>
+                <w:sz w:val="18"/>
+                <w:szCs w:val="18"/>
+              </w:rPr>
+              <w:t xml:space="preserve"> </w:t>
             </w:r>
             <w:r>
               <w:rPr>
@@ -16255,7 +16244,16 @@
                 <w:sz w:val="18"/>
                 <w:szCs w:val="18"/>
               </w:rPr>
-              <w:t xml:space="preserve">☐ </w:t>
+              <w:t>☐</w:t>
+            </w:r>
+            <w:r>
+              <w:rPr>
+                <w:rFonts w:ascii="Segoe UI Symbol" w:eastAsia="Segoe UI Symbol" w:hAnsi="Segoe UI Symbol" w:cs="Segoe UI Symbol"/>
+                <w:color w:val="111826"/>
+                <w:sz w:val="18"/>
+                <w:szCs w:val="18"/>
+              </w:rPr>
+              <w:t xml:space="preserve"> </w:t>
             </w:r>
             <w:r>
               <w:rPr>
@@ -16294,25 +16292,7 @@
                 <w:sz w:val="17"/>
                 <w:szCs w:val="17"/>
               </w:rPr>
-              <w:t>Every insight tagged [Doc 1]</w:t>
-            </w:r>
-            <w:proofErr w:type="gramStart"/>
-            <w:r>
-              <w:rPr>
-                <w:color w:val="1E3A8A"/>
-                <w:sz w:val="17"/>
-                <w:szCs w:val="17"/>
-              </w:rPr>
-              <w:t>/[</w:t>
-            </w:r>
-            <w:proofErr w:type="gramEnd"/>
-            <w:r>
-              <w:rPr>
-                <w:color w:val="1E3A8A"/>
-                <w:sz w:val="17"/>
-                <w:szCs w:val="17"/>
-              </w:rPr>
-              <w:t>Doc 2]</w:t>
+              <w:t>Every insight tagged [Doc 1]/[Doc 2]</w:t>
             </w:r>
           </w:p>
         </w:tc>
@@ -16381,7 +16361,16 @@
                 <w:sz w:val="18"/>
                 <w:szCs w:val="18"/>
               </w:rPr>
-              <w:t xml:space="preserve">☐ </w:t>
+              <w:t>☐</w:t>
+            </w:r>
+            <w:r>
+              <w:rPr>
+                <w:rFonts w:ascii="Segoe UI Symbol" w:eastAsia="Segoe UI Symbol" w:hAnsi="Segoe UI Symbol" w:cs="Segoe UI Symbol"/>
+                <w:color w:val="111826"/>
+                <w:sz w:val="18"/>
+                <w:szCs w:val="18"/>
+              </w:rPr>
+              <w:t xml:space="preserve"> </w:t>
             </w:r>
             <w:r>
               <w:rPr>
@@ -16398,7 +16387,16 @@
                 <w:sz w:val="18"/>
                 <w:szCs w:val="18"/>
               </w:rPr>
-              <w:t xml:space="preserve">☐ </w:t>
+              <w:t>☐</w:t>
+            </w:r>
+            <w:r>
+              <w:rPr>
+                <w:rFonts w:ascii="Segoe UI Symbol" w:eastAsia="Segoe UI Symbol" w:hAnsi="Segoe UI Symbol" w:cs="Segoe UI Symbol"/>
+                <w:color w:val="111826"/>
+                <w:sz w:val="18"/>
+                <w:szCs w:val="18"/>
+              </w:rPr>
+              <w:t xml:space="preserve"> </w:t>
             </w:r>
             <w:r>
               <w:rPr>
@@ -16415,7 +16413,16 @@
                 <w:sz w:val="18"/>
                 <w:szCs w:val="18"/>
               </w:rPr>
-              <w:t xml:space="preserve">☑ </w:t>
+              <w:t>☑</w:t>
+            </w:r>
+            <w:r>
+              <w:rPr>
+                <w:rFonts w:ascii="Segoe UI Symbol" w:eastAsia="Segoe UI Symbol" w:hAnsi="Segoe UI Symbol" w:cs="Segoe UI Symbol"/>
+                <w:color w:val="16A34A"/>
+                <w:sz w:val="18"/>
+                <w:szCs w:val="18"/>
+              </w:rPr>
+              <w:t xml:space="preserve"> </w:t>
             </w:r>
             <w:r>
               <w:rPr>
@@ -16526,7 +16533,16 @@
                 <w:sz w:val="18"/>
                 <w:szCs w:val="18"/>
               </w:rPr>
-              <w:t xml:space="preserve">☑ </w:t>
+              <w:t>☑</w:t>
+            </w:r>
+            <w:r>
+              <w:rPr>
+                <w:rFonts w:ascii="Segoe UI Symbol" w:eastAsia="Segoe UI Symbol" w:hAnsi="Segoe UI Symbol" w:cs="Segoe UI Symbol"/>
+                <w:color w:val="16A34A"/>
+                <w:sz w:val="18"/>
+                <w:szCs w:val="18"/>
+              </w:rPr>
+              <w:t xml:space="preserve"> </w:t>
             </w:r>
             <w:r>
               <w:rPr>
@@ -16545,7 +16561,16 @@
                 <w:sz w:val="18"/>
                 <w:szCs w:val="18"/>
               </w:rPr>
-              <w:t xml:space="preserve">☐ </w:t>
+              <w:t>☐</w:t>
+            </w:r>
+            <w:r>
+              <w:rPr>
+                <w:rFonts w:ascii="Segoe UI Symbol" w:eastAsia="Segoe UI Symbol" w:hAnsi="Segoe UI Symbol" w:cs="Segoe UI Symbol"/>
+                <w:color w:val="111826"/>
+                <w:sz w:val="18"/>
+                <w:szCs w:val="18"/>
+              </w:rPr>
+              <w:t xml:space="preserve"> </w:t>
             </w:r>
             <w:r>
               <w:rPr>
@@ -16562,7 +16587,16 @@
                 <w:sz w:val="18"/>
                 <w:szCs w:val="18"/>
               </w:rPr>
-              <w:t xml:space="preserve">☐ </w:t>
+              <w:t>☐</w:t>
+            </w:r>
+            <w:r>
+              <w:rPr>
+                <w:rFonts w:ascii="Segoe UI Symbol" w:eastAsia="Segoe UI Symbol" w:hAnsi="Segoe UI Symbol" w:cs="Segoe UI Symbol"/>
+                <w:color w:val="111826"/>
+                <w:sz w:val="18"/>
+                <w:szCs w:val="18"/>
+              </w:rPr>
+              <w:t xml:space="preserve"> </w:t>
             </w:r>
             <w:r>
               <w:rPr>
@@ -16627,7 +16661,7 @@
           <w:left w:w="10" w:type="dxa"/>
           <w:right w:w="10" w:type="dxa"/>
         </w:tblCellMar>
-        <w:tblLook w:val="04A0" w:firstRow="1" w:lastRow="0" w:firstColumn="1" w:lastColumn="0" w:noHBand="0" w:noVBand="1"/>
+        <w:tblLook w:val="0000" w:firstRow="0" w:lastRow="0" w:firstColumn="0" w:lastColumn="0" w:noHBand="0" w:noVBand="0"/>
       </w:tblPr>
       <w:tblGrid>
         <w:gridCol w:w="9906"/>
@@ -16743,7 +16777,7 @@
           <w:left w:w="10" w:type="dxa"/>
           <w:right w:w="10" w:type="dxa"/>
         </w:tblCellMar>
-        <w:tblLook w:val="04A0" w:firstRow="1" w:lastRow="0" w:firstColumn="1" w:lastColumn="0" w:noHBand="0" w:noVBand="1"/>
+        <w:tblLook w:val="0000" w:firstRow="0" w:lastRow="0" w:firstColumn="0" w:lastColumn="0" w:noHBand="0" w:noVBand="0"/>
       </w:tblPr>
       <w:tblGrid>
         <w:gridCol w:w="7600"/>
@@ -16861,7 +16895,7 @@
           <w:left w:w="10" w:type="dxa"/>
           <w:right w:w="10" w:type="dxa"/>
         </w:tblCellMar>
-        <w:tblLook w:val="04A0" w:firstRow="1" w:lastRow="0" w:firstColumn="1" w:lastColumn="0" w:noHBand="0" w:noVBand="1"/>
+        <w:tblLook w:val="0000" w:firstRow="0" w:lastRow="0" w:firstColumn="0" w:lastColumn="0" w:noHBand="0" w:noVBand="0"/>
       </w:tblPr>
       <w:tblGrid>
         <w:gridCol w:w="9906"/>
@@ -16993,7 +17027,7 @@
           <w:left w:w="10" w:type="dxa"/>
           <w:right w:w="10" w:type="dxa"/>
         </w:tblCellMar>
-        <w:tblLook w:val="04A0" w:firstRow="1" w:lastRow="0" w:firstColumn="1" w:lastColumn="0" w:noHBand="0" w:noVBand="1"/>
+        <w:tblLook w:val="0000" w:firstRow="0" w:lastRow="0" w:firstColumn="0" w:lastColumn="0" w:noHBand="0" w:noVBand="0"/>
       </w:tblPr>
       <w:tblGrid>
         <w:gridCol w:w="1500"/>
@@ -17655,7 +17689,7 @@
           <w:left w:w="10" w:type="dxa"/>
           <w:right w:w="10" w:type="dxa"/>
         </w:tblCellMar>
-        <w:tblLook w:val="04A0" w:firstRow="1" w:lastRow="0" w:firstColumn="1" w:lastColumn="0" w:noHBand="0" w:noVBand="1"/>
+        <w:tblLook w:val="0000" w:firstRow="0" w:lastRow="0" w:firstColumn="0" w:lastColumn="0" w:noHBand="0" w:noVBand="0"/>
       </w:tblPr>
       <w:tblGrid>
         <w:gridCol w:w="9906"/>
@@ -17840,7 +17874,7 @@
           <w:left w:w="10" w:type="dxa"/>
           <w:right w:w="10" w:type="dxa"/>
         </w:tblCellMar>
-        <w:tblLook w:val="04A0" w:firstRow="1" w:lastRow="0" w:firstColumn="1" w:lastColumn="0" w:noHBand="0" w:noVBand="1"/>
+        <w:tblLook w:val="0000" w:firstRow="0" w:lastRow="0" w:firstColumn="0" w:lastColumn="0" w:noHBand="0" w:noVBand="0"/>
       </w:tblPr>
       <w:tblGrid>
         <w:gridCol w:w="4953"/>
@@ -17981,61 +18015,7 @@
                 <w:sz w:val="18"/>
                 <w:szCs w:val="18"/>
               </w:rPr>
-              <w:t xml:space="preserve">☑ </w:t>
-            </w:r>
-            <w:r>
-              <w:rPr>
-                <w:b/>
-                <w:bCs/>
-                <w:color w:val="111826"/>
-                <w:sz w:val="18"/>
-                <w:szCs w:val="18"/>
-              </w:rPr>
-              <w:t xml:space="preserve">First   </w:t>
-            </w:r>
-            <w:r>
-              <w:rPr>
-                <w:rFonts w:ascii="Segoe UI Symbol" w:eastAsia="Segoe UI Symbol" w:hAnsi="Segoe UI Symbol" w:cs="Segoe UI Symbol"/>
-                <w:color w:val="111826"/>
-                <w:sz w:val="18"/>
-                <w:szCs w:val="18"/>
-              </w:rPr>
-              <w:t xml:space="preserve">☐ </w:t>
-            </w:r>
-            <w:r>
-              <w:rPr>
-                <w:color w:val="111826"/>
-                <w:sz w:val="18"/>
-                <w:szCs w:val="18"/>
-              </w:rPr>
-              <w:t xml:space="preserve">Last   </w:t>
-            </w:r>
-          </w:p>
-          <w:p>
-            <w:r>
-              <w:rPr>
-                <w:color w:val="111826"/>
-                <w:sz w:val="18"/>
-                <w:szCs w:val="18"/>
-              </w:rPr>
-              <w:t xml:space="preserve">Extra info added: </w:t>
-            </w:r>
-            <w:r>
-              <w:rPr>
-                <w:rFonts w:ascii="Segoe UI Symbol" w:eastAsia="Segoe UI Symbol" w:hAnsi="Segoe UI Symbol" w:cs="Segoe UI Symbol"/>
-                <w:color w:val="111826"/>
-                <w:sz w:val="18"/>
-                <w:szCs w:val="18"/>
-              </w:rPr>
-              <w:t xml:space="preserve">☐ </w:t>
-            </w:r>
-            <w:r>
-              <w:rPr>
-                <w:color w:val="111826"/>
-                <w:sz w:val="18"/>
-                <w:szCs w:val="18"/>
-              </w:rPr>
-              <w:t xml:space="preserve">Yes   </w:t>
+              <w:t>☑</w:t>
             </w:r>
             <w:r>
               <w:rPr>
@@ -18044,80 +18024,79 @@
                 <w:sz w:val="18"/>
                 <w:szCs w:val="18"/>
               </w:rPr>
-              <w:t xml:space="preserve">☑ </w:t>
-            </w:r>
-            <w:r>
-              <w:rPr>
-                <w:b/>
-                <w:bCs/>
-                <w:color w:val="111826"/>
-                <w:sz w:val="18"/>
-                <w:szCs w:val="18"/>
-              </w:rPr>
-              <w:t xml:space="preserve">No   </w:t>
-            </w:r>
-          </w:p>
-          <w:p>
-            <w:r>
-              <w:rPr>
-                <w:color w:val="111826"/>
-                <w:sz w:val="18"/>
-                <w:szCs w:val="18"/>
-              </w:rPr>
-              <w:t xml:space="preserve">Most useful section: </w:t>
-            </w:r>
-            <w:r>
-              <w:rPr>
-                <w:b/>
-                <w:bCs/>
-                <w:color w:val="1E3A8A"/>
-                <w:sz w:val="18"/>
-                <w:szCs w:val="18"/>
-              </w:rPr>
-              <w:t>Key Findings</w:t>
-            </w:r>
-          </w:p>
-        </w:tc>
-        <w:tc>
-          <w:tcPr>
-            <w:tcW w:w="4953" w:type="dxa"/>
-            <w:tcBorders>
-              <w:top w:val="single" w:sz="4" w:space="0" w:color="C7CDD6"/>
-              <w:left w:val="single" w:sz="4" w:space="0" w:color="C7CDD6"/>
-              <w:bottom w:val="single" w:sz="4" w:space="0" w:color="C7CDD6"/>
-              <w:right w:val="single" w:sz="4" w:space="0" w:color="C7CDD6"/>
-            </w:tcBorders>
-            <w:tcMar>
-              <w:top w:w="70" w:type="dxa"/>
-              <w:left w:w="110" w:type="dxa"/>
-              <w:bottom w:w="70" w:type="dxa"/>
-              <w:right w:w="110" w:type="dxa"/>
-            </w:tcMar>
-          </w:tcPr>
-          <w:p>
-            <w:pPr>
-              <w:spacing w:before="40" w:after="40"/>
-            </w:pPr>
-            <w:r>
-              <w:rPr>
-                <w:color w:val="1E3A8A"/>
-                <w:sz w:val="18"/>
-                <w:szCs w:val="18"/>
-              </w:rPr>
-              <w:t>Kept only the recommendation, the 2 top problems (report speed, mobile stability) and the ask. Dropped export and velocity details. Faster to read, same decision.</w:t>
-            </w:r>
-          </w:p>
-          <w:p>
-            <w:pPr>
-              <w:spacing w:before="80"/>
-            </w:pPr>
-            <w:r>
-              <w:rPr>
-                <w:color w:val="111826"/>
-                <w:sz w:val="18"/>
-                <w:szCs w:val="18"/>
-              </w:rPr>
-              <w:t xml:space="preserve">Recommendation appeared: </w:t>
+              <w:t xml:space="preserve"> </w:t>
+            </w:r>
+            <w:r>
+              <w:rPr>
+                <w:b/>
+                <w:bCs/>
+                <w:color w:val="111826"/>
+                <w:sz w:val="18"/>
+                <w:szCs w:val="18"/>
+              </w:rPr>
+              <w:t xml:space="preserve">First   </w:t>
+            </w:r>
+            <w:r>
+              <w:rPr>
+                <w:rFonts w:ascii="Segoe UI Symbol" w:eastAsia="Segoe UI Symbol" w:hAnsi="Segoe UI Symbol" w:cs="Segoe UI Symbol"/>
+                <w:color w:val="111826"/>
+                <w:sz w:val="18"/>
+                <w:szCs w:val="18"/>
+              </w:rPr>
+              <w:t>☐</w:t>
+            </w:r>
+            <w:r>
+              <w:rPr>
+                <w:rFonts w:ascii="Segoe UI Symbol" w:eastAsia="Segoe UI Symbol" w:hAnsi="Segoe UI Symbol" w:cs="Segoe UI Symbol"/>
+                <w:color w:val="111826"/>
+                <w:sz w:val="18"/>
+                <w:szCs w:val="18"/>
+              </w:rPr>
+              <w:t xml:space="preserve"> </w:t>
+            </w:r>
+            <w:r>
+              <w:rPr>
+                <w:color w:val="111826"/>
+                <w:sz w:val="18"/>
+                <w:szCs w:val="18"/>
+              </w:rPr>
+              <w:t xml:space="preserve">Last   </w:t>
+            </w:r>
+          </w:p>
+          <w:p>
+            <w:r>
+              <w:rPr>
+                <w:color w:val="111826"/>
+                <w:sz w:val="18"/>
+                <w:szCs w:val="18"/>
+              </w:rPr>
+              <w:t xml:space="preserve">Extra info added: </w:t>
+            </w:r>
+            <w:r>
+              <w:rPr>
+                <w:rFonts w:ascii="Segoe UI Symbol" w:eastAsia="Segoe UI Symbol" w:hAnsi="Segoe UI Symbol" w:cs="Segoe UI Symbol"/>
+                <w:color w:val="111826"/>
+                <w:sz w:val="18"/>
+                <w:szCs w:val="18"/>
+              </w:rPr>
+              <w:t>☐</w:t>
+            </w:r>
+            <w:r>
+              <w:rPr>
+                <w:rFonts w:ascii="Segoe UI Symbol" w:eastAsia="Segoe UI Symbol" w:hAnsi="Segoe UI Symbol" w:cs="Segoe UI Symbol"/>
+                <w:color w:val="111826"/>
+                <w:sz w:val="18"/>
+                <w:szCs w:val="18"/>
+              </w:rPr>
+              <w:t xml:space="preserve"> </w:t>
+            </w:r>
+            <w:r>
+              <w:rPr>
+                <w:color w:val="111826"/>
+                <w:sz w:val="18"/>
+                <w:szCs w:val="18"/>
+              </w:rPr>
+              <w:t xml:space="preserve">Yes   </w:t>
             </w:r>
             <w:r>
               <w:rPr>
@@ -18126,61 +18105,7 @@
                 <w:sz w:val="18"/>
                 <w:szCs w:val="18"/>
               </w:rPr>
-              <w:t xml:space="preserve">☑ </w:t>
-            </w:r>
-            <w:r>
-              <w:rPr>
-                <w:b/>
-                <w:bCs/>
-                <w:color w:val="111826"/>
-                <w:sz w:val="18"/>
-                <w:szCs w:val="18"/>
-              </w:rPr>
-              <w:t xml:space="preserve">First   </w:t>
-            </w:r>
-            <w:r>
-              <w:rPr>
-                <w:rFonts w:ascii="Segoe UI Symbol" w:eastAsia="Segoe UI Symbol" w:hAnsi="Segoe UI Symbol" w:cs="Segoe UI Symbol"/>
-                <w:color w:val="111826"/>
-                <w:sz w:val="18"/>
-                <w:szCs w:val="18"/>
-              </w:rPr>
-              <w:t xml:space="preserve">☐ </w:t>
-            </w:r>
-            <w:r>
-              <w:rPr>
-                <w:color w:val="111826"/>
-                <w:sz w:val="18"/>
-                <w:szCs w:val="18"/>
-              </w:rPr>
-              <w:t xml:space="preserve">Last   </w:t>
-            </w:r>
-          </w:p>
-          <w:p>
-            <w:r>
-              <w:rPr>
-                <w:color w:val="111826"/>
-                <w:sz w:val="18"/>
-                <w:szCs w:val="18"/>
-              </w:rPr>
-              <w:t xml:space="preserve">Extra info added: </w:t>
-            </w:r>
-            <w:r>
-              <w:rPr>
-                <w:rFonts w:ascii="Segoe UI Symbol" w:eastAsia="Segoe UI Symbol" w:hAnsi="Segoe UI Symbol" w:cs="Segoe UI Symbol"/>
-                <w:color w:val="111826"/>
-                <w:sz w:val="18"/>
-                <w:szCs w:val="18"/>
-              </w:rPr>
-              <w:t xml:space="preserve">☐ </w:t>
-            </w:r>
-            <w:r>
-              <w:rPr>
-                <w:color w:val="111826"/>
-                <w:sz w:val="18"/>
-                <w:szCs w:val="18"/>
-              </w:rPr>
-              <w:t xml:space="preserve">Yes   </w:t>
+              <w:t>☑</w:t>
             </w:r>
             <w:r>
               <w:rPr>
@@ -18189,7 +18114,188 @@
                 <w:sz w:val="18"/>
                 <w:szCs w:val="18"/>
               </w:rPr>
-              <w:t xml:space="preserve">☑ </w:t>
+              <w:t xml:space="preserve"> </w:t>
+            </w:r>
+            <w:r>
+              <w:rPr>
+                <w:b/>
+                <w:bCs/>
+                <w:color w:val="111826"/>
+                <w:sz w:val="18"/>
+                <w:szCs w:val="18"/>
+              </w:rPr>
+              <w:t xml:space="preserve">No   </w:t>
+            </w:r>
+          </w:p>
+          <w:p>
+            <w:r>
+              <w:rPr>
+                <w:color w:val="111826"/>
+                <w:sz w:val="18"/>
+                <w:szCs w:val="18"/>
+              </w:rPr>
+              <w:t xml:space="preserve">Most useful section: </w:t>
+            </w:r>
+            <w:r>
+              <w:rPr>
+                <w:b/>
+                <w:bCs/>
+                <w:color w:val="1E3A8A"/>
+                <w:sz w:val="18"/>
+                <w:szCs w:val="18"/>
+              </w:rPr>
+              <w:t>Key Findings</w:t>
+            </w:r>
+          </w:p>
+        </w:tc>
+        <w:tc>
+          <w:tcPr>
+            <w:tcW w:w="4953" w:type="dxa"/>
+            <w:tcBorders>
+              <w:top w:val="single" w:sz="4" w:space="0" w:color="C7CDD6"/>
+              <w:left w:val="single" w:sz="4" w:space="0" w:color="C7CDD6"/>
+              <w:bottom w:val="single" w:sz="4" w:space="0" w:color="C7CDD6"/>
+              <w:right w:val="single" w:sz="4" w:space="0" w:color="C7CDD6"/>
+            </w:tcBorders>
+            <w:tcMar>
+              <w:top w:w="70" w:type="dxa"/>
+              <w:left w:w="110" w:type="dxa"/>
+              <w:bottom w:w="70" w:type="dxa"/>
+              <w:right w:w="110" w:type="dxa"/>
+            </w:tcMar>
+          </w:tcPr>
+          <w:p>
+            <w:pPr>
+              <w:spacing w:before="40" w:after="40"/>
+            </w:pPr>
+            <w:r>
+              <w:rPr>
+                <w:color w:val="1E3A8A"/>
+                <w:sz w:val="18"/>
+                <w:szCs w:val="18"/>
+              </w:rPr>
+              <w:t>Kept only the recommendation, the 2 top problems (report speed, mobile stability) and the ask. Dropped export and velocity details. Faster to read, same decision.</w:t>
+            </w:r>
+          </w:p>
+          <w:p>
+            <w:pPr>
+              <w:spacing w:before="80"/>
+            </w:pPr>
+            <w:r>
+              <w:rPr>
+                <w:color w:val="111826"/>
+                <w:sz w:val="18"/>
+                <w:szCs w:val="18"/>
+              </w:rPr>
+              <w:t xml:space="preserve">Recommendation appeared: </w:t>
+            </w:r>
+            <w:r>
+              <w:rPr>
+                <w:rFonts w:ascii="Segoe UI Symbol" w:eastAsia="Segoe UI Symbol" w:hAnsi="Segoe UI Symbol" w:cs="Segoe UI Symbol"/>
+                <w:color w:val="16A34A"/>
+                <w:sz w:val="18"/>
+                <w:szCs w:val="18"/>
+              </w:rPr>
+              <w:t>☑</w:t>
+            </w:r>
+            <w:r>
+              <w:rPr>
+                <w:rFonts w:ascii="Segoe UI Symbol" w:eastAsia="Segoe UI Symbol" w:hAnsi="Segoe UI Symbol" w:cs="Segoe UI Symbol"/>
+                <w:color w:val="16A34A"/>
+                <w:sz w:val="18"/>
+                <w:szCs w:val="18"/>
+              </w:rPr>
+              <w:t xml:space="preserve"> </w:t>
+            </w:r>
+            <w:r>
+              <w:rPr>
+                <w:b/>
+                <w:bCs/>
+                <w:color w:val="111826"/>
+                <w:sz w:val="18"/>
+                <w:szCs w:val="18"/>
+              </w:rPr>
+              <w:t xml:space="preserve">First   </w:t>
+            </w:r>
+            <w:r>
+              <w:rPr>
+                <w:rFonts w:ascii="Segoe UI Symbol" w:eastAsia="Segoe UI Symbol" w:hAnsi="Segoe UI Symbol" w:cs="Segoe UI Symbol"/>
+                <w:color w:val="111826"/>
+                <w:sz w:val="18"/>
+                <w:szCs w:val="18"/>
+              </w:rPr>
+              <w:t>☐</w:t>
+            </w:r>
+            <w:r>
+              <w:rPr>
+                <w:rFonts w:ascii="Segoe UI Symbol" w:eastAsia="Segoe UI Symbol" w:hAnsi="Segoe UI Symbol" w:cs="Segoe UI Symbol"/>
+                <w:color w:val="111826"/>
+                <w:sz w:val="18"/>
+                <w:szCs w:val="18"/>
+              </w:rPr>
+              <w:t xml:space="preserve"> </w:t>
+            </w:r>
+            <w:r>
+              <w:rPr>
+                <w:color w:val="111826"/>
+                <w:sz w:val="18"/>
+                <w:szCs w:val="18"/>
+              </w:rPr>
+              <w:t xml:space="preserve">Last   </w:t>
+            </w:r>
+          </w:p>
+          <w:p>
+            <w:r>
+              <w:rPr>
+                <w:color w:val="111826"/>
+                <w:sz w:val="18"/>
+                <w:szCs w:val="18"/>
+              </w:rPr>
+              <w:t xml:space="preserve">Extra info added: </w:t>
+            </w:r>
+            <w:r>
+              <w:rPr>
+                <w:rFonts w:ascii="Segoe UI Symbol" w:eastAsia="Segoe UI Symbol" w:hAnsi="Segoe UI Symbol" w:cs="Segoe UI Symbol"/>
+                <w:color w:val="111826"/>
+                <w:sz w:val="18"/>
+                <w:szCs w:val="18"/>
+              </w:rPr>
+              <w:t>☐</w:t>
+            </w:r>
+            <w:r>
+              <w:rPr>
+                <w:rFonts w:ascii="Segoe UI Symbol" w:eastAsia="Segoe UI Symbol" w:hAnsi="Segoe UI Symbol" w:cs="Segoe UI Symbol"/>
+                <w:color w:val="111826"/>
+                <w:sz w:val="18"/>
+                <w:szCs w:val="18"/>
+              </w:rPr>
+              <w:t xml:space="preserve"> </w:t>
+            </w:r>
+            <w:r>
+              <w:rPr>
+                <w:color w:val="111826"/>
+                <w:sz w:val="18"/>
+                <w:szCs w:val="18"/>
+              </w:rPr>
+              <w:t xml:space="preserve">Yes   </w:t>
+            </w:r>
+            <w:r>
+              <w:rPr>
+                <w:rFonts w:ascii="Segoe UI Symbol" w:eastAsia="Segoe UI Symbol" w:hAnsi="Segoe UI Symbol" w:cs="Segoe UI Symbol"/>
+                <w:color w:val="16A34A"/>
+                <w:sz w:val="18"/>
+                <w:szCs w:val="18"/>
+              </w:rPr>
+              <w:t>☑</w:t>
+            </w:r>
+            <w:r>
+              <w:rPr>
+                <w:rFonts w:ascii="Segoe UI Symbol" w:eastAsia="Segoe UI Symbol" w:hAnsi="Segoe UI Symbol" w:cs="Segoe UI Symbol"/>
+                <w:color w:val="16A34A"/>
+                <w:sz w:val="18"/>
+                <w:szCs w:val="18"/>
+              </w:rPr>
+              <w:t xml:space="preserve"> </w:t>
             </w:r>
             <w:r>
               <w:rPr>
@@ -18245,7 +18351,7 @@
           <w:left w:w="10" w:type="dxa"/>
           <w:right w:w="10" w:type="dxa"/>
         </w:tblCellMar>
-        <w:tblLook w:val="04A0" w:firstRow="1" w:lastRow="0" w:firstColumn="1" w:lastColumn="0" w:noHBand="0" w:noVBand="1"/>
+        <w:tblLook w:val="0000" w:firstRow="0" w:lastRow="0" w:firstColumn="0" w:lastColumn="0" w:noHBand="0" w:noVBand="0"/>
       </w:tblPr>
       <w:tblGrid>
         <w:gridCol w:w="9906"/>
@@ -18374,7 +18480,7 @@
           <w:left w:w="10" w:type="dxa"/>
           <w:right w:w="10" w:type="dxa"/>
         </w:tblCellMar>
-        <w:tblLook w:val="04A0" w:firstRow="1" w:lastRow="0" w:firstColumn="1" w:lastColumn="0" w:noHBand="0" w:noVBand="1"/>
+        <w:tblLook w:val="0000" w:firstRow="0" w:lastRow="0" w:firstColumn="0" w:lastColumn="0" w:noHBand="0" w:noVBand="0"/>
       </w:tblPr>
       <w:tblGrid>
         <w:gridCol w:w="7600"/>
@@ -18492,7 +18598,7 @@
           <w:left w:w="10" w:type="dxa"/>
           <w:right w:w="10" w:type="dxa"/>
         </w:tblCellMar>
-        <w:tblLook w:val="04A0" w:firstRow="1" w:lastRow="0" w:firstColumn="1" w:lastColumn="0" w:noHBand="0" w:noVBand="1"/>
+        <w:tblLook w:val="0000" w:firstRow="0" w:lastRow="0" w:firstColumn="0" w:lastColumn="0" w:noHBand="0" w:noVBand="0"/>
       </w:tblPr>
       <w:tblGrid>
         <w:gridCol w:w="9906"/>
@@ -18624,7 +18730,7 @@
           <w:left w:w="10" w:type="dxa"/>
           <w:right w:w="10" w:type="dxa"/>
         </w:tblCellMar>
-        <w:tblLook w:val="04A0" w:firstRow="1" w:lastRow="0" w:firstColumn="1" w:lastColumn="0" w:noHBand="0" w:noVBand="1"/>
+        <w:tblLook w:val="0000" w:firstRow="0" w:lastRow="0" w:firstColumn="0" w:lastColumn="0" w:noHBand="0" w:noVBand="0"/>
       </w:tblPr>
       <w:tblGrid>
         <w:gridCol w:w="1500"/>
@@ -19286,7 +19392,7 @@
           <w:left w:w="10" w:type="dxa"/>
           <w:right w:w="10" w:type="dxa"/>
         </w:tblCellMar>
-        <w:tblLook w:val="04A0" w:firstRow="1" w:lastRow="0" w:firstColumn="1" w:lastColumn="0" w:noHBand="0" w:noVBand="1"/>
+        <w:tblLook w:val="0000" w:firstRow="0" w:lastRow="0" w:firstColumn="0" w:lastColumn="0" w:noHBand="0" w:noVBand="0"/>
       </w:tblPr>
       <w:tblGrid>
         <w:gridCol w:w="9906"/>
@@ -19476,7 +19582,7 @@
           <w:left w:w="10" w:type="dxa"/>
           <w:right w:w="10" w:type="dxa"/>
         </w:tblCellMar>
-        <w:tblLook w:val="04A0" w:firstRow="1" w:lastRow="0" w:firstColumn="1" w:lastColumn="0" w:noHBand="0" w:noVBand="1"/>
+        <w:tblLook w:val="0000" w:firstRow="0" w:lastRow="0" w:firstColumn="0" w:lastColumn="0" w:noHBand="0" w:noVBand="0"/>
       </w:tblPr>
       <w:tblGrid>
         <w:gridCol w:w="700"/>
@@ -19758,102 +19864,7 @@
                 <w:sz w:val="18"/>
                 <w:szCs w:val="18"/>
               </w:rPr>
-              <w:t xml:space="preserve">☑ </w:t>
-            </w:r>
-            <w:r>
-              <w:rPr>
-                <w:b/>
-                <w:bCs/>
-                <w:color w:val="111826"/>
-                <w:sz w:val="18"/>
-                <w:szCs w:val="18"/>
-              </w:rPr>
-              <w:t xml:space="preserve">Yes   </w:t>
-            </w:r>
-            <w:r>
-              <w:rPr>
-                <w:rFonts w:ascii="Segoe UI Symbol" w:eastAsia="Segoe UI Symbol" w:hAnsi="Segoe UI Symbol" w:cs="Segoe UI Symbol"/>
-                <w:color w:val="111826"/>
-                <w:sz w:val="18"/>
-                <w:szCs w:val="18"/>
-              </w:rPr>
-              <w:t xml:space="preserve">☐ </w:t>
-            </w:r>
-            <w:r>
-              <w:rPr>
-                <w:color w:val="111826"/>
-                <w:sz w:val="18"/>
-                <w:szCs w:val="18"/>
-              </w:rPr>
-              <w:t xml:space="preserve">No   </w:t>
-            </w:r>
-          </w:p>
-        </w:tc>
-        <w:tc>
-          <w:tcPr>
-            <w:tcW w:w="1606" w:type="dxa"/>
-            <w:tcBorders>
-              <w:top w:val="single" w:sz="4" w:space="0" w:color="C7CDD6"/>
-              <w:left w:val="single" w:sz="4" w:space="0" w:color="C7CDD6"/>
-              <w:bottom w:val="single" w:sz="4" w:space="0" w:color="C7CDD6"/>
-              <w:right w:val="single" w:sz="4" w:space="0" w:color="C7CDD6"/>
-            </w:tcBorders>
-            <w:shd w:val="clear" w:color="auto" w:fill="F3F4F6"/>
-            <w:tcMar>
-              <w:top w:w="70" w:type="dxa"/>
-              <w:left w:w="110" w:type="dxa"/>
-              <w:bottom w:w="70" w:type="dxa"/>
-              <w:right w:w="110" w:type="dxa"/>
-            </w:tcMar>
-          </w:tcPr>
-          <w:p>
-            <w:pPr>
-              <w:spacing w:before="40" w:after="40"/>
-            </w:pPr>
-            <w:r>
-              <w:rPr>
-                <w:color w:val="111826"/>
-                <w:sz w:val="18"/>
-                <w:szCs w:val="18"/>
-              </w:rPr>
-              <w:t>Hook</w:t>
-            </w:r>
-          </w:p>
-        </w:tc>
-        <w:tc>
-          <w:tcPr>
-            <w:tcW w:w="1800" w:type="dxa"/>
-            <w:tcBorders>
-              <w:top w:val="single" w:sz="4" w:space="0" w:color="C7CDD6"/>
-              <w:left w:val="single" w:sz="4" w:space="0" w:color="C7CDD6"/>
-              <w:bottom w:val="single" w:sz="4" w:space="0" w:color="C7CDD6"/>
-              <w:right w:val="single" w:sz="4" w:space="0" w:color="C7CDD6"/>
-            </w:tcBorders>
-            <w:shd w:val="clear" w:color="auto" w:fill="F3F4F6"/>
-            <w:tcMar>
-              <w:top w:w="70" w:type="dxa"/>
-              <w:left w:w="110" w:type="dxa"/>
-              <w:bottom w:w="70" w:type="dxa"/>
-              <w:right w:w="110" w:type="dxa"/>
-            </w:tcMar>
-          </w:tcPr>
-          <w:p>
-            <w:r>
-              <w:rPr>
-                <w:rFonts w:ascii="Segoe UI Symbol" w:eastAsia="Segoe UI Symbol" w:hAnsi="Segoe UI Symbol" w:cs="Segoe UI Symbol"/>
-                <w:color w:val="111826"/>
-                <w:sz w:val="18"/>
-                <w:szCs w:val="18"/>
-              </w:rPr>
-              <w:t xml:space="preserve">☐ </w:t>
-            </w:r>
-            <w:r>
-              <w:rPr>
-                <w:color w:val="111826"/>
-                <w:sz w:val="18"/>
-                <w:szCs w:val="18"/>
-              </w:rPr>
-              <w:t xml:space="preserve">Yes   </w:t>
+              <w:t>☑</w:t>
             </w:r>
             <w:r>
               <w:rPr>
@@ -19862,7 +19873,138 @@
                 <w:sz w:val="18"/>
                 <w:szCs w:val="18"/>
               </w:rPr>
-              <w:t xml:space="preserve">☑ </w:t>
+              <w:t xml:space="preserve"> </w:t>
+            </w:r>
+            <w:r>
+              <w:rPr>
+                <w:b/>
+                <w:bCs/>
+                <w:color w:val="111826"/>
+                <w:sz w:val="18"/>
+                <w:szCs w:val="18"/>
+              </w:rPr>
+              <w:t xml:space="preserve">Yes   </w:t>
+            </w:r>
+            <w:r>
+              <w:rPr>
+                <w:rFonts w:ascii="Segoe UI Symbol" w:eastAsia="Segoe UI Symbol" w:hAnsi="Segoe UI Symbol" w:cs="Segoe UI Symbol"/>
+                <w:color w:val="111826"/>
+                <w:sz w:val="18"/>
+                <w:szCs w:val="18"/>
+              </w:rPr>
+              <w:t>☐</w:t>
+            </w:r>
+            <w:r>
+              <w:rPr>
+                <w:rFonts w:ascii="Segoe UI Symbol" w:eastAsia="Segoe UI Symbol" w:hAnsi="Segoe UI Symbol" w:cs="Segoe UI Symbol"/>
+                <w:color w:val="111826"/>
+                <w:sz w:val="18"/>
+                <w:szCs w:val="18"/>
+              </w:rPr>
+              <w:t xml:space="preserve"> </w:t>
+            </w:r>
+            <w:r>
+              <w:rPr>
+                <w:color w:val="111826"/>
+                <w:sz w:val="18"/>
+                <w:szCs w:val="18"/>
+              </w:rPr>
+              <w:t xml:space="preserve">No   </w:t>
+            </w:r>
+          </w:p>
+        </w:tc>
+        <w:tc>
+          <w:tcPr>
+            <w:tcW w:w="1606" w:type="dxa"/>
+            <w:tcBorders>
+              <w:top w:val="single" w:sz="4" w:space="0" w:color="C7CDD6"/>
+              <w:left w:val="single" w:sz="4" w:space="0" w:color="C7CDD6"/>
+              <w:bottom w:val="single" w:sz="4" w:space="0" w:color="C7CDD6"/>
+              <w:right w:val="single" w:sz="4" w:space="0" w:color="C7CDD6"/>
+            </w:tcBorders>
+            <w:shd w:val="clear" w:color="auto" w:fill="F3F4F6"/>
+            <w:tcMar>
+              <w:top w:w="70" w:type="dxa"/>
+              <w:left w:w="110" w:type="dxa"/>
+              <w:bottom w:w="70" w:type="dxa"/>
+              <w:right w:w="110" w:type="dxa"/>
+            </w:tcMar>
+          </w:tcPr>
+          <w:p>
+            <w:pPr>
+              <w:spacing w:before="40" w:after="40"/>
+            </w:pPr>
+            <w:r>
+              <w:rPr>
+                <w:color w:val="111826"/>
+                <w:sz w:val="18"/>
+                <w:szCs w:val="18"/>
+              </w:rPr>
+              <w:t>Hook</w:t>
+            </w:r>
+          </w:p>
+        </w:tc>
+        <w:tc>
+          <w:tcPr>
+            <w:tcW w:w="1800" w:type="dxa"/>
+            <w:tcBorders>
+              <w:top w:val="single" w:sz="4" w:space="0" w:color="C7CDD6"/>
+              <w:left w:val="single" w:sz="4" w:space="0" w:color="C7CDD6"/>
+              <w:bottom w:val="single" w:sz="4" w:space="0" w:color="C7CDD6"/>
+              <w:right w:val="single" w:sz="4" w:space="0" w:color="C7CDD6"/>
+            </w:tcBorders>
+            <w:shd w:val="clear" w:color="auto" w:fill="F3F4F6"/>
+            <w:tcMar>
+              <w:top w:w="70" w:type="dxa"/>
+              <w:left w:w="110" w:type="dxa"/>
+              <w:bottom w:w="70" w:type="dxa"/>
+              <w:right w:w="110" w:type="dxa"/>
+            </w:tcMar>
+          </w:tcPr>
+          <w:p>
+            <w:r>
+              <w:rPr>
+                <w:rFonts w:ascii="Segoe UI Symbol" w:eastAsia="Segoe UI Symbol" w:hAnsi="Segoe UI Symbol" w:cs="Segoe UI Symbol"/>
+                <w:color w:val="111826"/>
+                <w:sz w:val="18"/>
+                <w:szCs w:val="18"/>
+              </w:rPr>
+              <w:t>☐</w:t>
+            </w:r>
+            <w:r>
+              <w:rPr>
+                <w:rFonts w:ascii="Segoe UI Symbol" w:eastAsia="Segoe UI Symbol" w:hAnsi="Segoe UI Symbol" w:cs="Segoe UI Symbol"/>
+                <w:color w:val="111826"/>
+                <w:sz w:val="18"/>
+                <w:szCs w:val="18"/>
+              </w:rPr>
+              <w:t xml:space="preserve"> </w:t>
+            </w:r>
+            <w:r>
+              <w:rPr>
+                <w:color w:val="111826"/>
+                <w:sz w:val="18"/>
+                <w:szCs w:val="18"/>
+              </w:rPr>
+              <w:t xml:space="preserve">Yes   </w:t>
+            </w:r>
+            <w:r>
+              <w:rPr>
+                <w:rFonts w:ascii="Segoe UI Symbol" w:eastAsia="Segoe UI Symbol" w:hAnsi="Segoe UI Symbol" w:cs="Segoe UI Symbol"/>
+                <w:color w:val="16A34A"/>
+                <w:sz w:val="18"/>
+                <w:szCs w:val="18"/>
+              </w:rPr>
+              <w:t>☑</w:t>
+            </w:r>
+            <w:r>
+              <w:rPr>
+                <w:rFonts w:ascii="Segoe UI Symbol" w:eastAsia="Segoe UI Symbol" w:hAnsi="Segoe UI Symbol" w:cs="Segoe UI Symbol"/>
+                <w:color w:val="16A34A"/>
+                <w:sz w:val="18"/>
+                <w:szCs w:val="18"/>
+              </w:rPr>
+              <w:t xml:space="preserve"> </w:t>
             </w:r>
             <w:r>
               <w:rPr>
@@ -19943,25 +20085,7 @@
                 <w:sz w:val="18"/>
                 <w:szCs w:val="18"/>
               </w:rPr>
-              <w:t xml:space="preserve">Q3 </w:t>
-            </w:r>
-            <w:proofErr w:type="gramStart"/>
-            <w:r>
-              <w:rPr>
-                <w:color w:val="1E3A8A"/>
-                <w:sz w:val="18"/>
-                <w:szCs w:val="18"/>
-              </w:rPr>
-              <w:t>at a glance</w:t>
-            </w:r>
-            <w:proofErr w:type="gramEnd"/>
-            <w:r>
-              <w:rPr>
-                <w:color w:val="1E3A8A"/>
-                <w:sz w:val="18"/>
-                <w:szCs w:val="18"/>
-              </w:rPr>
-              <w:t>: 87 customers, 4 sprints</w:t>
+              <w:t>Q3 at a glance: 87 customers, 4 sprints</w:t>
             </w:r>
           </w:p>
         </w:tc>
@@ -19989,100 +20113,7 @@
                 <w:sz w:val="18"/>
                 <w:szCs w:val="18"/>
               </w:rPr>
-              <w:t xml:space="preserve">☑ </w:t>
-            </w:r>
-            <w:r>
-              <w:rPr>
-                <w:b/>
-                <w:bCs/>
-                <w:color w:val="111826"/>
-                <w:sz w:val="18"/>
-                <w:szCs w:val="18"/>
-              </w:rPr>
-              <w:t xml:space="preserve">Yes   </w:t>
-            </w:r>
-            <w:r>
-              <w:rPr>
-                <w:rFonts w:ascii="Segoe UI Symbol" w:eastAsia="Segoe UI Symbol" w:hAnsi="Segoe UI Symbol" w:cs="Segoe UI Symbol"/>
-                <w:color w:val="111826"/>
-                <w:sz w:val="18"/>
-                <w:szCs w:val="18"/>
-              </w:rPr>
-              <w:t xml:space="preserve">☐ </w:t>
-            </w:r>
-            <w:r>
-              <w:rPr>
-                <w:color w:val="111826"/>
-                <w:sz w:val="18"/>
-                <w:szCs w:val="18"/>
-              </w:rPr>
-              <w:t xml:space="preserve">No   </w:t>
-            </w:r>
-          </w:p>
-        </w:tc>
-        <w:tc>
-          <w:tcPr>
-            <w:tcW w:w="1606" w:type="dxa"/>
-            <w:tcBorders>
-              <w:top w:val="single" w:sz="4" w:space="0" w:color="C7CDD6"/>
-              <w:left w:val="single" w:sz="4" w:space="0" w:color="C7CDD6"/>
-              <w:bottom w:val="single" w:sz="4" w:space="0" w:color="C7CDD6"/>
-              <w:right w:val="single" w:sz="4" w:space="0" w:color="C7CDD6"/>
-            </w:tcBorders>
-            <w:tcMar>
-              <w:top w:w="70" w:type="dxa"/>
-              <w:left w:w="110" w:type="dxa"/>
-              <w:bottom w:w="70" w:type="dxa"/>
-              <w:right w:w="110" w:type="dxa"/>
-            </w:tcMar>
-          </w:tcPr>
-          <w:p>
-            <w:pPr>
-              <w:spacing w:before="40" w:after="40"/>
-            </w:pPr>
-            <w:r>
-              <w:rPr>
-                <w:color w:val="111826"/>
-                <w:sz w:val="18"/>
-                <w:szCs w:val="18"/>
-              </w:rPr>
-              <w:t>Context</w:t>
-            </w:r>
-          </w:p>
-        </w:tc>
-        <w:tc>
-          <w:tcPr>
-            <w:tcW w:w="1800" w:type="dxa"/>
-            <w:tcBorders>
-              <w:top w:val="single" w:sz="4" w:space="0" w:color="C7CDD6"/>
-              <w:left w:val="single" w:sz="4" w:space="0" w:color="C7CDD6"/>
-              <w:bottom w:val="single" w:sz="4" w:space="0" w:color="C7CDD6"/>
-              <w:right w:val="single" w:sz="4" w:space="0" w:color="C7CDD6"/>
-            </w:tcBorders>
-            <w:tcMar>
-              <w:top w:w="70" w:type="dxa"/>
-              <w:left w:w="110" w:type="dxa"/>
-              <w:bottom w:w="70" w:type="dxa"/>
-              <w:right w:w="110" w:type="dxa"/>
-            </w:tcMar>
-          </w:tcPr>
-          <w:p>
-            <w:r>
-              <w:rPr>
-                <w:rFonts w:ascii="Segoe UI Symbol" w:eastAsia="Segoe UI Symbol" w:hAnsi="Segoe UI Symbol" w:cs="Segoe UI Symbol"/>
-                <w:color w:val="111826"/>
-                <w:sz w:val="18"/>
-                <w:szCs w:val="18"/>
-              </w:rPr>
-              <w:t xml:space="preserve">☐ </w:t>
-            </w:r>
-            <w:r>
-              <w:rPr>
-                <w:color w:val="111826"/>
-                <w:sz w:val="18"/>
-                <w:szCs w:val="18"/>
-              </w:rPr>
-              <w:t xml:space="preserve">Yes   </w:t>
+              <w:t>☑</w:t>
             </w:r>
             <w:r>
               <w:rPr>
@@ -20091,7 +20122,136 @@
                 <w:sz w:val="18"/>
                 <w:szCs w:val="18"/>
               </w:rPr>
-              <w:t xml:space="preserve">☑ </w:t>
+              <w:t xml:space="preserve"> </w:t>
+            </w:r>
+            <w:r>
+              <w:rPr>
+                <w:b/>
+                <w:bCs/>
+                <w:color w:val="111826"/>
+                <w:sz w:val="18"/>
+                <w:szCs w:val="18"/>
+              </w:rPr>
+              <w:t xml:space="preserve">Yes   </w:t>
+            </w:r>
+            <w:r>
+              <w:rPr>
+                <w:rFonts w:ascii="Segoe UI Symbol" w:eastAsia="Segoe UI Symbol" w:hAnsi="Segoe UI Symbol" w:cs="Segoe UI Symbol"/>
+                <w:color w:val="111826"/>
+                <w:sz w:val="18"/>
+                <w:szCs w:val="18"/>
+              </w:rPr>
+              <w:t>☐</w:t>
+            </w:r>
+            <w:r>
+              <w:rPr>
+                <w:rFonts w:ascii="Segoe UI Symbol" w:eastAsia="Segoe UI Symbol" w:hAnsi="Segoe UI Symbol" w:cs="Segoe UI Symbol"/>
+                <w:color w:val="111826"/>
+                <w:sz w:val="18"/>
+                <w:szCs w:val="18"/>
+              </w:rPr>
+              <w:t xml:space="preserve"> </w:t>
+            </w:r>
+            <w:r>
+              <w:rPr>
+                <w:color w:val="111826"/>
+                <w:sz w:val="18"/>
+                <w:szCs w:val="18"/>
+              </w:rPr>
+              <w:t xml:space="preserve">No   </w:t>
+            </w:r>
+          </w:p>
+        </w:tc>
+        <w:tc>
+          <w:tcPr>
+            <w:tcW w:w="1606" w:type="dxa"/>
+            <w:tcBorders>
+              <w:top w:val="single" w:sz="4" w:space="0" w:color="C7CDD6"/>
+              <w:left w:val="single" w:sz="4" w:space="0" w:color="C7CDD6"/>
+              <w:bottom w:val="single" w:sz="4" w:space="0" w:color="C7CDD6"/>
+              <w:right w:val="single" w:sz="4" w:space="0" w:color="C7CDD6"/>
+            </w:tcBorders>
+            <w:tcMar>
+              <w:top w:w="70" w:type="dxa"/>
+              <w:left w:w="110" w:type="dxa"/>
+              <w:bottom w:w="70" w:type="dxa"/>
+              <w:right w:w="110" w:type="dxa"/>
+            </w:tcMar>
+          </w:tcPr>
+          <w:p>
+            <w:pPr>
+              <w:spacing w:before="40" w:after="40"/>
+            </w:pPr>
+            <w:r>
+              <w:rPr>
+                <w:color w:val="111826"/>
+                <w:sz w:val="18"/>
+                <w:szCs w:val="18"/>
+              </w:rPr>
+              <w:t>Context</w:t>
+            </w:r>
+          </w:p>
+        </w:tc>
+        <w:tc>
+          <w:tcPr>
+            <w:tcW w:w="1800" w:type="dxa"/>
+            <w:tcBorders>
+              <w:top w:val="single" w:sz="4" w:space="0" w:color="C7CDD6"/>
+              <w:left w:val="single" w:sz="4" w:space="0" w:color="C7CDD6"/>
+              <w:bottom w:val="single" w:sz="4" w:space="0" w:color="C7CDD6"/>
+              <w:right w:val="single" w:sz="4" w:space="0" w:color="C7CDD6"/>
+            </w:tcBorders>
+            <w:tcMar>
+              <w:top w:w="70" w:type="dxa"/>
+              <w:left w:w="110" w:type="dxa"/>
+              <w:bottom w:w="70" w:type="dxa"/>
+              <w:right w:w="110" w:type="dxa"/>
+            </w:tcMar>
+          </w:tcPr>
+          <w:p>
+            <w:r>
+              <w:rPr>
+                <w:rFonts w:ascii="Segoe UI Symbol" w:eastAsia="Segoe UI Symbol" w:hAnsi="Segoe UI Symbol" w:cs="Segoe UI Symbol"/>
+                <w:color w:val="111826"/>
+                <w:sz w:val="18"/>
+                <w:szCs w:val="18"/>
+              </w:rPr>
+              <w:t>☐</w:t>
+            </w:r>
+            <w:r>
+              <w:rPr>
+                <w:rFonts w:ascii="Segoe UI Symbol" w:eastAsia="Segoe UI Symbol" w:hAnsi="Segoe UI Symbol" w:cs="Segoe UI Symbol"/>
+                <w:color w:val="111826"/>
+                <w:sz w:val="18"/>
+                <w:szCs w:val="18"/>
+              </w:rPr>
+              <w:t xml:space="preserve"> </w:t>
+            </w:r>
+            <w:r>
+              <w:rPr>
+                <w:color w:val="111826"/>
+                <w:sz w:val="18"/>
+                <w:szCs w:val="18"/>
+              </w:rPr>
+              <w:t xml:space="preserve">Yes   </w:t>
+            </w:r>
+            <w:r>
+              <w:rPr>
+                <w:rFonts w:ascii="Segoe UI Symbol" w:eastAsia="Segoe UI Symbol" w:hAnsi="Segoe UI Symbol" w:cs="Segoe UI Symbol"/>
+                <w:color w:val="16A34A"/>
+                <w:sz w:val="18"/>
+                <w:szCs w:val="18"/>
+              </w:rPr>
+              <w:t>☑</w:t>
+            </w:r>
+            <w:r>
+              <w:rPr>
+                <w:rFonts w:ascii="Segoe UI Symbol" w:eastAsia="Segoe UI Symbol" w:hAnsi="Segoe UI Symbol" w:cs="Segoe UI Symbol"/>
+                <w:color w:val="16A34A"/>
+                <w:sz w:val="18"/>
+                <w:szCs w:val="18"/>
+              </w:rPr>
+              <w:t xml:space="preserve"> </w:t>
             </w:r>
             <w:r>
               <w:rPr>
@@ -20203,86 +20363,8 @@
                 <w:sz w:val="18"/>
                 <w:szCs w:val="18"/>
               </w:rPr>
-              <w:t xml:space="preserve">☑ </w:t>
-            </w:r>
-            <w:r>
-              <w:rPr>
-                <w:b/>
-                <w:bCs/>
-                <w:color w:val="111826"/>
-                <w:sz w:val="18"/>
-                <w:szCs w:val="18"/>
-              </w:rPr>
-              <w:t xml:space="preserve">Yes   </w:t>
-            </w:r>
-            <w:r>
-              <w:rPr>
-                <w:rFonts w:ascii="Segoe UI Symbol" w:eastAsia="Segoe UI Symbol" w:hAnsi="Segoe UI Symbol" w:cs="Segoe UI Symbol"/>
-                <w:color w:val="111826"/>
-                <w:sz w:val="18"/>
-                <w:szCs w:val="18"/>
-              </w:rPr>
-              <w:t xml:space="preserve">☐ </w:t>
-            </w:r>
-            <w:r>
-              <w:rPr>
-                <w:color w:val="111826"/>
-                <w:sz w:val="18"/>
-                <w:szCs w:val="18"/>
-              </w:rPr>
-              <w:t xml:space="preserve">No   </w:t>
-            </w:r>
-          </w:p>
-        </w:tc>
-        <w:tc>
-          <w:tcPr>
-            <w:tcW w:w="1606" w:type="dxa"/>
-            <w:tcBorders>
-              <w:top w:val="single" w:sz="4" w:space="0" w:color="C7CDD6"/>
-              <w:left w:val="single" w:sz="4" w:space="0" w:color="C7CDD6"/>
-              <w:bottom w:val="single" w:sz="4" w:space="0" w:color="C7CDD6"/>
-              <w:right w:val="single" w:sz="4" w:space="0" w:color="C7CDD6"/>
-            </w:tcBorders>
-            <w:shd w:val="clear" w:color="auto" w:fill="F3F4F6"/>
-            <w:tcMar>
-              <w:top w:w="70" w:type="dxa"/>
-              <w:left w:w="110" w:type="dxa"/>
-              <w:bottom w:w="70" w:type="dxa"/>
-              <w:right w:w="110" w:type="dxa"/>
-            </w:tcMar>
-          </w:tcPr>
-          <w:p>
-            <w:pPr>
-              <w:spacing w:before="40" w:after="40"/>
-            </w:pPr>
-            <w:r>
-              <w:rPr>
-                <w:color w:val="111826"/>
-                <w:sz w:val="18"/>
-                <w:szCs w:val="18"/>
-              </w:rPr>
-              <w:t>Problem</w:t>
-            </w:r>
-          </w:p>
-        </w:tc>
-        <w:tc>
-          <w:tcPr>
-            <w:tcW w:w="1800" w:type="dxa"/>
-            <w:tcBorders>
-              <w:top w:val="single" w:sz="4" w:space="0" w:color="C7CDD6"/>
-              <w:left w:val="single" w:sz="4" w:space="0" w:color="C7CDD6"/>
-              <w:bottom w:val="single" w:sz="4" w:space="0" w:color="C7CDD6"/>
-              <w:right w:val="single" w:sz="4" w:space="0" w:color="C7CDD6"/>
-            </w:tcBorders>
-            <w:shd w:val="clear" w:color="auto" w:fill="F3F4F6"/>
-            <w:tcMar>
-              <w:top w:w="70" w:type="dxa"/>
-              <w:left w:w="110" w:type="dxa"/>
-              <w:bottom w:w="70" w:type="dxa"/>
-              <w:right w:w="110" w:type="dxa"/>
-            </w:tcMar>
-          </w:tcPr>
-          <w:p>
+              <w:t>☑</w:t>
+            </w:r>
             <w:r>
               <w:rPr>
                 <w:rFonts w:ascii="Segoe UI Symbol" w:eastAsia="Segoe UI Symbol" w:hAnsi="Segoe UI Symbol" w:cs="Segoe UI Symbol"/>
@@ -20290,7 +20372,7 @@
                 <w:sz w:val="18"/>
                 <w:szCs w:val="18"/>
               </w:rPr>
-              <w:t xml:space="preserve">☑ </w:t>
+              <w:t xml:space="preserve"> </w:t>
             </w:r>
             <w:r>
               <w:rPr>
@@ -20309,7 +20391,121 @@
                 <w:sz w:val="18"/>
                 <w:szCs w:val="18"/>
               </w:rPr>
-              <w:t xml:space="preserve">☐ </w:t>
+              <w:t>☐</w:t>
+            </w:r>
+            <w:r>
+              <w:rPr>
+                <w:rFonts w:ascii="Segoe UI Symbol" w:eastAsia="Segoe UI Symbol" w:hAnsi="Segoe UI Symbol" w:cs="Segoe UI Symbol"/>
+                <w:color w:val="111826"/>
+                <w:sz w:val="18"/>
+                <w:szCs w:val="18"/>
+              </w:rPr>
+              <w:t xml:space="preserve"> </w:t>
+            </w:r>
+            <w:r>
+              <w:rPr>
+                <w:color w:val="111826"/>
+                <w:sz w:val="18"/>
+                <w:szCs w:val="18"/>
+              </w:rPr>
+              <w:t xml:space="preserve">No   </w:t>
+            </w:r>
+          </w:p>
+        </w:tc>
+        <w:tc>
+          <w:tcPr>
+            <w:tcW w:w="1606" w:type="dxa"/>
+            <w:tcBorders>
+              <w:top w:val="single" w:sz="4" w:space="0" w:color="C7CDD6"/>
+              <w:left w:val="single" w:sz="4" w:space="0" w:color="C7CDD6"/>
+              <w:bottom w:val="single" w:sz="4" w:space="0" w:color="C7CDD6"/>
+              <w:right w:val="single" w:sz="4" w:space="0" w:color="C7CDD6"/>
+            </w:tcBorders>
+            <w:shd w:val="clear" w:color="auto" w:fill="F3F4F6"/>
+            <w:tcMar>
+              <w:top w:w="70" w:type="dxa"/>
+              <w:left w:w="110" w:type="dxa"/>
+              <w:bottom w:w="70" w:type="dxa"/>
+              <w:right w:w="110" w:type="dxa"/>
+            </w:tcMar>
+          </w:tcPr>
+          <w:p>
+            <w:pPr>
+              <w:spacing w:before="40" w:after="40"/>
+            </w:pPr>
+            <w:r>
+              <w:rPr>
+                <w:color w:val="111826"/>
+                <w:sz w:val="18"/>
+                <w:szCs w:val="18"/>
+              </w:rPr>
+              <w:t>Problem</w:t>
+            </w:r>
+          </w:p>
+        </w:tc>
+        <w:tc>
+          <w:tcPr>
+            <w:tcW w:w="1800" w:type="dxa"/>
+            <w:tcBorders>
+              <w:top w:val="single" w:sz="4" w:space="0" w:color="C7CDD6"/>
+              <w:left w:val="single" w:sz="4" w:space="0" w:color="C7CDD6"/>
+              <w:bottom w:val="single" w:sz="4" w:space="0" w:color="C7CDD6"/>
+              <w:right w:val="single" w:sz="4" w:space="0" w:color="C7CDD6"/>
+            </w:tcBorders>
+            <w:shd w:val="clear" w:color="auto" w:fill="F3F4F6"/>
+            <w:tcMar>
+              <w:top w:w="70" w:type="dxa"/>
+              <w:left w:w="110" w:type="dxa"/>
+              <w:bottom w:w="70" w:type="dxa"/>
+              <w:right w:w="110" w:type="dxa"/>
+            </w:tcMar>
+          </w:tcPr>
+          <w:p>
+            <w:r>
+              <w:rPr>
+                <w:rFonts w:ascii="Segoe UI Symbol" w:eastAsia="Segoe UI Symbol" w:hAnsi="Segoe UI Symbol" w:cs="Segoe UI Symbol"/>
+                <w:color w:val="16A34A"/>
+                <w:sz w:val="18"/>
+                <w:szCs w:val="18"/>
+              </w:rPr>
+              <w:t>☑</w:t>
+            </w:r>
+            <w:r>
+              <w:rPr>
+                <w:rFonts w:ascii="Segoe UI Symbol" w:eastAsia="Segoe UI Symbol" w:hAnsi="Segoe UI Symbol" w:cs="Segoe UI Symbol"/>
+                <w:color w:val="16A34A"/>
+                <w:sz w:val="18"/>
+                <w:szCs w:val="18"/>
+              </w:rPr>
+              <w:t xml:space="preserve"> </w:t>
+            </w:r>
+            <w:r>
+              <w:rPr>
+                <w:b/>
+                <w:bCs/>
+                <w:color w:val="111826"/>
+                <w:sz w:val="18"/>
+                <w:szCs w:val="18"/>
+              </w:rPr>
+              <w:t xml:space="preserve">Yes   </w:t>
+            </w:r>
+            <w:r>
+              <w:rPr>
+                <w:rFonts w:ascii="Segoe UI Symbol" w:eastAsia="Segoe UI Symbol" w:hAnsi="Segoe UI Symbol" w:cs="Segoe UI Symbol"/>
+                <w:color w:val="111826"/>
+                <w:sz w:val="18"/>
+                <w:szCs w:val="18"/>
+              </w:rPr>
+              <w:t>☐</w:t>
+            </w:r>
+            <w:r>
+              <w:rPr>
+                <w:rFonts w:ascii="Segoe UI Symbol" w:eastAsia="Segoe UI Symbol" w:hAnsi="Segoe UI Symbol" w:cs="Segoe UI Symbol"/>
+                <w:color w:val="111826"/>
+                <w:sz w:val="18"/>
+                <w:szCs w:val="18"/>
+              </w:rPr>
+              <w:t xml:space="preserve"> </w:t>
             </w:r>
             <w:r>
               <w:rPr>
@@ -20416,100 +20612,7 @@
                 <w:sz w:val="18"/>
                 <w:szCs w:val="18"/>
               </w:rPr>
-              <w:t xml:space="preserve">☑ </w:t>
-            </w:r>
-            <w:r>
-              <w:rPr>
-                <w:b/>
-                <w:bCs/>
-                <w:color w:val="111826"/>
-                <w:sz w:val="18"/>
-                <w:szCs w:val="18"/>
-              </w:rPr>
-              <w:t xml:space="preserve">Yes   </w:t>
-            </w:r>
-            <w:r>
-              <w:rPr>
-                <w:rFonts w:ascii="Segoe UI Symbol" w:eastAsia="Segoe UI Symbol" w:hAnsi="Segoe UI Symbol" w:cs="Segoe UI Symbol"/>
-                <w:color w:val="111826"/>
-                <w:sz w:val="18"/>
-                <w:szCs w:val="18"/>
-              </w:rPr>
-              <w:t xml:space="preserve">☐ </w:t>
-            </w:r>
-            <w:r>
-              <w:rPr>
-                <w:color w:val="111826"/>
-                <w:sz w:val="18"/>
-                <w:szCs w:val="18"/>
-              </w:rPr>
-              <w:t xml:space="preserve">No   </w:t>
-            </w:r>
-          </w:p>
-        </w:tc>
-        <w:tc>
-          <w:tcPr>
-            <w:tcW w:w="1606" w:type="dxa"/>
-            <w:tcBorders>
-              <w:top w:val="single" w:sz="4" w:space="0" w:color="C7CDD6"/>
-              <w:left w:val="single" w:sz="4" w:space="0" w:color="C7CDD6"/>
-              <w:bottom w:val="single" w:sz="4" w:space="0" w:color="C7CDD6"/>
-              <w:right w:val="single" w:sz="4" w:space="0" w:color="C7CDD6"/>
-            </w:tcBorders>
-            <w:tcMar>
-              <w:top w:w="70" w:type="dxa"/>
-              <w:left w:w="110" w:type="dxa"/>
-              <w:bottom w:w="70" w:type="dxa"/>
-              <w:right w:w="110" w:type="dxa"/>
-            </w:tcMar>
-          </w:tcPr>
-          <w:p>
-            <w:pPr>
-              <w:spacing w:before="40" w:after="40"/>
-            </w:pPr>
-            <w:r>
-              <w:rPr>
-                <w:color w:val="111826"/>
-                <w:sz w:val="18"/>
-                <w:szCs w:val="18"/>
-              </w:rPr>
-              <w:t>Problem</w:t>
-            </w:r>
-          </w:p>
-        </w:tc>
-        <w:tc>
-          <w:tcPr>
-            <w:tcW w:w="1800" w:type="dxa"/>
-            <w:tcBorders>
-              <w:top w:val="single" w:sz="4" w:space="0" w:color="C7CDD6"/>
-              <w:left w:val="single" w:sz="4" w:space="0" w:color="C7CDD6"/>
-              <w:bottom w:val="single" w:sz="4" w:space="0" w:color="C7CDD6"/>
-              <w:right w:val="single" w:sz="4" w:space="0" w:color="C7CDD6"/>
-            </w:tcBorders>
-            <w:tcMar>
-              <w:top w:w="70" w:type="dxa"/>
-              <w:left w:w="110" w:type="dxa"/>
-              <w:bottom w:w="70" w:type="dxa"/>
-              <w:right w:w="110" w:type="dxa"/>
-            </w:tcMar>
-          </w:tcPr>
-          <w:p>
-            <w:r>
-              <w:rPr>
-                <w:rFonts w:ascii="Segoe UI Symbol" w:eastAsia="Segoe UI Symbol" w:hAnsi="Segoe UI Symbol" w:cs="Segoe UI Symbol"/>
-                <w:color w:val="111826"/>
-                <w:sz w:val="18"/>
-                <w:szCs w:val="18"/>
-              </w:rPr>
-              <w:t xml:space="preserve">☐ </w:t>
-            </w:r>
-            <w:r>
-              <w:rPr>
-                <w:color w:val="111826"/>
-                <w:sz w:val="18"/>
-                <w:szCs w:val="18"/>
-              </w:rPr>
-              <w:t xml:space="preserve">Yes   </w:t>
+              <w:t>☑</w:t>
             </w:r>
             <w:r>
               <w:rPr>
@@ -20518,7 +20621,136 @@
                 <w:sz w:val="18"/>
                 <w:szCs w:val="18"/>
               </w:rPr>
-              <w:t xml:space="preserve">☑ </w:t>
+              <w:t xml:space="preserve"> </w:t>
+            </w:r>
+            <w:r>
+              <w:rPr>
+                <w:b/>
+                <w:bCs/>
+                <w:color w:val="111826"/>
+                <w:sz w:val="18"/>
+                <w:szCs w:val="18"/>
+              </w:rPr>
+              <w:t xml:space="preserve">Yes   </w:t>
+            </w:r>
+            <w:r>
+              <w:rPr>
+                <w:rFonts w:ascii="Segoe UI Symbol" w:eastAsia="Segoe UI Symbol" w:hAnsi="Segoe UI Symbol" w:cs="Segoe UI Symbol"/>
+                <w:color w:val="111826"/>
+                <w:sz w:val="18"/>
+                <w:szCs w:val="18"/>
+              </w:rPr>
+              <w:t>☐</w:t>
+            </w:r>
+            <w:r>
+              <w:rPr>
+                <w:rFonts w:ascii="Segoe UI Symbol" w:eastAsia="Segoe UI Symbol" w:hAnsi="Segoe UI Symbol" w:cs="Segoe UI Symbol"/>
+                <w:color w:val="111826"/>
+                <w:sz w:val="18"/>
+                <w:szCs w:val="18"/>
+              </w:rPr>
+              <w:t xml:space="preserve"> </w:t>
+            </w:r>
+            <w:r>
+              <w:rPr>
+                <w:color w:val="111826"/>
+                <w:sz w:val="18"/>
+                <w:szCs w:val="18"/>
+              </w:rPr>
+              <w:t xml:space="preserve">No   </w:t>
+            </w:r>
+          </w:p>
+        </w:tc>
+        <w:tc>
+          <w:tcPr>
+            <w:tcW w:w="1606" w:type="dxa"/>
+            <w:tcBorders>
+              <w:top w:val="single" w:sz="4" w:space="0" w:color="C7CDD6"/>
+              <w:left w:val="single" w:sz="4" w:space="0" w:color="C7CDD6"/>
+              <w:bottom w:val="single" w:sz="4" w:space="0" w:color="C7CDD6"/>
+              <w:right w:val="single" w:sz="4" w:space="0" w:color="C7CDD6"/>
+            </w:tcBorders>
+            <w:tcMar>
+              <w:top w:w="70" w:type="dxa"/>
+              <w:left w:w="110" w:type="dxa"/>
+              <w:bottom w:w="70" w:type="dxa"/>
+              <w:right w:w="110" w:type="dxa"/>
+            </w:tcMar>
+          </w:tcPr>
+          <w:p>
+            <w:pPr>
+              <w:spacing w:before="40" w:after="40"/>
+            </w:pPr>
+            <w:r>
+              <w:rPr>
+                <w:color w:val="111826"/>
+                <w:sz w:val="18"/>
+                <w:szCs w:val="18"/>
+              </w:rPr>
+              <w:t>Problem</w:t>
+            </w:r>
+          </w:p>
+        </w:tc>
+        <w:tc>
+          <w:tcPr>
+            <w:tcW w:w="1800" w:type="dxa"/>
+            <w:tcBorders>
+              <w:top w:val="single" w:sz="4" w:space="0" w:color="C7CDD6"/>
+              <w:left w:val="single" w:sz="4" w:space="0" w:color="C7CDD6"/>
+              <w:bottom w:val="single" w:sz="4" w:space="0" w:color="C7CDD6"/>
+              <w:right w:val="single" w:sz="4" w:space="0" w:color="C7CDD6"/>
+            </w:tcBorders>
+            <w:tcMar>
+              <w:top w:w="70" w:type="dxa"/>
+              <w:left w:w="110" w:type="dxa"/>
+              <w:bottom w:w="70" w:type="dxa"/>
+              <w:right w:w="110" w:type="dxa"/>
+            </w:tcMar>
+          </w:tcPr>
+          <w:p>
+            <w:r>
+              <w:rPr>
+                <w:rFonts w:ascii="Segoe UI Symbol" w:eastAsia="Segoe UI Symbol" w:hAnsi="Segoe UI Symbol" w:cs="Segoe UI Symbol"/>
+                <w:color w:val="111826"/>
+                <w:sz w:val="18"/>
+                <w:szCs w:val="18"/>
+              </w:rPr>
+              <w:t>☐</w:t>
+            </w:r>
+            <w:r>
+              <w:rPr>
+                <w:rFonts w:ascii="Segoe UI Symbol" w:eastAsia="Segoe UI Symbol" w:hAnsi="Segoe UI Symbol" w:cs="Segoe UI Symbol"/>
+                <w:color w:val="111826"/>
+                <w:sz w:val="18"/>
+                <w:szCs w:val="18"/>
+              </w:rPr>
+              <w:t xml:space="preserve"> </w:t>
+            </w:r>
+            <w:r>
+              <w:rPr>
+                <w:color w:val="111826"/>
+                <w:sz w:val="18"/>
+                <w:szCs w:val="18"/>
+              </w:rPr>
+              <w:t xml:space="preserve">Yes   </w:t>
+            </w:r>
+            <w:r>
+              <w:rPr>
+                <w:rFonts w:ascii="Segoe UI Symbol" w:eastAsia="Segoe UI Symbol" w:hAnsi="Segoe UI Symbol" w:cs="Segoe UI Symbol"/>
+                <w:color w:val="16A34A"/>
+                <w:sz w:val="18"/>
+                <w:szCs w:val="18"/>
+              </w:rPr>
+              <w:t>☑</w:t>
+            </w:r>
+            <w:r>
+              <w:rPr>
+                <w:rFonts w:ascii="Segoe UI Symbol" w:eastAsia="Segoe UI Symbol" w:hAnsi="Segoe UI Symbol" w:cs="Segoe UI Symbol"/>
+                <w:color w:val="16A34A"/>
+                <w:sz w:val="18"/>
+                <w:szCs w:val="18"/>
+              </w:rPr>
+              <w:t xml:space="preserve"> </w:t>
             </w:r>
             <w:r>
               <w:rPr>
@@ -20630,86 +20862,8 @@
                 <w:sz w:val="18"/>
                 <w:szCs w:val="18"/>
               </w:rPr>
-              <w:t xml:space="preserve">☑ </w:t>
-            </w:r>
-            <w:r>
-              <w:rPr>
-                <w:b/>
-                <w:bCs/>
-                <w:color w:val="111826"/>
-                <w:sz w:val="18"/>
-                <w:szCs w:val="18"/>
-              </w:rPr>
-              <w:t xml:space="preserve">Yes   </w:t>
-            </w:r>
-            <w:r>
-              <w:rPr>
-                <w:rFonts w:ascii="Segoe UI Symbol" w:eastAsia="Segoe UI Symbol" w:hAnsi="Segoe UI Symbol" w:cs="Segoe UI Symbol"/>
-                <w:color w:val="111826"/>
-                <w:sz w:val="18"/>
-                <w:szCs w:val="18"/>
-              </w:rPr>
-              <w:t xml:space="preserve">☐ </w:t>
-            </w:r>
-            <w:r>
-              <w:rPr>
-                <w:color w:val="111826"/>
-                <w:sz w:val="18"/>
-                <w:szCs w:val="18"/>
-              </w:rPr>
-              <w:t xml:space="preserve">No   </w:t>
-            </w:r>
-          </w:p>
-        </w:tc>
-        <w:tc>
-          <w:tcPr>
-            <w:tcW w:w="1606" w:type="dxa"/>
-            <w:tcBorders>
-              <w:top w:val="single" w:sz="4" w:space="0" w:color="C7CDD6"/>
-              <w:left w:val="single" w:sz="4" w:space="0" w:color="C7CDD6"/>
-              <w:bottom w:val="single" w:sz="4" w:space="0" w:color="C7CDD6"/>
-              <w:right w:val="single" w:sz="4" w:space="0" w:color="C7CDD6"/>
-            </w:tcBorders>
-            <w:shd w:val="clear" w:color="auto" w:fill="F3F4F6"/>
-            <w:tcMar>
-              <w:top w:w="70" w:type="dxa"/>
-              <w:left w:w="110" w:type="dxa"/>
-              <w:bottom w:w="70" w:type="dxa"/>
-              <w:right w:w="110" w:type="dxa"/>
-            </w:tcMar>
-          </w:tcPr>
-          <w:p>
-            <w:pPr>
-              <w:spacing w:before="40" w:after="40"/>
-            </w:pPr>
-            <w:r>
-              <w:rPr>
-                <w:color w:val="111826"/>
-                <w:sz w:val="18"/>
-                <w:szCs w:val="18"/>
-              </w:rPr>
-              <w:t>Solution</w:t>
-            </w:r>
-          </w:p>
-        </w:tc>
-        <w:tc>
-          <w:tcPr>
-            <w:tcW w:w="1800" w:type="dxa"/>
-            <w:tcBorders>
-              <w:top w:val="single" w:sz="4" w:space="0" w:color="C7CDD6"/>
-              <w:left w:val="single" w:sz="4" w:space="0" w:color="C7CDD6"/>
-              <w:bottom w:val="single" w:sz="4" w:space="0" w:color="C7CDD6"/>
-              <w:right w:val="single" w:sz="4" w:space="0" w:color="C7CDD6"/>
-            </w:tcBorders>
-            <w:shd w:val="clear" w:color="auto" w:fill="F3F4F6"/>
-            <w:tcMar>
-              <w:top w:w="70" w:type="dxa"/>
-              <w:left w:w="110" w:type="dxa"/>
-              <w:bottom w:w="70" w:type="dxa"/>
-              <w:right w:w="110" w:type="dxa"/>
-            </w:tcMar>
-          </w:tcPr>
-          <w:p>
+              <w:t>☑</w:t>
+            </w:r>
             <w:r>
               <w:rPr>
                 <w:rFonts w:ascii="Segoe UI Symbol" w:eastAsia="Segoe UI Symbol" w:hAnsi="Segoe UI Symbol" w:cs="Segoe UI Symbol"/>
@@ -20717,7 +20871,7 @@
                 <w:sz w:val="18"/>
                 <w:szCs w:val="18"/>
               </w:rPr>
-              <w:t xml:space="preserve">☑ </w:t>
+              <w:t xml:space="preserve"> </w:t>
             </w:r>
             <w:r>
               <w:rPr>
@@ -20736,7 +20890,121 @@
                 <w:sz w:val="18"/>
                 <w:szCs w:val="18"/>
               </w:rPr>
-              <w:t xml:space="preserve">☐ </w:t>
+              <w:t>☐</w:t>
+            </w:r>
+            <w:r>
+              <w:rPr>
+                <w:rFonts w:ascii="Segoe UI Symbol" w:eastAsia="Segoe UI Symbol" w:hAnsi="Segoe UI Symbol" w:cs="Segoe UI Symbol"/>
+                <w:color w:val="111826"/>
+                <w:sz w:val="18"/>
+                <w:szCs w:val="18"/>
+              </w:rPr>
+              <w:t xml:space="preserve"> </w:t>
+            </w:r>
+            <w:r>
+              <w:rPr>
+                <w:color w:val="111826"/>
+                <w:sz w:val="18"/>
+                <w:szCs w:val="18"/>
+              </w:rPr>
+              <w:t xml:space="preserve">No   </w:t>
+            </w:r>
+          </w:p>
+        </w:tc>
+        <w:tc>
+          <w:tcPr>
+            <w:tcW w:w="1606" w:type="dxa"/>
+            <w:tcBorders>
+              <w:top w:val="single" w:sz="4" w:space="0" w:color="C7CDD6"/>
+              <w:left w:val="single" w:sz="4" w:space="0" w:color="C7CDD6"/>
+              <w:bottom w:val="single" w:sz="4" w:space="0" w:color="C7CDD6"/>
+              <w:right w:val="single" w:sz="4" w:space="0" w:color="C7CDD6"/>
+            </w:tcBorders>
+            <w:shd w:val="clear" w:color="auto" w:fill="F3F4F6"/>
+            <w:tcMar>
+              <w:top w:w="70" w:type="dxa"/>
+              <w:left w:w="110" w:type="dxa"/>
+              <w:bottom w:w="70" w:type="dxa"/>
+              <w:right w:w="110" w:type="dxa"/>
+            </w:tcMar>
+          </w:tcPr>
+          <w:p>
+            <w:pPr>
+              <w:spacing w:before="40" w:after="40"/>
+            </w:pPr>
+            <w:r>
+              <w:rPr>
+                <w:color w:val="111826"/>
+                <w:sz w:val="18"/>
+                <w:szCs w:val="18"/>
+              </w:rPr>
+              <w:t>Solution</w:t>
+            </w:r>
+          </w:p>
+        </w:tc>
+        <w:tc>
+          <w:tcPr>
+            <w:tcW w:w="1800" w:type="dxa"/>
+            <w:tcBorders>
+              <w:top w:val="single" w:sz="4" w:space="0" w:color="C7CDD6"/>
+              <w:left w:val="single" w:sz="4" w:space="0" w:color="C7CDD6"/>
+              <w:bottom w:val="single" w:sz="4" w:space="0" w:color="C7CDD6"/>
+              <w:right w:val="single" w:sz="4" w:space="0" w:color="C7CDD6"/>
+            </w:tcBorders>
+            <w:shd w:val="clear" w:color="auto" w:fill="F3F4F6"/>
+            <w:tcMar>
+              <w:top w:w="70" w:type="dxa"/>
+              <w:left w:w="110" w:type="dxa"/>
+              <w:bottom w:w="70" w:type="dxa"/>
+              <w:right w:w="110" w:type="dxa"/>
+            </w:tcMar>
+          </w:tcPr>
+          <w:p>
+            <w:r>
+              <w:rPr>
+                <w:rFonts w:ascii="Segoe UI Symbol" w:eastAsia="Segoe UI Symbol" w:hAnsi="Segoe UI Symbol" w:cs="Segoe UI Symbol"/>
+                <w:color w:val="16A34A"/>
+                <w:sz w:val="18"/>
+                <w:szCs w:val="18"/>
+              </w:rPr>
+              <w:t>☑</w:t>
+            </w:r>
+            <w:r>
+              <w:rPr>
+                <w:rFonts w:ascii="Segoe UI Symbol" w:eastAsia="Segoe UI Symbol" w:hAnsi="Segoe UI Symbol" w:cs="Segoe UI Symbol"/>
+                <w:color w:val="16A34A"/>
+                <w:sz w:val="18"/>
+                <w:szCs w:val="18"/>
+              </w:rPr>
+              <w:t xml:space="preserve"> </w:t>
+            </w:r>
+            <w:r>
+              <w:rPr>
+                <w:b/>
+                <w:bCs/>
+                <w:color w:val="111826"/>
+                <w:sz w:val="18"/>
+                <w:szCs w:val="18"/>
+              </w:rPr>
+              <w:t xml:space="preserve">Yes   </w:t>
+            </w:r>
+            <w:r>
+              <w:rPr>
+                <w:rFonts w:ascii="Segoe UI Symbol" w:eastAsia="Segoe UI Symbol" w:hAnsi="Segoe UI Symbol" w:cs="Segoe UI Symbol"/>
+                <w:color w:val="111826"/>
+                <w:sz w:val="18"/>
+                <w:szCs w:val="18"/>
+              </w:rPr>
+              <w:t>☐</w:t>
+            </w:r>
+            <w:r>
+              <w:rPr>
+                <w:rFonts w:ascii="Segoe UI Symbol" w:eastAsia="Segoe UI Symbol" w:hAnsi="Segoe UI Symbol" w:cs="Segoe UI Symbol"/>
+                <w:color w:val="111826"/>
+                <w:sz w:val="18"/>
+                <w:szCs w:val="18"/>
+              </w:rPr>
+              <w:t xml:space="preserve"> </w:t>
             </w:r>
             <w:r>
               <w:rPr>
@@ -20809,23 +21077,13 @@
             <w:pPr>
               <w:spacing w:before="40" w:after="40"/>
             </w:pPr>
-            <w:proofErr w:type="spellStart"/>
-            <w:r>
-              <w:rPr>
-                <w:color w:val="1E3A8A"/>
-                <w:sz w:val="18"/>
-                <w:szCs w:val="18"/>
-              </w:rPr>
-              <w:t>Stabilise</w:t>
-            </w:r>
-            <w:proofErr w:type="spellEnd"/>
-            <w:r>
-              <w:rPr>
-                <w:color w:val="1E3A8A"/>
-                <w:sz w:val="18"/>
-                <w:szCs w:val="18"/>
-              </w:rPr>
-              <w:t xml:space="preserve"> mobile: refactor sprint in Q4</w:t>
+            <w:r>
+              <w:rPr>
+                <w:color w:val="1E3A8A"/>
+                <w:sz w:val="18"/>
+                <w:szCs w:val="18"/>
+              </w:rPr>
+              <w:t>Stabilise mobile: refactor sprint in Q4</w:t>
             </w:r>
           </w:p>
         </w:tc>
@@ -20853,100 +21111,7 @@
                 <w:sz w:val="18"/>
                 <w:szCs w:val="18"/>
               </w:rPr>
-              <w:t xml:space="preserve">☑ </w:t>
-            </w:r>
-            <w:r>
-              <w:rPr>
-                <w:b/>
-                <w:bCs/>
-                <w:color w:val="111826"/>
-                <w:sz w:val="18"/>
-                <w:szCs w:val="18"/>
-              </w:rPr>
-              <w:t xml:space="preserve">Yes   </w:t>
-            </w:r>
-            <w:r>
-              <w:rPr>
-                <w:rFonts w:ascii="Segoe UI Symbol" w:eastAsia="Segoe UI Symbol" w:hAnsi="Segoe UI Symbol" w:cs="Segoe UI Symbol"/>
-                <w:color w:val="111826"/>
-                <w:sz w:val="18"/>
-                <w:szCs w:val="18"/>
-              </w:rPr>
-              <w:t xml:space="preserve">☐ </w:t>
-            </w:r>
-            <w:r>
-              <w:rPr>
-                <w:color w:val="111826"/>
-                <w:sz w:val="18"/>
-                <w:szCs w:val="18"/>
-              </w:rPr>
-              <w:t xml:space="preserve">No   </w:t>
-            </w:r>
-          </w:p>
-        </w:tc>
-        <w:tc>
-          <w:tcPr>
-            <w:tcW w:w="1606" w:type="dxa"/>
-            <w:tcBorders>
-              <w:top w:val="single" w:sz="4" w:space="0" w:color="C7CDD6"/>
-              <w:left w:val="single" w:sz="4" w:space="0" w:color="C7CDD6"/>
-              <w:bottom w:val="single" w:sz="4" w:space="0" w:color="C7CDD6"/>
-              <w:right w:val="single" w:sz="4" w:space="0" w:color="C7CDD6"/>
-            </w:tcBorders>
-            <w:tcMar>
-              <w:top w:w="70" w:type="dxa"/>
-              <w:left w:w="110" w:type="dxa"/>
-              <w:bottom w:w="70" w:type="dxa"/>
-              <w:right w:w="110" w:type="dxa"/>
-            </w:tcMar>
-          </w:tcPr>
-          <w:p>
-            <w:pPr>
-              <w:spacing w:before="40" w:after="40"/>
-            </w:pPr>
-            <w:r>
-              <w:rPr>
-                <w:color w:val="111826"/>
-                <w:sz w:val="18"/>
-                <w:szCs w:val="18"/>
-              </w:rPr>
-              <w:t>Solution</w:t>
-            </w:r>
-          </w:p>
-        </w:tc>
-        <w:tc>
-          <w:tcPr>
-            <w:tcW w:w="1800" w:type="dxa"/>
-            <w:tcBorders>
-              <w:top w:val="single" w:sz="4" w:space="0" w:color="C7CDD6"/>
-              <w:left w:val="single" w:sz="4" w:space="0" w:color="C7CDD6"/>
-              <w:bottom w:val="single" w:sz="4" w:space="0" w:color="C7CDD6"/>
-              <w:right w:val="single" w:sz="4" w:space="0" w:color="C7CDD6"/>
-            </w:tcBorders>
-            <w:tcMar>
-              <w:top w:w="70" w:type="dxa"/>
-              <w:left w:w="110" w:type="dxa"/>
-              <w:bottom w:w="70" w:type="dxa"/>
-              <w:right w:w="110" w:type="dxa"/>
-            </w:tcMar>
-          </w:tcPr>
-          <w:p>
-            <w:r>
-              <w:rPr>
-                <w:rFonts w:ascii="Segoe UI Symbol" w:eastAsia="Segoe UI Symbol" w:hAnsi="Segoe UI Symbol" w:cs="Segoe UI Symbol"/>
-                <w:color w:val="111826"/>
-                <w:sz w:val="18"/>
-                <w:szCs w:val="18"/>
-              </w:rPr>
-              <w:t xml:space="preserve">☐ </w:t>
-            </w:r>
-            <w:r>
-              <w:rPr>
-                <w:color w:val="111826"/>
-                <w:sz w:val="18"/>
-                <w:szCs w:val="18"/>
-              </w:rPr>
-              <w:t xml:space="preserve">Yes   </w:t>
+              <w:t>☑</w:t>
             </w:r>
             <w:r>
               <w:rPr>
@@ -20955,7 +21120,136 @@
                 <w:sz w:val="18"/>
                 <w:szCs w:val="18"/>
               </w:rPr>
-              <w:t xml:space="preserve">☑ </w:t>
+              <w:t xml:space="preserve"> </w:t>
+            </w:r>
+            <w:r>
+              <w:rPr>
+                <w:b/>
+                <w:bCs/>
+                <w:color w:val="111826"/>
+                <w:sz w:val="18"/>
+                <w:szCs w:val="18"/>
+              </w:rPr>
+              <w:t xml:space="preserve">Yes   </w:t>
+            </w:r>
+            <w:r>
+              <w:rPr>
+                <w:rFonts w:ascii="Segoe UI Symbol" w:eastAsia="Segoe UI Symbol" w:hAnsi="Segoe UI Symbol" w:cs="Segoe UI Symbol"/>
+                <w:color w:val="111826"/>
+                <w:sz w:val="18"/>
+                <w:szCs w:val="18"/>
+              </w:rPr>
+              <w:t>☐</w:t>
+            </w:r>
+            <w:r>
+              <w:rPr>
+                <w:rFonts w:ascii="Segoe UI Symbol" w:eastAsia="Segoe UI Symbol" w:hAnsi="Segoe UI Symbol" w:cs="Segoe UI Symbol"/>
+                <w:color w:val="111826"/>
+                <w:sz w:val="18"/>
+                <w:szCs w:val="18"/>
+              </w:rPr>
+              <w:t xml:space="preserve"> </w:t>
+            </w:r>
+            <w:r>
+              <w:rPr>
+                <w:color w:val="111826"/>
+                <w:sz w:val="18"/>
+                <w:szCs w:val="18"/>
+              </w:rPr>
+              <w:t xml:space="preserve">No   </w:t>
+            </w:r>
+          </w:p>
+        </w:tc>
+        <w:tc>
+          <w:tcPr>
+            <w:tcW w:w="1606" w:type="dxa"/>
+            <w:tcBorders>
+              <w:top w:val="single" w:sz="4" w:space="0" w:color="C7CDD6"/>
+              <w:left w:val="single" w:sz="4" w:space="0" w:color="C7CDD6"/>
+              <w:bottom w:val="single" w:sz="4" w:space="0" w:color="C7CDD6"/>
+              <w:right w:val="single" w:sz="4" w:space="0" w:color="C7CDD6"/>
+            </w:tcBorders>
+            <w:tcMar>
+              <w:top w:w="70" w:type="dxa"/>
+              <w:left w:w="110" w:type="dxa"/>
+              <w:bottom w:w="70" w:type="dxa"/>
+              <w:right w:w="110" w:type="dxa"/>
+            </w:tcMar>
+          </w:tcPr>
+          <w:p>
+            <w:pPr>
+              <w:spacing w:before="40" w:after="40"/>
+            </w:pPr>
+            <w:r>
+              <w:rPr>
+                <w:color w:val="111826"/>
+                <w:sz w:val="18"/>
+                <w:szCs w:val="18"/>
+              </w:rPr>
+              <w:t>Solution</w:t>
+            </w:r>
+          </w:p>
+        </w:tc>
+        <w:tc>
+          <w:tcPr>
+            <w:tcW w:w="1800" w:type="dxa"/>
+            <w:tcBorders>
+              <w:top w:val="single" w:sz="4" w:space="0" w:color="C7CDD6"/>
+              <w:left w:val="single" w:sz="4" w:space="0" w:color="C7CDD6"/>
+              <w:bottom w:val="single" w:sz="4" w:space="0" w:color="C7CDD6"/>
+              <w:right w:val="single" w:sz="4" w:space="0" w:color="C7CDD6"/>
+            </w:tcBorders>
+            <w:tcMar>
+              <w:top w:w="70" w:type="dxa"/>
+              <w:left w:w="110" w:type="dxa"/>
+              <w:bottom w:w="70" w:type="dxa"/>
+              <w:right w:w="110" w:type="dxa"/>
+            </w:tcMar>
+          </w:tcPr>
+          <w:p>
+            <w:r>
+              <w:rPr>
+                <w:rFonts w:ascii="Segoe UI Symbol" w:eastAsia="Segoe UI Symbol" w:hAnsi="Segoe UI Symbol" w:cs="Segoe UI Symbol"/>
+                <w:color w:val="111826"/>
+                <w:sz w:val="18"/>
+                <w:szCs w:val="18"/>
+              </w:rPr>
+              <w:t>☐</w:t>
+            </w:r>
+            <w:r>
+              <w:rPr>
+                <w:rFonts w:ascii="Segoe UI Symbol" w:eastAsia="Segoe UI Symbol" w:hAnsi="Segoe UI Symbol" w:cs="Segoe UI Symbol"/>
+                <w:color w:val="111826"/>
+                <w:sz w:val="18"/>
+                <w:szCs w:val="18"/>
+              </w:rPr>
+              <w:t xml:space="preserve"> </w:t>
+            </w:r>
+            <w:r>
+              <w:rPr>
+                <w:color w:val="111826"/>
+                <w:sz w:val="18"/>
+                <w:szCs w:val="18"/>
+              </w:rPr>
+              <w:t xml:space="preserve">Yes   </w:t>
+            </w:r>
+            <w:r>
+              <w:rPr>
+                <w:rFonts w:ascii="Segoe UI Symbol" w:eastAsia="Segoe UI Symbol" w:hAnsi="Segoe UI Symbol" w:cs="Segoe UI Symbol"/>
+                <w:color w:val="16A34A"/>
+                <w:sz w:val="18"/>
+                <w:szCs w:val="18"/>
+              </w:rPr>
+              <w:t>☑</w:t>
+            </w:r>
+            <w:r>
+              <w:rPr>
+                <w:rFonts w:ascii="Segoe UI Symbol" w:eastAsia="Segoe UI Symbol" w:hAnsi="Segoe UI Symbol" w:cs="Segoe UI Symbol"/>
+                <w:color w:val="16A34A"/>
+                <w:sz w:val="18"/>
+                <w:szCs w:val="18"/>
+              </w:rPr>
+              <w:t xml:space="preserve"> </w:t>
             </w:r>
             <w:r>
               <w:rPr>
@@ -21067,102 +21361,7 @@
                 <w:sz w:val="18"/>
                 <w:szCs w:val="18"/>
               </w:rPr>
-              <w:t xml:space="preserve">☑ </w:t>
-            </w:r>
-            <w:r>
-              <w:rPr>
-                <w:b/>
-                <w:bCs/>
-                <w:color w:val="111826"/>
-                <w:sz w:val="18"/>
-                <w:szCs w:val="18"/>
-              </w:rPr>
-              <w:t xml:space="preserve">Yes   </w:t>
-            </w:r>
-            <w:r>
-              <w:rPr>
-                <w:rFonts w:ascii="Segoe UI Symbol" w:eastAsia="Segoe UI Symbol" w:hAnsi="Segoe UI Symbol" w:cs="Segoe UI Symbol"/>
-                <w:color w:val="111826"/>
-                <w:sz w:val="18"/>
-                <w:szCs w:val="18"/>
-              </w:rPr>
-              <w:t xml:space="preserve">☐ </w:t>
-            </w:r>
-            <w:r>
-              <w:rPr>
-                <w:color w:val="111826"/>
-                <w:sz w:val="18"/>
-                <w:szCs w:val="18"/>
-              </w:rPr>
-              <w:t xml:space="preserve">No   </w:t>
-            </w:r>
-          </w:p>
-        </w:tc>
-        <w:tc>
-          <w:tcPr>
-            <w:tcW w:w="1606" w:type="dxa"/>
-            <w:tcBorders>
-              <w:top w:val="single" w:sz="4" w:space="0" w:color="C7CDD6"/>
-              <w:left w:val="single" w:sz="4" w:space="0" w:color="C7CDD6"/>
-              <w:bottom w:val="single" w:sz="4" w:space="0" w:color="C7CDD6"/>
-              <w:right w:val="single" w:sz="4" w:space="0" w:color="C7CDD6"/>
-            </w:tcBorders>
-            <w:shd w:val="clear" w:color="auto" w:fill="F3F4F6"/>
-            <w:tcMar>
-              <w:top w:w="70" w:type="dxa"/>
-              <w:left w:w="110" w:type="dxa"/>
-              <w:bottom w:w="70" w:type="dxa"/>
-              <w:right w:w="110" w:type="dxa"/>
-            </w:tcMar>
-          </w:tcPr>
-          <w:p>
-            <w:pPr>
-              <w:spacing w:before="40" w:after="40"/>
-            </w:pPr>
-            <w:r>
-              <w:rPr>
-                <w:color w:val="111826"/>
-                <w:sz w:val="18"/>
-                <w:szCs w:val="18"/>
-              </w:rPr>
-              <w:t>Evidence</w:t>
-            </w:r>
-          </w:p>
-        </w:tc>
-        <w:tc>
-          <w:tcPr>
-            <w:tcW w:w="1800" w:type="dxa"/>
-            <w:tcBorders>
-              <w:top w:val="single" w:sz="4" w:space="0" w:color="C7CDD6"/>
-              <w:left w:val="single" w:sz="4" w:space="0" w:color="C7CDD6"/>
-              <w:bottom w:val="single" w:sz="4" w:space="0" w:color="C7CDD6"/>
-              <w:right w:val="single" w:sz="4" w:space="0" w:color="C7CDD6"/>
-            </w:tcBorders>
-            <w:shd w:val="clear" w:color="auto" w:fill="F3F4F6"/>
-            <w:tcMar>
-              <w:top w:w="70" w:type="dxa"/>
-              <w:left w:w="110" w:type="dxa"/>
-              <w:bottom w:w="70" w:type="dxa"/>
-              <w:right w:w="110" w:type="dxa"/>
-            </w:tcMar>
-          </w:tcPr>
-          <w:p>
-            <w:r>
-              <w:rPr>
-                <w:rFonts w:ascii="Segoe UI Symbol" w:eastAsia="Segoe UI Symbol" w:hAnsi="Segoe UI Symbol" w:cs="Segoe UI Symbol"/>
-                <w:color w:val="111826"/>
-                <w:sz w:val="18"/>
-                <w:szCs w:val="18"/>
-              </w:rPr>
-              <w:t xml:space="preserve">☐ </w:t>
-            </w:r>
-            <w:r>
-              <w:rPr>
-                <w:color w:val="111826"/>
-                <w:sz w:val="18"/>
-                <w:szCs w:val="18"/>
-              </w:rPr>
-              <w:t xml:space="preserve">Yes   </w:t>
+              <w:t>☑</w:t>
             </w:r>
             <w:r>
               <w:rPr>
@@ -21171,7 +21370,138 @@
                 <w:sz w:val="18"/>
                 <w:szCs w:val="18"/>
               </w:rPr>
-              <w:t xml:space="preserve">☑ </w:t>
+              <w:t xml:space="preserve"> </w:t>
+            </w:r>
+            <w:r>
+              <w:rPr>
+                <w:b/>
+                <w:bCs/>
+                <w:color w:val="111826"/>
+                <w:sz w:val="18"/>
+                <w:szCs w:val="18"/>
+              </w:rPr>
+              <w:t xml:space="preserve">Yes   </w:t>
+            </w:r>
+            <w:r>
+              <w:rPr>
+                <w:rFonts w:ascii="Segoe UI Symbol" w:eastAsia="Segoe UI Symbol" w:hAnsi="Segoe UI Symbol" w:cs="Segoe UI Symbol"/>
+                <w:color w:val="111826"/>
+                <w:sz w:val="18"/>
+                <w:szCs w:val="18"/>
+              </w:rPr>
+              <w:t>☐</w:t>
+            </w:r>
+            <w:r>
+              <w:rPr>
+                <w:rFonts w:ascii="Segoe UI Symbol" w:eastAsia="Segoe UI Symbol" w:hAnsi="Segoe UI Symbol" w:cs="Segoe UI Symbol"/>
+                <w:color w:val="111826"/>
+                <w:sz w:val="18"/>
+                <w:szCs w:val="18"/>
+              </w:rPr>
+              <w:t xml:space="preserve"> </w:t>
+            </w:r>
+            <w:r>
+              <w:rPr>
+                <w:color w:val="111826"/>
+                <w:sz w:val="18"/>
+                <w:szCs w:val="18"/>
+              </w:rPr>
+              <w:t xml:space="preserve">No   </w:t>
+            </w:r>
+          </w:p>
+        </w:tc>
+        <w:tc>
+          <w:tcPr>
+            <w:tcW w:w="1606" w:type="dxa"/>
+            <w:tcBorders>
+              <w:top w:val="single" w:sz="4" w:space="0" w:color="C7CDD6"/>
+              <w:left w:val="single" w:sz="4" w:space="0" w:color="C7CDD6"/>
+              <w:bottom w:val="single" w:sz="4" w:space="0" w:color="C7CDD6"/>
+              <w:right w:val="single" w:sz="4" w:space="0" w:color="C7CDD6"/>
+            </w:tcBorders>
+            <w:shd w:val="clear" w:color="auto" w:fill="F3F4F6"/>
+            <w:tcMar>
+              <w:top w:w="70" w:type="dxa"/>
+              <w:left w:w="110" w:type="dxa"/>
+              <w:bottom w:w="70" w:type="dxa"/>
+              <w:right w:w="110" w:type="dxa"/>
+            </w:tcMar>
+          </w:tcPr>
+          <w:p>
+            <w:pPr>
+              <w:spacing w:before="40" w:after="40"/>
+            </w:pPr>
+            <w:r>
+              <w:rPr>
+                <w:color w:val="111826"/>
+                <w:sz w:val="18"/>
+                <w:szCs w:val="18"/>
+              </w:rPr>
+              <w:t>Evidence</w:t>
+            </w:r>
+          </w:p>
+        </w:tc>
+        <w:tc>
+          <w:tcPr>
+            <w:tcW w:w="1800" w:type="dxa"/>
+            <w:tcBorders>
+              <w:top w:val="single" w:sz="4" w:space="0" w:color="C7CDD6"/>
+              <w:left w:val="single" w:sz="4" w:space="0" w:color="C7CDD6"/>
+              <w:bottom w:val="single" w:sz="4" w:space="0" w:color="C7CDD6"/>
+              <w:right w:val="single" w:sz="4" w:space="0" w:color="C7CDD6"/>
+            </w:tcBorders>
+            <w:shd w:val="clear" w:color="auto" w:fill="F3F4F6"/>
+            <w:tcMar>
+              <w:top w:w="70" w:type="dxa"/>
+              <w:left w:w="110" w:type="dxa"/>
+              <w:bottom w:w="70" w:type="dxa"/>
+              <w:right w:w="110" w:type="dxa"/>
+            </w:tcMar>
+          </w:tcPr>
+          <w:p>
+            <w:r>
+              <w:rPr>
+                <w:rFonts w:ascii="Segoe UI Symbol" w:eastAsia="Segoe UI Symbol" w:hAnsi="Segoe UI Symbol" w:cs="Segoe UI Symbol"/>
+                <w:color w:val="111826"/>
+                <w:sz w:val="18"/>
+                <w:szCs w:val="18"/>
+              </w:rPr>
+              <w:t>☐</w:t>
+            </w:r>
+            <w:r>
+              <w:rPr>
+                <w:rFonts w:ascii="Segoe UI Symbol" w:eastAsia="Segoe UI Symbol" w:hAnsi="Segoe UI Symbol" w:cs="Segoe UI Symbol"/>
+                <w:color w:val="111826"/>
+                <w:sz w:val="18"/>
+                <w:szCs w:val="18"/>
+              </w:rPr>
+              <w:t xml:space="preserve"> </w:t>
+            </w:r>
+            <w:r>
+              <w:rPr>
+                <w:color w:val="111826"/>
+                <w:sz w:val="18"/>
+                <w:szCs w:val="18"/>
+              </w:rPr>
+              <w:t xml:space="preserve">Yes   </w:t>
+            </w:r>
+            <w:r>
+              <w:rPr>
+                <w:rFonts w:ascii="Segoe UI Symbol" w:eastAsia="Segoe UI Symbol" w:hAnsi="Segoe UI Symbol" w:cs="Segoe UI Symbol"/>
+                <w:color w:val="16A34A"/>
+                <w:sz w:val="18"/>
+                <w:szCs w:val="18"/>
+              </w:rPr>
+              <w:t>☑</w:t>
+            </w:r>
+            <w:r>
+              <w:rPr>
+                <w:rFonts w:ascii="Segoe UI Symbol" w:eastAsia="Segoe UI Symbol" w:hAnsi="Segoe UI Symbol" w:cs="Segoe UI Symbol"/>
+                <w:color w:val="16A34A"/>
+                <w:sz w:val="18"/>
+                <w:szCs w:val="18"/>
+              </w:rPr>
+              <w:t xml:space="preserve"> </w:t>
             </w:r>
             <w:r>
               <w:rPr>
@@ -21280,100 +21610,7 @@
                 <w:sz w:val="18"/>
                 <w:szCs w:val="18"/>
               </w:rPr>
-              <w:t xml:space="preserve">☑ </w:t>
-            </w:r>
-            <w:r>
-              <w:rPr>
-                <w:b/>
-                <w:bCs/>
-                <w:color w:val="111826"/>
-                <w:sz w:val="18"/>
-                <w:szCs w:val="18"/>
-              </w:rPr>
-              <w:t xml:space="preserve">Yes   </w:t>
-            </w:r>
-            <w:r>
-              <w:rPr>
-                <w:rFonts w:ascii="Segoe UI Symbol" w:eastAsia="Segoe UI Symbol" w:hAnsi="Segoe UI Symbol" w:cs="Segoe UI Symbol"/>
-                <w:color w:val="111826"/>
-                <w:sz w:val="18"/>
-                <w:szCs w:val="18"/>
-              </w:rPr>
-              <w:t xml:space="preserve">☐ </w:t>
-            </w:r>
-            <w:r>
-              <w:rPr>
-                <w:color w:val="111826"/>
-                <w:sz w:val="18"/>
-                <w:szCs w:val="18"/>
-              </w:rPr>
-              <w:t xml:space="preserve">No   </w:t>
-            </w:r>
-          </w:p>
-        </w:tc>
-        <w:tc>
-          <w:tcPr>
-            <w:tcW w:w="1606" w:type="dxa"/>
-            <w:tcBorders>
-              <w:top w:val="single" w:sz="4" w:space="0" w:color="C7CDD6"/>
-              <w:left w:val="single" w:sz="4" w:space="0" w:color="C7CDD6"/>
-              <w:bottom w:val="single" w:sz="4" w:space="0" w:color="C7CDD6"/>
-              <w:right w:val="single" w:sz="4" w:space="0" w:color="C7CDD6"/>
-            </w:tcBorders>
-            <w:tcMar>
-              <w:top w:w="70" w:type="dxa"/>
-              <w:left w:w="110" w:type="dxa"/>
-              <w:bottom w:w="70" w:type="dxa"/>
-              <w:right w:w="110" w:type="dxa"/>
-            </w:tcMar>
-          </w:tcPr>
-          <w:p>
-            <w:pPr>
-              <w:spacing w:before="40" w:after="40"/>
-            </w:pPr>
-            <w:r>
-              <w:rPr>
-                <w:color w:val="111826"/>
-                <w:sz w:val="18"/>
-                <w:szCs w:val="18"/>
-              </w:rPr>
-              <w:t>CTA</w:t>
-            </w:r>
-          </w:p>
-        </w:tc>
-        <w:tc>
-          <w:tcPr>
-            <w:tcW w:w="1800" w:type="dxa"/>
-            <w:tcBorders>
-              <w:top w:val="single" w:sz="4" w:space="0" w:color="C7CDD6"/>
-              <w:left w:val="single" w:sz="4" w:space="0" w:color="C7CDD6"/>
-              <w:bottom w:val="single" w:sz="4" w:space="0" w:color="C7CDD6"/>
-              <w:right w:val="single" w:sz="4" w:space="0" w:color="C7CDD6"/>
-            </w:tcBorders>
-            <w:tcMar>
-              <w:top w:w="70" w:type="dxa"/>
-              <w:left w:w="110" w:type="dxa"/>
-              <w:bottom w:w="70" w:type="dxa"/>
-              <w:right w:w="110" w:type="dxa"/>
-            </w:tcMar>
-          </w:tcPr>
-          <w:p>
-            <w:r>
-              <w:rPr>
-                <w:rFonts w:ascii="Segoe UI Symbol" w:eastAsia="Segoe UI Symbol" w:hAnsi="Segoe UI Symbol" w:cs="Segoe UI Symbol"/>
-                <w:color w:val="111826"/>
-                <w:sz w:val="18"/>
-                <w:szCs w:val="18"/>
-              </w:rPr>
-              <w:t xml:space="preserve">☐ </w:t>
-            </w:r>
-            <w:r>
-              <w:rPr>
-                <w:color w:val="111826"/>
-                <w:sz w:val="18"/>
-                <w:szCs w:val="18"/>
-              </w:rPr>
-              <w:t xml:space="preserve">Yes   </w:t>
+              <w:t>☑</w:t>
             </w:r>
             <w:r>
               <w:rPr>
@@ -21382,7 +21619,136 @@
                 <w:sz w:val="18"/>
                 <w:szCs w:val="18"/>
               </w:rPr>
-              <w:t xml:space="preserve">☑ </w:t>
+              <w:t xml:space="preserve"> </w:t>
+            </w:r>
+            <w:r>
+              <w:rPr>
+                <w:b/>
+                <w:bCs/>
+                <w:color w:val="111826"/>
+                <w:sz w:val="18"/>
+                <w:szCs w:val="18"/>
+              </w:rPr>
+              <w:t xml:space="preserve">Yes   </w:t>
+            </w:r>
+            <w:r>
+              <w:rPr>
+                <w:rFonts w:ascii="Segoe UI Symbol" w:eastAsia="Segoe UI Symbol" w:hAnsi="Segoe UI Symbol" w:cs="Segoe UI Symbol"/>
+                <w:color w:val="111826"/>
+                <w:sz w:val="18"/>
+                <w:szCs w:val="18"/>
+              </w:rPr>
+              <w:t>☐</w:t>
+            </w:r>
+            <w:r>
+              <w:rPr>
+                <w:rFonts w:ascii="Segoe UI Symbol" w:eastAsia="Segoe UI Symbol" w:hAnsi="Segoe UI Symbol" w:cs="Segoe UI Symbol"/>
+                <w:color w:val="111826"/>
+                <w:sz w:val="18"/>
+                <w:szCs w:val="18"/>
+              </w:rPr>
+              <w:t xml:space="preserve"> </w:t>
+            </w:r>
+            <w:r>
+              <w:rPr>
+                <w:color w:val="111826"/>
+                <w:sz w:val="18"/>
+                <w:szCs w:val="18"/>
+              </w:rPr>
+              <w:t xml:space="preserve">No   </w:t>
+            </w:r>
+          </w:p>
+        </w:tc>
+        <w:tc>
+          <w:tcPr>
+            <w:tcW w:w="1606" w:type="dxa"/>
+            <w:tcBorders>
+              <w:top w:val="single" w:sz="4" w:space="0" w:color="C7CDD6"/>
+              <w:left w:val="single" w:sz="4" w:space="0" w:color="C7CDD6"/>
+              <w:bottom w:val="single" w:sz="4" w:space="0" w:color="C7CDD6"/>
+              <w:right w:val="single" w:sz="4" w:space="0" w:color="C7CDD6"/>
+            </w:tcBorders>
+            <w:tcMar>
+              <w:top w:w="70" w:type="dxa"/>
+              <w:left w:w="110" w:type="dxa"/>
+              <w:bottom w:w="70" w:type="dxa"/>
+              <w:right w:w="110" w:type="dxa"/>
+            </w:tcMar>
+          </w:tcPr>
+          <w:p>
+            <w:pPr>
+              <w:spacing w:before="40" w:after="40"/>
+            </w:pPr>
+            <w:r>
+              <w:rPr>
+                <w:color w:val="111826"/>
+                <w:sz w:val="18"/>
+                <w:szCs w:val="18"/>
+              </w:rPr>
+              <w:t>CTA</w:t>
+            </w:r>
+          </w:p>
+        </w:tc>
+        <w:tc>
+          <w:tcPr>
+            <w:tcW w:w="1800" w:type="dxa"/>
+            <w:tcBorders>
+              <w:top w:val="single" w:sz="4" w:space="0" w:color="C7CDD6"/>
+              <w:left w:val="single" w:sz="4" w:space="0" w:color="C7CDD6"/>
+              <w:bottom w:val="single" w:sz="4" w:space="0" w:color="C7CDD6"/>
+              <w:right w:val="single" w:sz="4" w:space="0" w:color="C7CDD6"/>
+            </w:tcBorders>
+            <w:tcMar>
+              <w:top w:w="70" w:type="dxa"/>
+              <w:left w:w="110" w:type="dxa"/>
+              <w:bottom w:w="70" w:type="dxa"/>
+              <w:right w:w="110" w:type="dxa"/>
+            </w:tcMar>
+          </w:tcPr>
+          <w:p>
+            <w:r>
+              <w:rPr>
+                <w:rFonts w:ascii="Segoe UI Symbol" w:eastAsia="Segoe UI Symbol" w:hAnsi="Segoe UI Symbol" w:cs="Segoe UI Symbol"/>
+                <w:color w:val="111826"/>
+                <w:sz w:val="18"/>
+                <w:szCs w:val="18"/>
+              </w:rPr>
+              <w:t>☐</w:t>
+            </w:r>
+            <w:r>
+              <w:rPr>
+                <w:rFonts w:ascii="Segoe UI Symbol" w:eastAsia="Segoe UI Symbol" w:hAnsi="Segoe UI Symbol" w:cs="Segoe UI Symbol"/>
+                <w:color w:val="111826"/>
+                <w:sz w:val="18"/>
+                <w:szCs w:val="18"/>
+              </w:rPr>
+              <w:t xml:space="preserve"> </w:t>
+            </w:r>
+            <w:r>
+              <w:rPr>
+                <w:color w:val="111826"/>
+                <w:sz w:val="18"/>
+                <w:szCs w:val="18"/>
+              </w:rPr>
+              <w:t xml:space="preserve">Yes   </w:t>
+            </w:r>
+            <w:r>
+              <w:rPr>
+                <w:rFonts w:ascii="Segoe UI Symbol" w:eastAsia="Segoe UI Symbol" w:hAnsi="Segoe UI Symbol" w:cs="Segoe UI Symbol"/>
+                <w:color w:val="16A34A"/>
+                <w:sz w:val="18"/>
+                <w:szCs w:val="18"/>
+              </w:rPr>
+              <w:t>☑</w:t>
+            </w:r>
+            <w:r>
+              <w:rPr>
+                <w:rFonts w:ascii="Segoe UI Symbol" w:eastAsia="Segoe UI Symbol" w:hAnsi="Segoe UI Symbol" w:cs="Segoe UI Symbol"/>
+                <w:color w:val="16A34A"/>
+                <w:sz w:val="18"/>
+                <w:szCs w:val="18"/>
+              </w:rPr>
+              <w:t xml:space="preserve"> </w:t>
             </w:r>
             <w:r>
               <w:rPr>
@@ -21418,7 +21784,7 @@
           <w:left w:w="10" w:type="dxa"/>
           <w:right w:w="10" w:type="dxa"/>
         </w:tblCellMar>
-        <w:tblLook w:val="04A0" w:firstRow="1" w:lastRow="0" w:firstColumn="1" w:lastColumn="0" w:noHBand="0" w:noVBand="1"/>
+        <w:tblLook w:val="0000" w:firstRow="0" w:lastRow="0" w:firstColumn="0" w:lastColumn="0" w:noHBand="0" w:noVBand="0"/>
       </w:tblPr>
       <w:tblGrid>
         <w:gridCol w:w="3200"/>
@@ -21492,7 +21858,16 @@
                 <w:sz w:val="18"/>
                 <w:szCs w:val="18"/>
               </w:rPr>
-              <w:t xml:space="preserve">☐ </w:t>
+              <w:t>☐</w:t>
+            </w:r>
+            <w:r>
+              <w:rPr>
+                <w:rFonts w:ascii="Segoe UI Symbol" w:eastAsia="Segoe UI Symbol" w:hAnsi="Segoe UI Symbol" w:cs="Segoe UI Symbol"/>
+                <w:color w:val="111826"/>
+                <w:sz w:val="18"/>
+                <w:szCs w:val="18"/>
+              </w:rPr>
+              <w:t xml:space="preserve"> </w:t>
             </w:r>
             <w:r>
               <w:rPr>
@@ -21509,7 +21884,16 @@
                 <w:sz w:val="18"/>
                 <w:szCs w:val="18"/>
               </w:rPr>
-              <w:t xml:space="preserve">☐ </w:t>
+              <w:t>☐</w:t>
+            </w:r>
+            <w:r>
+              <w:rPr>
+                <w:rFonts w:ascii="Segoe UI Symbol" w:eastAsia="Segoe UI Symbol" w:hAnsi="Segoe UI Symbol" w:cs="Segoe UI Symbol"/>
+                <w:color w:val="111826"/>
+                <w:sz w:val="18"/>
+                <w:szCs w:val="18"/>
+              </w:rPr>
+              <w:t xml:space="preserve"> </w:t>
             </w:r>
             <w:r>
               <w:rPr>
@@ -21526,7 +21910,16 @@
                 <w:sz w:val="18"/>
                 <w:szCs w:val="18"/>
               </w:rPr>
-              <w:t xml:space="preserve">☐ </w:t>
+              <w:t>☐</w:t>
+            </w:r>
+            <w:r>
+              <w:rPr>
+                <w:rFonts w:ascii="Segoe UI Symbol" w:eastAsia="Segoe UI Symbol" w:hAnsi="Segoe UI Symbol" w:cs="Segoe UI Symbol"/>
+                <w:color w:val="111826"/>
+                <w:sz w:val="18"/>
+                <w:szCs w:val="18"/>
+              </w:rPr>
+              <w:t xml:space="preserve"> </w:t>
             </w:r>
             <w:r>
               <w:rPr>
@@ -21543,7 +21936,16 @@
                 <w:sz w:val="18"/>
                 <w:szCs w:val="18"/>
               </w:rPr>
-              <w:t xml:space="preserve">☑ </w:t>
+              <w:t>☑</w:t>
+            </w:r>
+            <w:r>
+              <w:rPr>
+                <w:rFonts w:ascii="Segoe UI Symbol" w:eastAsia="Segoe UI Symbol" w:hAnsi="Segoe UI Symbol" w:cs="Segoe UI Symbol"/>
+                <w:color w:val="16A34A"/>
+                <w:sz w:val="18"/>
+                <w:szCs w:val="18"/>
+              </w:rPr>
+              <w:t xml:space="preserve"> </w:t>
             </w:r>
             <w:r>
               <w:rPr>
@@ -21562,7 +21964,16 @@
                 <w:sz w:val="18"/>
                 <w:szCs w:val="18"/>
               </w:rPr>
-              <w:t xml:space="preserve">☐ </w:t>
+              <w:t>☐</w:t>
+            </w:r>
+            <w:r>
+              <w:rPr>
+                <w:rFonts w:ascii="Segoe UI Symbol" w:eastAsia="Segoe UI Symbol" w:hAnsi="Segoe UI Symbol" w:cs="Segoe UI Symbol"/>
+                <w:color w:val="111826"/>
+                <w:sz w:val="18"/>
+                <w:szCs w:val="18"/>
+              </w:rPr>
+              <w:t xml:space="preserve"> </w:t>
             </w:r>
             <w:r>
               <w:rPr>
@@ -21596,7 +22007,7 @@
           <w:left w:w="10" w:type="dxa"/>
           <w:right w:w="10" w:type="dxa"/>
         </w:tblCellMar>
-        <w:tblLook w:val="04A0" w:firstRow="1" w:lastRow="0" w:firstColumn="1" w:lastColumn="0" w:noHBand="0" w:noVBand="1"/>
+        <w:tblLook w:val="0000" w:firstRow="0" w:lastRow="0" w:firstColumn="0" w:lastColumn="0" w:noHBand="0" w:noVBand="0"/>
       </w:tblPr>
       <w:tblGrid>
         <w:gridCol w:w="9906"/>
@@ -21642,29 +22053,7 @@
                 <w:szCs w:val="18"/>
               </w:rPr>
               <w:lastRenderedPageBreak/>
-              <w:t xml:space="preserve">Which slide </w:t>
-            </w:r>
-            <w:proofErr w:type="gramStart"/>
-            <w:r>
-              <w:rPr>
-                <w:b/>
-                <w:bCs/>
-                <w:color w:val="1B3A6B"/>
-                <w:sz w:val="18"/>
-                <w:szCs w:val="18"/>
-              </w:rPr>
-              <w:t>needed</w:t>
-            </w:r>
-            <w:proofErr w:type="gramEnd"/>
-            <w:r>
-              <w:rPr>
-                <w:b/>
-                <w:bCs/>
-                <w:color w:val="1B3A6B"/>
-                <w:sz w:val="18"/>
-                <w:szCs w:val="18"/>
-              </w:rPr>
-              <w:t xml:space="preserve"> the most editing? What was missing?</w:t>
+              <w:t>Which slide needed the most editing? What was missing?</w:t>
             </w:r>
           </w:p>
         </w:tc>
@@ -21742,7 +22131,7 @@
           <w:left w:w="10" w:type="dxa"/>
           <w:right w:w="10" w:type="dxa"/>
         </w:tblCellMar>
-        <w:tblLook w:val="04A0" w:firstRow="1" w:lastRow="0" w:firstColumn="1" w:lastColumn="0" w:noHBand="0" w:noVBand="1"/>
+        <w:tblLook w:val="0000" w:firstRow="0" w:lastRow="0" w:firstColumn="0" w:lastColumn="0" w:noHBand="0" w:noVBand="0"/>
       </w:tblPr>
       <w:tblGrid>
         <w:gridCol w:w="9906"/>
@@ -21812,7 +22201,7 @@
           <w:left w:w="10" w:type="dxa"/>
           <w:right w:w="10" w:type="dxa"/>
         </w:tblCellMar>
-        <w:tblLook w:val="04A0" w:firstRow="1" w:lastRow="0" w:firstColumn="1" w:lastColumn="0" w:noHBand="0" w:noVBand="1"/>
+        <w:tblLook w:val="0000" w:firstRow="0" w:lastRow="0" w:firstColumn="0" w:lastColumn="0" w:noHBand="0" w:noVBand="0"/>
       </w:tblPr>
       <w:tblGrid>
         <w:gridCol w:w="7600"/>
@@ -21930,7 +22319,7 @@
           <w:left w:w="10" w:type="dxa"/>
           <w:right w:w="10" w:type="dxa"/>
         </w:tblCellMar>
-        <w:tblLook w:val="04A0" w:firstRow="1" w:lastRow="0" w:firstColumn="1" w:lastColumn="0" w:noHBand="0" w:noVBand="1"/>
+        <w:tblLook w:val="0000" w:firstRow="0" w:lastRow="0" w:firstColumn="0" w:lastColumn="0" w:noHBand="0" w:noVBand="0"/>
       </w:tblPr>
       <w:tblGrid>
         <w:gridCol w:w="9906"/>
@@ -22023,25 +22412,7 @@
                 <w:sz w:val="18"/>
                 <w:szCs w:val="18"/>
               </w:rPr>
-              <w:t xml:space="preserve">4. Choose your top </w:t>
-            </w:r>
-            <w:proofErr w:type="gramStart"/>
-            <w:r>
-              <w:rPr>
-                <w:color w:val="111826"/>
-                <w:sz w:val="18"/>
-                <w:szCs w:val="18"/>
-              </w:rPr>
-              <w:t>3 — these are your implementation</w:t>
-            </w:r>
-            <w:proofErr w:type="gramEnd"/>
-            <w:r>
-              <w:rPr>
-                <w:color w:val="111826"/>
-                <w:sz w:val="18"/>
-                <w:szCs w:val="18"/>
-              </w:rPr>
-              <w:t xml:space="preserve"> priorities.</w:t>
+              <w:t>4. Choose your top 3 — these are your implementation priorities.</w:t>
             </w:r>
           </w:p>
           <w:p>
@@ -22096,7 +22467,7 @@
           <w:left w:w="10" w:type="dxa"/>
           <w:right w:w="10" w:type="dxa"/>
         </w:tblCellMar>
-        <w:tblLook w:val="04A0" w:firstRow="1" w:lastRow="0" w:firstColumn="1" w:lastColumn="0" w:noHBand="0" w:noVBand="1"/>
+        <w:tblLook w:val="0000" w:firstRow="0" w:lastRow="0" w:firstColumn="0" w:lastColumn="0" w:noHBand="0" w:noVBand="0"/>
       </w:tblPr>
       <w:tblGrid>
         <w:gridCol w:w="2900"/>
@@ -22413,18 +22784,8 @@
                 <w:sz w:val="18"/>
                 <w:szCs w:val="18"/>
               </w:rPr>
-              <w:t xml:space="preserve">2 </w:t>
-            </w:r>
-            <w:proofErr w:type="spellStart"/>
-            <w:r>
-              <w:rPr>
-                <w:color w:val="1E3A8A"/>
-                <w:sz w:val="18"/>
-                <w:szCs w:val="18"/>
-              </w:rPr>
-              <w:t>hrs</w:t>
-            </w:r>
-            <w:proofErr w:type="spellEnd"/>
+              <w:t>2 hrs</w:t>
+            </w:r>
           </w:p>
         </w:tc>
         <w:tc>
@@ -22585,18 +22946,8 @@
                 <w:sz w:val="18"/>
                 <w:szCs w:val="18"/>
               </w:rPr>
-              <w:t xml:space="preserve">1.5 </w:t>
-            </w:r>
-            <w:proofErr w:type="spellStart"/>
-            <w:r>
-              <w:rPr>
-                <w:color w:val="1E3A8A"/>
-                <w:sz w:val="18"/>
-                <w:szCs w:val="18"/>
-              </w:rPr>
-              <w:t>hrs</w:t>
-            </w:r>
-            <w:proofErr w:type="spellEnd"/>
+              <w:t>1.5 hrs</w:t>
+            </w:r>
           </w:p>
         </w:tc>
         <w:tc>
@@ -22760,18 +23111,8 @@
                 <w:sz w:val="18"/>
                 <w:szCs w:val="18"/>
               </w:rPr>
-              <w:t xml:space="preserve">2 </w:t>
-            </w:r>
-            <w:proofErr w:type="spellStart"/>
-            <w:r>
-              <w:rPr>
-                <w:color w:val="1E3A8A"/>
-                <w:sz w:val="18"/>
-                <w:szCs w:val="18"/>
-              </w:rPr>
-              <w:t>hrs</w:t>
-            </w:r>
-            <w:proofErr w:type="spellEnd"/>
+              <w:t>2 hrs</w:t>
+            </w:r>
           </w:p>
         </w:tc>
         <w:tc>
@@ -23093,18 +23434,8 @@
                 <w:sz w:val="18"/>
                 <w:szCs w:val="18"/>
               </w:rPr>
-              <w:t xml:space="preserve">1 </w:t>
-            </w:r>
-            <w:proofErr w:type="spellStart"/>
-            <w:r>
-              <w:rPr>
-                <w:color w:val="1E3A8A"/>
-                <w:sz w:val="18"/>
-                <w:szCs w:val="18"/>
-              </w:rPr>
-              <w:t>hr</w:t>
-            </w:r>
-            <w:proofErr w:type="spellEnd"/>
+              <w:t>1 hr</w:t>
+            </w:r>
           </w:p>
         </w:tc>
         <w:tc>
@@ -23263,18 +23594,8 @@
                 <w:sz w:val="18"/>
                 <w:szCs w:val="18"/>
               </w:rPr>
-              <w:t xml:space="preserve">1 </w:t>
-            </w:r>
-            <w:proofErr w:type="spellStart"/>
-            <w:r>
-              <w:rPr>
-                <w:color w:val="1E3A8A"/>
-                <w:sz w:val="18"/>
-                <w:szCs w:val="18"/>
-              </w:rPr>
-              <w:t>hr</w:t>
-            </w:r>
-            <w:proofErr w:type="spellEnd"/>
+              <w:t>1 hr</w:t>
+            </w:r>
           </w:p>
         </w:tc>
         <w:tc>
@@ -23327,7 +23648,7 @@
           <w:left w:w="10" w:type="dxa"/>
           <w:right w:w="10" w:type="dxa"/>
         </w:tblCellMar>
-        <w:tblLook w:val="04A0" w:firstRow="1" w:lastRow="0" w:firstColumn="1" w:lastColumn="0" w:noHBand="0" w:noVBand="1"/>
+        <w:tblLook w:val="0000" w:firstRow="0" w:lastRow="0" w:firstColumn="0" w:lastColumn="0" w:noHBand="0" w:noVBand="0"/>
       </w:tblPr>
       <w:tblGrid>
         <w:gridCol w:w="9906"/>
@@ -23495,7 +23816,7 @@
           <w:left w:w="10" w:type="dxa"/>
           <w:right w:w="10" w:type="dxa"/>
         </w:tblCellMar>
-        <w:tblLook w:val="04A0" w:firstRow="1" w:lastRow="0" w:firstColumn="1" w:lastColumn="0" w:noHBand="0" w:noVBand="1"/>
+        <w:tblLook w:val="0000" w:firstRow="0" w:lastRow="0" w:firstColumn="0" w:lastColumn="0" w:noHBand="0" w:noVBand="0"/>
       </w:tblPr>
       <w:tblGrid>
         <w:gridCol w:w="9906"/>
@@ -23577,21 +23898,7 @@
               <w:rPr>
                 <w:color w:val="1E3A8A"/>
               </w:rPr>
-              <w:t xml:space="preserve">Client call and </w:t>
-            </w:r>
-            <w:proofErr w:type="gramStart"/>
-            <w:r>
-              <w:rPr>
-                <w:color w:val="1E3A8A"/>
-              </w:rPr>
-              <w:t>meeting</w:t>
-            </w:r>
-            <w:proofErr w:type="gramEnd"/>
-            <w:r>
-              <w:rPr>
-                <w:color w:val="1E3A8A"/>
-              </w:rPr>
-              <w:t xml:space="preserve"> summaries with action items - they are frequent, always follow the same structure, and AI turns 30 minutes of writing into a 5-minute review.</w:t>
+              <w:t>Client call and meeting summaries with action items - they are frequent, always follow the same structure, and AI turns 30 minutes of writing into a 5-minute review.</w:t>
             </w:r>
           </w:p>
         </w:tc>
@@ -23838,21 +24145,7 @@
               <w:rPr>
                 <w:color w:val="1E3A8A"/>
               </w:rPr>
-              <w:t xml:space="preserve">Client call summaries: after each call I will paste my </w:t>
-            </w:r>
-            <w:proofErr w:type="spellStart"/>
-            <w:r>
-              <w:rPr>
-                <w:color w:val="1E3A8A"/>
-              </w:rPr>
-              <w:t>anonymised</w:t>
-            </w:r>
-            <w:proofErr w:type="spellEnd"/>
-            <w:r>
-              <w:rPr>
-                <w:color w:val="1E3A8A"/>
-              </w:rPr>
-              <w:t xml:space="preserve"> notes into my CRTFC Call Summary prompt and save the reviewed result to the CRM.</w:t>
+              <w:t>Client call summaries: after each call I will paste my anonymised notes into my CRTFC Call Summary prompt and save the reviewed result to the CRM.</w:t>
             </w:r>
           </w:p>
         </w:tc>
@@ -23934,35 +24227,7 @@
               <w:rPr>
                 <w:color w:val="1E3A8A"/>
               </w:rPr>
-              <w:t xml:space="preserve">How do we use AI safely with confidential client emails and documents - which tools are approved, and how should we </w:t>
-            </w:r>
-            <w:proofErr w:type="spellStart"/>
-            <w:r>
-              <w:rPr>
-                <w:color w:val="1E3A8A"/>
-              </w:rPr>
-              <w:t>anonymise</w:t>
-            </w:r>
-            <w:proofErr w:type="spellEnd"/>
-            <w:r>
-              <w:rPr>
-                <w:color w:val="1E3A8A"/>
-              </w:rPr>
-              <w:t xml:space="preserve"> data before </w:t>
-            </w:r>
-            <w:proofErr w:type="gramStart"/>
-            <w:r>
-              <w:rPr>
-                <w:color w:val="1E3A8A"/>
-              </w:rPr>
-              <w:t>pasting</w:t>
-            </w:r>
-            <w:proofErr w:type="gramEnd"/>
-            <w:r>
-              <w:rPr>
-                <w:color w:val="1E3A8A"/>
-              </w:rPr>
-              <w:t xml:space="preserve"> it?</w:t>
+              <w:t>How do we use AI safely with confidential client emails and documents - which tools are approved, and how should we anonymise data before pasting it?</w:t>
             </w:r>
           </w:p>
         </w:tc>
@@ -23988,7 +24253,7 @@
           <w:left w:w="10" w:type="dxa"/>
           <w:right w:w="10" w:type="dxa"/>
         </w:tblCellMar>
-        <w:tblLook w:val="04A0" w:firstRow="1" w:lastRow="0" w:firstColumn="1" w:lastColumn="0" w:noHBand="0" w:noVBand="1"/>
+        <w:tblLook w:val="0000" w:firstRow="0" w:lastRow="0" w:firstColumn="0" w:lastColumn="0" w:noHBand="0" w:noVBand="0"/>
       </w:tblPr>
       <w:tblGrid>
         <w:gridCol w:w="9906"/>
@@ -24103,51 +24368,7 @@
         <w:sz w:val="15"/>
         <w:szCs w:val="15"/>
       </w:rPr>
-      <w:t xml:space="preserve">© Institute </w:t>
-    </w:r>
-    <w:proofErr w:type="gramStart"/>
-    <w:r>
-      <w:rPr>
-        <w:i/>
-        <w:iCs/>
-        <w:color w:val="6B7280"/>
-        <w:sz w:val="15"/>
-        <w:szCs w:val="15"/>
-      </w:rPr>
-      <w:t>CO{</w:t>
-    </w:r>
-    <w:proofErr w:type="gramEnd"/>
-    <w:r>
-      <w:rPr>
-        <w:i/>
-        <w:iCs/>
-        <w:color w:val="6B7280"/>
-        <w:sz w:val="15"/>
-        <w:szCs w:val="15"/>
-      </w:rPr>
-      <w:t xml:space="preserve">)ELINE by </w:t>
-    </w:r>
-    <w:proofErr w:type="spellStart"/>
-    <w:r>
-      <w:rPr>
-        <w:i/>
-        <w:iCs/>
-        <w:color w:val="6B7280"/>
-        <w:sz w:val="15"/>
-        <w:szCs w:val="15"/>
-      </w:rPr>
-      <w:t>Rihal</w:t>
-    </w:r>
-    <w:proofErr w:type="spellEnd"/>
-    <w:r>
-      <w:rPr>
-        <w:i/>
-        <w:iCs/>
-        <w:color w:val="6B7280"/>
-        <w:sz w:val="15"/>
-        <w:szCs w:val="15"/>
-      </w:rPr>
-      <w:t xml:space="preserve"> | Confidential Training Material</w:t>
+      <w:t>© Institute CO{)ELINE by Rihal | Confidential Training Material</w:t>
     </w:r>
     <w:r>
       <w:rPr>
@@ -24236,73 +24457,7 @@
         <w:sz w:val="15"/>
         <w:szCs w:val="15"/>
       </w:rPr>
-      <w:t xml:space="preserve">Institute </w:t>
-    </w:r>
-    <w:proofErr w:type="gramStart"/>
-    <w:r>
-      <w:rPr>
-        <w:b/>
-        <w:bCs/>
-        <w:color w:val="FFFFFF"/>
-        <w:sz w:val="15"/>
-        <w:szCs w:val="15"/>
-      </w:rPr>
-      <w:t>CO{</w:t>
-    </w:r>
-    <w:proofErr w:type="gramEnd"/>
-    <w:r>
-      <w:rPr>
-        <w:b/>
-        <w:bCs/>
-        <w:color w:val="FFFFFF"/>
-        <w:sz w:val="15"/>
-        <w:szCs w:val="15"/>
-      </w:rPr>
-      <w:t>)</w:t>
-    </w:r>
-    <w:proofErr w:type="gramStart"/>
-    <w:r>
-      <w:rPr>
-        <w:b/>
-        <w:bCs/>
-        <w:color w:val="FFFFFF"/>
-        <w:sz w:val="15"/>
-        <w:szCs w:val="15"/>
-      </w:rPr>
-      <w:t>ELINE  |</w:t>
-    </w:r>
-    <w:proofErr w:type="gramEnd"/>
-    <w:r>
-      <w:rPr>
-        <w:b/>
-        <w:bCs/>
-        <w:color w:val="FFFFFF"/>
-        <w:sz w:val="15"/>
-        <w:szCs w:val="15"/>
-      </w:rPr>
-      <w:t xml:space="preserve">  AI for Office Automation — Day </w:t>
-    </w:r>
-    <w:proofErr w:type="gramStart"/>
-    <w:r>
-      <w:rPr>
-        <w:b/>
-        <w:bCs/>
-        <w:color w:val="FFFFFF"/>
-        <w:sz w:val="15"/>
-        <w:szCs w:val="15"/>
-      </w:rPr>
-      <w:t>2  |</w:t>
-    </w:r>
-    <w:proofErr w:type="gramEnd"/>
-    <w:r>
-      <w:rPr>
-        <w:b/>
-        <w:bCs/>
-        <w:color w:val="FFFFFF"/>
-        <w:sz w:val="15"/>
-        <w:szCs w:val="15"/>
-      </w:rPr>
-      <w:t xml:space="preserve">  Tasks Workbook (4-Hour Session)</w:t>
+      <w:t>Institute CO{)ELINE  |  AI for Office Automation — Day 2  |  Tasks Workbook (4-Hour Session)</w:t>
     </w:r>
   </w:p>
 </w:hdr>
@@ -24311,10 +24466,10 @@
 <file path=word/numbering.xml><?xml version="1.0" encoding="utf-8"?>
 <w:numbering xmlns:wpc="http://schemas.microsoft.com/office/word/2010/wordprocessingCanvas" xmlns:cx="http://schemas.microsoft.com/office/drawing/2014/chartex" xmlns:cx1="http://schemas.microsoft.com/office/drawing/2015/9/8/chartex" xmlns:cx2="http://schemas.microsoft.com/office/drawing/2015/10/21/chartex" xmlns:cx3="http://schemas.microsoft.com/office/drawing/2016/5/9/chartex" xmlns:cx4="http://schemas.microsoft.com/office/drawing/2016/5/10/chartex" xmlns:cx5="http://schemas.microsoft.com/office/drawing/2016/5/11/chartex" xmlns:cx6="http://schemas.microsoft.com/office/drawing/2016/5/12/chartex" xmlns:cx7="http://schemas.microsoft.com/office/drawing/2016/5/13/chartex" xmlns:cx8="http://schemas.microsoft.com/office/drawing/2016/5/14/chartex" xmlns:mc="http://schemas.openxmlformats.org/markup-compatibility/2006" xmlns:aink="http://schemas.microsoft.com/office/drawing/2016/ink" xmlns:am3d="http://schemas.microsoft.com/office/drawing/2017/model3d" xmlns:o="urn:schemas-microsoft-com:office:office" xmlns:oel="http://schemas.microsoft.com/office/2019/extlst" xmlns:r="http://schemas.openxmlformats.org/officeDocument/2006/relationships" xmlns:m="http://schemas.openxmlformats.org/officeDocument/2006/math" xmlns:v="urn:schemas-microsoft-com:vml" xmlns:wp14="http://schemas.microsoft.com/office/word/2010/wordprocessingDrawing" xmlns:wp="http://schemas.openxmlformats.org/drawingml/2006/wordprocessingDrawing" xmlns:w10="urn:schemas-microsoft-com:office:word" xmlns:w="http://schemas.openxmlformats.org/wordprocessingml/2006/main" xmlns:w14="http://schemas.microsoft.com/office/word/2010/wordml" xmlns:w15="http://schemas.microsoft.com/office/word/2012/wordml" xmlns:w16cex="http://schemas.microsoft.com/office/word/2018/wordml/cex" xmlns:w16cid="http://schemas.microsoft.com/office/word/2016/wordml/cid" xmlns:w16="http://schemas.microsoft.com/office/word/2018/wordml" xmlns:w16du="http://schemas.microsoft.com/office/word/2023/wordml/word16du" xmlns:w16sdtdh="http://schemas.microsoft.com/office/word/2020/wordml/sdtdatahash" xmlns:w16sdtfl="http://schemas.microsoft.com/office/word/2024/wordml/sdtformatlock" xmlns:w16se="http://schemas.microsoft.com/office/word/2015/wordml/symex" xmlns:wpg="http://schemas.microsoft.com/office/word/2010/wordprocessingGroup" xmlns:wpi="http://schemas.microsoft.com/office/word/2010/wordprocessingInk" xmlns:wne="http://schemas.microsoft.com/office/word/2006/wordml" xmlns:wps="http://schemas.microsoft.com/office/word/2010/wordprocessingShape" mc:Ignorable="w14 w15 w16se w16cid w16 w16cex w16sdtdh w16sdtfl w16du wp14">
   <w:abstractNum w:abstractNumId="0" w15:restartNumberingAfterBreak="0">
-    <w:nsid w:val="582B3CB0"/>
+    <w:nsid w:val="28767DF6"/>
     <w:multiLevelType w:val="hybridMultilevel"/>
-    <w:tmpl w:val="68B664AA"/>
-    <w:lvl w:ilvl="0" w:tplc="5540C912">
+    <w:tmpl w:val="F4C60560"/>
+    <w:lvl w:ilvl="0" w:tplc="80EC4D38">
       <w:start w:val="1"/>
       <w:numFmt w:val="bullet"/>
       <w:lvlText w:val="●"/>
@@ -24323,7 +24478,7 @@
         <w:ind w:left="720" w:hanging="360"/>
       </w:pPr>
     </w:lvl>
-    <w:lvl w:ilvl="1" w:tplc="54A23BCA">
+    <w:lvl w:ilvl="1" w:tplc="BF7466CE">
       <w:start w:val="1"/>
       <w:numFmt w:val="bullet"/>
       <w:lvlText w:val="○"/>
@@ -24332,7 +24487,7 @@
         <w:ind w:left="1440" w:hanging="360"/>
       </w:pPr>
     </w:lvl>
-    <w:lvl w:ilvl="2" w:tplc="36AA7850">
+    <w:lvl w:ilvl="2" w:tplc="4C18C59A">
       <w:start w:val="1"/>
       <w:numFmt w:val="bullet"/>
       <w:lvlText w:val="■"/>
@@ -24341,7 +24496,7 @@
         <w:ind w:left="2160" w:hanging="360"/>
       </w:pPr>
     </w:lvl>
-    <w:lvl w:ilvl="3" w:tplc="02FA7440">
+    <w:lvl w:ilvl="3" w:tplc="59CE8C22">
       <w:start w:val="1"/>
       <w:numFmt w:val="bullet"/>
       <w:lvlText w:val="●"/>
@@ -24350,7 +24505,7 @@
         <w:ind w:left="2880" w:hanging="360"/>
       </w:pPr>
     </w:lvl>
-    <w:lvl w:ilvl="4" w:tplc="2EEA1480">
+    <w:lvl w:ilvl="4" w:tplc="72EAEE92">
       <w:start w:val="1"/>
       <w:numFmt w:val="bullet"/>
       <w:lvlText w:val="○"/>
@@ -24359,7 +24514,7 @@
         <w:ind w:left="3600" w:hanging="360"/>
       </w:pPr>
     </w:lvl>
-    <w:lvl w:ilvl="5" w:tplc="F84053E8">
+    <w:lvl w:ilvl="5" w:tplc="134A55BC">
       <w:start w:val="1"/>
       <w:numFmt w:val="bullet"/>
       <w:lvlText w:val="■"/>
@@ -24368,7 +24523,7 @@
         <w:ind w:left="4320" w:hanging="360"/>
       </w:pPr>
     </w:lvl>
-    <w:lvl w:ilvl="6" w:tplc="46189AFC">
+    <w:lvl w:ilvl="6" w:tplc="764251C0">
       <w:start w:val="1"/>
       <w:numFmt w:val="bullet"/>
       <w:lvlText w:val="●"/>
@@ -24377,7 +24532,7 @@
         <w:ind w:left="5040" w:hanging="360"/>
       </w:pPr>
     </w:lvl>
-    <w:lvl w:ilvl="7" w:tplc="61FC68D6">
+    <w:lvl w:ilvl="7" w:tplc="B4E0AC3A">
       <w:start w:val="1"/>
       <w:numFmt w:val="bullet"/>
       <w:lvlText w:val="●"/>
@@ -24386,7 +24541,7 @@
         <w:ind w:left="5760" w:hanging="360"/>
       </w:pPr>
     </w:lvl>
-    <w:lvl w:ilvl="8" w:tplc="62E8D3B2">
+    <w:lvl w:ilvl="8" w:tplc="D0F4B5E6">
       <w:start w:val="1"/>
       <w:numFmt w:val="bullet"/>
       <w:lvlText w:val="●"/>
@@ -24396,7 +24551,7 @@
       </w:pPr>
     </w:lvl>
   </w:abstractNum>
-  <w:num w:numId="1" w16cid:durableId="848374845">
+  <w:num w:numId="1" w16cid:durableId="2008433129">
     <w:abstractNumId w:val="0"/>
     <w:lvlOverride w:ilvl="0">
       <w:startOverride w:val="1"/>
